--- a/Daily Reports/05_09_2026-CBOT Reports.docx
+++ b/Daily Reports/05_09_2026-CBOT Reports.docx
@@ -104,7 +104,7 @@
           <w:color w:val="5C768D"/>
           <w:sz w:val="19"/>
         </w:rPr>
-        <w:t>Cập nhật tự động qua `macro_tracker.py` vào lúc 06:51 ICT ngày 05/09/2026</w:t>
+        <w:t>Cập nhật tự động qua `macro_tracker.py` vào lúc 07:00 ICT ngày 05/09/2026</w:t>
       </w:r>
     </w:p>
     <w:tbl>
@@ -1316,7 +1316,7 @@
           <w:color w:val="5C768D"/>
           <w:sz w:val="19"/>
         </w:rPr>
-        <w:t>Cập nhật tự động lúc 06:51 ICT ngày 05/09/2026 — Nguồn: NOAA, USDA, BOM Australia</w:t>
+        <w:t>Cập nhật tự động lúc 07:00 ICT ngày 05/09/2026 — Nguồn: NOAA, USDA, BOM Australia</w:t>
       </w:r>
     </w:p>
     <w:p>

--- a/Daily Reports/05_09_2026-CBOT Reports.docx
+++ b/Daily Reports/05_09_2026-CBOT Reports.docx
@@ -104,7 +104,7 @@
           <w:color w:val="5C768D"/>
           <w:sz w:val="19"/>
         </w:rPr>
-        <w:t>Cập nhật tự động qua `macro_tracker.py` vào lúc 07:00 ICT ngày 05/09/2026</w:t>
+        <w:t>Cập nhật tự động qua `macro_tracker.py` vào lúc 08:00 ICT ngày 05/09/2026</w:t>
       </w:r>
     </w:p>
     <w:tbl>
@@ -1316,7 +1316,7 @@
           <w:color w:val="5C768D"/>
           <w:sz w:val="19"/>
         </w:rPr>
-        <w:t>Cập nhật tự động lúc 07:00 ICT ngày 05/09/2026 — Nguồn: NOAA, USDA, BOM Australia</w:t>
+        <w:t>Cập nhật tự động lúc 08:00 ICT ngày 05/09/2026 — Nguồn: NOAA, USDA, BOM Australia</w:t>
       </w:r>
     </w:p>
     <w:p>

--- a/Daily Reports/05_09_2026-CBOT Reports.docx
+++ b/Daily Reports/05_09_2026-CBOT Reports.docx
@@ -104,7 +104,7 @@
           <w:color w:val="5C768D"/>
           <w:sz w:val="19"/>
         </w:rPr>
-        <w:t>Cập nhật tự động qua `macro_tracker.py` vào lúc 08:00 ICT ngày 05/09/2026</w:t>
+        <w:t>Cập nhật tự động qua `macro_tracker.py` vào lúc 10:19 ICT ngày 05/09/2026</w:t>
       </w:r>
     </w:p>
     <w:tbl>
@@ -1316,7 +1316,7 @@
           <w:color w:val="5C768D"/>
           <w:sz w:val="19"/>
         </w:rPr>
-        <w:t>Cập nhật tự động lúc 08:00 ICT ngày 05/09/2026 — Nguồn: NOAA, USDA, BOM Australia</w:t>
+        <w:t>Cập nhật tự động lúc 10:19 ICT ngày 05/09/2026 — Nguồn: NOAA, USDA, BOM Australia</w:t>
       </w:r>
     </w:p>
     <w:p>
@@ -11657,7 +11657,7 @@
         <w:rPr>
           <w:b/>
         </w:rPr>
-        <w:t>`-137,173`</w:t>
+        <w:t>`-198,093`</w:t>
       </w:r>
       <w:r>
         <w:t xml:space="preserve">) | OI: </w:t>
@@ -21839,7 +21839,7 @@
         <w:rPr>
           <w:b/>
         </w:rPr>
-        <w:t>`-496`</w:t>
+        <w:t>`-60,355`</w:t>
       </w:r>
       <w:r>
         <w:t xml:space="preserve">) | OI: </w:t>

--- a/Daily Reports/05_09_2026-CBOT Reports.docx
+++ b/Daily Reports/05_09_2026-CBOT Reports.docx
@@ -104,7 +104,7 @@
           <w:color w:val="5C768D"/>
           <w:sz w:val="19"/>
         </w:rPr>
-        <w:t>Cập nhật tự động qua `macro_tracker.py` vào lúc 10:19 ICT ngày 05/09/2026</w:t>
+        <w:t>Cập nhật tự động qua `macro_tracker.py` vào lúc 11:03 ICT ngày 05/09/2026</w:t>
       </w:r>
     </w:p>
     <w:tbl>
@@ -313,7 +313,7 @@
               <w:rPr>
                 <w:b/>
               </w:rPr>
-              <w:t>95.83 / thùng</w:t>
+              <w:t>96.28 / thùng</w:t>
             </w:r>
           </w:p>
         </w:tc>
@@ -344,7 +344,7 @@
               <w:rPr>
                 <w:b/>
               </w:rPr>
-              <w:t>+0.33%</w:t>
+              <w:t>+0.80%</w:t>
             </w:r>
           </w:p>
         </w:tc>
@@ -1228,7 +1228,7 @@
         <w:rPr>
           <w:b/>
         </w:rPr>
-        <w:t>`95.83` (+0.33%)</w:t>
+        <w:t>`96.28` (+0.80%)</w:t>
       </w:r>
       <w:r>
         <w:t xml:space="preserve"> | DXY: </w:t>
@@ -1246,7 +1246,7 @@
         <w:rPr>
           <w:b/>
         </w:rPr>
-        <w:t>`732.75` (-0.44%)</w:t>
+        <w:t>`734.00` (-2.72%)</w:t>
       </w:r>
       <w:r>
         <w:t>.</w:t>
@@ -1316,7 +1316,7 @@
           <w:color w:val="5C768D"/>
           <w:sz w:val="19"/>
         </w:rPr>
-        <w:t>Cập nhật tự động lúc 10:19 ICT ngày 05/09/2026 — Nguồn: NOAA, USDA, BOM Australia</w:t>
+        <w:t>Cập nhật tự động lúc 11:03 ICT ngày 05/09/2026 — Nguồn: NOAA, USDA, BOM Australia</w:t>
       </w:r>
     </w:p>
     <w:p>
@@ -3615,7 +3615,7 @@
               <w:rPr>
                 <w:b/>
               </w:rPr>
-              <w:t>538.34 (+1.59)</w:t>
+              <w:t>538.42 (+1.67)</w:t>
             </w:r>
           </w:p>
         </w:tc>
@@ -11624,10 +11624,10 @@
         <w:rPr>
           <w:b/>
         </w:rPr>
-        <w:t>`538.34 cents`</w:t>
+        <w:t>`538.42 cents`</w:t>
       </w:r>
       <w:r>
-        <w:t xml:space="preserve"> (+1.59).</w:t>
+        <w:t xml:space="preserve"> (+1.67).</w:t>
       </w:r>
     </w:p>
     <w:p>
@@ -11648,7 +11648,7 @@
         <w:rPr>
           <w:b/>
         </w:rPr>
-        <w:t>`191,255`</w:t>
+        <w:t>`389,348`</w:t>
       </w:r>
       <w:r>
         <w:t xml:space="preserve"> (Chênh lệch: </w:t>
@@ -11657,7 +11657,7 @@
         <w:rPr>
           <w:b/>
         </w:rPr>
-        <w:t>`-198,093`</w:t>
+        <w:t>`+0`</w:t>
       </w:r>
       <w:r>
         <w:t xml:space="preserve">) | OI: </w:t>
@@ -11991,7 +11991,7 @@
               <w:rPr>
                 <w:b/>
               </w:rPr>
-              <w:t>95.83</w:t>
+              <w:t>96.28</w:t>
             </w:r>
           </w:p>
         </w:tc>
@@ -12022,7 +12022,7 @@
               <w:rPr>
                 <w:b/>
               </w:rPr>
-              <w:t>+0.33%</w:t>
+              <w:t>+0.80%</w:t>
             </w:r>
           </w:p>
         </w:tc>
@@ -21830,7 +21830,7 @@
         <w:rPr>
           <w:b/>
         </w:rPr>
-        <w:t>`100,203`</w:t>
+        <w:t>`160,558`</w:t>
       </w:r>
       <w:r>
         <w:t xml:space="preserve"> (Chênh lệch: </w:t>
@@ -21839,7 +21839,7 @@
         <w:rPr>
           <w:b/>
         </w:rPr>
-        <w:t>`-60,355`</w:t>
+        <w:t>`+0`</w:t>
       </w:r>
       <w:r>
         <w:t xml:space="preserve">) | OI: </w:t>
@@ -22173,7 +22173,7 @@
               <w:rPr>
                 <w:b/>
               </w:rPr>
-              <w:t>95.83</w:t>
+              <w:t>96.28</w:t>
             </w:r>
           </w:p>
         </w:tc>
@@ -22204,7 +22204,7 @@
               <w:rPr>
                 <w:b/>
               </w:rPr>
-              <w:t>+0.33%</w:t>
+              <w:t>+0.80%</w:t>
             </w:r>
           </w:p>
         </w:tc>

--- a/Daily Reports/05_09_2026-CBOT Reports.docx
+++ b/Daily Reports/05_09_2026-CBOT Reports.docx
@@ -104,7 +104,7 @@
           <w:color w:val="5C768D"/>
           <w:sz w:val="19"/>
         </w:rPr>
-        <w:t>Cập nhật tự động qua `macro_tracker.py` vào lúc 11:03 ICT ngày 05/09/2026</w:t>
+        <w:t>Cập nhật tự động qua `macro_tracker.py` vào lúc 13:34 ICT ngày 05/09/2026</w:t>
       </w:r>
     </w:p>
     <w:tbl>
@@ -544,7 +544,7 @@
           <w:color w:val="5C768D"/>
           <w:sz w:val="19"/>
         </w:rPr>
-        <w:t>Cập nhật từ nguồn CFTC Public API (Ngày báo cáo chốt sổ: 2026-08-25)</w:t>
+        <w:t>Cập nhật từ nguồn CFTC Public API (Ngày báo cáo chốt sổ: 2026-09-01)</w:t>
       </w:r>
     </w:p>
     <w:p>
@@ -865,7 +865,7 @@
               <w:rPr>
                 <w:b/>
               </w:rPr>
-              <w:t>317,448</w:t>
+              <w:t>401,003</w:t>
             </w:r>
           </w:p>
         </w:tc>
@@ -896,7 +896,7 @@
               <w:rPr>
                 <w:b/>
               </w:rPr>
-              <w:t>+135,756</w:t>
+              <w:t>+83,555</w:t>
             </w:r>
           </w:p>
         </w:tc>
@@ -1065,7 +1065,7 @@
               <w:rPr>
                 <w:b/>
               </w:rPr>
-              <w:t>-13,597</w:t>
+              <w:t>14,904</w:t>
             </w:r>
           </w:p>
         </w:tc>
@@ -1096,7 +1096,7 @@
               <w:rPr>
                 <w:b/>
               </w:rPr>
-              <w:t>+11,731</w:t>
+              <w:t>+28,501</w:t>
             </w:r>
           </w:p>
         </w:tc>
@@ -1126,23 +1126,13 @@
             <w:r>
               <w:rPr>
                 <w:b/>
-                <w:color w:val="B91C1C"/>
+                <w:color w:val="15803D"/>
               </w:rPr>
-              <w:t>Q4 (CAM) - COVER SHORT</w:t>
+              <w:t>Q1 (XANH LA) - GOM LONG</w:t>
             </w:r>
             <w:r>
               <w:br/>
-              <w:t xml:space="preserve">*Cam </w:t>
-            </w:r>
-            <w:r>
-              <w:rPr>
-                <w:b/>
-                <w:color w:val="B91C1C"/>
-              </w:rPr>
-              <w:t>Short</w:t>
-            </w:r>
-            <w:r>
-              <w:t xml:space="preserve"> duoi. Canh </w:t>
+              <w:t xml:space="preserve">*Uu tien </w:t>
             </w:r>
             <w:r>
               <w:rPr>
@@ -1152,7 +1142,7 @@
               <w:t>LONG</w:t>
             </w:r>
             <w:r>
-              <w:t xml:space="preserve"> bat hoi.*</w:t>
+              <w:t>. Xu huong tang ben vung.*</w:t>
             </w:r>
           </w:p>
         </w:tc>
@@ -1183,7 +1173,7 @@
               <w:rPr>
                 <w:b/>
               </w:rPr>
-              <w:t>+1.0</w:t>
+              <w:t>+1.5</w:t>
             </w:r>
           </w:p>
         </w:tc>
@@ -1316,7 +1306,7 @@
           <w:color w:val="5C768D"/>
           <w:sz w:val="19"/>
         </w:rPr>
-        <w:t>Cập nhật tự động lúc 11:03 ICT ngày 05/09/2026 — Nguồn: NOAA, USDA, BOM Australia</w:t>
+        <w:t>Cập nhật tự động lúc 13:34 ICT ngày 05/09/2026 — Nguồn: NOAA, USDA, BOM Australia</w:t>
       </w:r>
     </w:p>
     <w:p>
@@ -12356,7 +12346,7 @@
               <w:rPr>
                 <w:b/>
               </w:rPr>
-              <w:t>2026-08-25</w:t>
+              <w:t>2026-09-01</w:t>
             </w:r>
           </w:p>
         </w:tc>
@@ -12551,7 +12541,7 @@
               <w:rPr>
                 <w:b/>
               </w:rPr>
-              <w:t>317,448</w:t>
+              <w:t>401,003</w:t>
             </w:r>
           </w:p>
         </w:tc>
@@ -12663,7 +12653,7 @@
               <w:rPr>
                 <w:b/>
               </w:rPr>
-              <w:t>+135,756</w:t>
+              <w:t>+83,555</w:t>
             </w:r>
           </w:p>
         </w:tc>
@@ -22538,7 +22528,7 @@
               <w:rPr>
                 <w:b/>
               </w:rPr>
-              <w:t>2026-08-25</w:t>
+              <w:t>2026-09-01</w:t>
             </w:r>
           </w:p>
         </w:tc>
@@ -22629,9 +22619,9 @@
             <w:r>
               <w:rPr>
                 <w:b/>
-                <w:color w:val="B91C1C"/>
+                <w:color w:val="15803D"/>
               </w:rPr>
-              <w:t>Q4 (CAM) - COVER SHORT</w:t>
+              <w:t>Q1 (XANH LA) - GOM LONG</w:t>
             </w:r>
           </w:p>
         </w:tc>
@@ -22659,7 +22649,119 @@
             </w:pPr>
             <w:r/>
             <w:r>
-              <w:t xml:space="preserve">*Cam </w:t>
+              <w:t xml:space="preserve">*Uu tien </w:t>
+            </w:r>
+            <w:r>
+              <w:rPr>
+                <w:b/>
+                <w:color w:val="15803D"/>
+              </w:rPr>
+              <w:t>LONG</w:t>
+            </w:r>
+            <w:r>
+              <w:t>. Xu huong tang ben vung.*</w:t>
+            </w:r>
+          </w:p>
+        </w:tc>
+      </w:tr>
+      <w:tr>
+        <w:tc>
+          <w:tcPr>
+            <w:tcW w:type="dxa" w:w="4560"/>
+            <w:shd w:fill="F8FAFC"/>
+            <w:tcMar>
+              <w:top w:w="100" w:type="dxa"/>
+              <w:bottom w:w="100" w:type="dxa"/>
+              <w:left w:w="120" w:type="dxa"/>
+              <w:right w:w="120" w:type="dxa"/>
+            </w:tcMar>
+            <w:tcBorders>
+              <w:top w:val="single" w:sz="4" w:space="0" w:color="CCCCCC"/>
+              <w:bottom w:val="single" w:sz="4" w:space="0" w:color="CCCCCC"/>
+              <w:left w:val="single" w:sz="4" w:space="0" w:color="CCCCCC"/>
+              <w:right w:val="single" w:sz="4" w:space="0" w:color="CCCCCC"/>
+            </w:tcBorders>
+          </w:tcPr>
+          <w:p>
+            <w:pPr>
+              <w:spacing w:before="60" w:after="60" w:line="252" w:lineRule="auto"/>
+              <w:jc w:val="left"/>
+            </w:pPr>
+            <w:r/>
+            <w:r>
+              <w:rPr>
+                <w:b/>
+              </w:rPr>
+              <w:t>Net Position</w:t>
+            </w:r>
+          </w:p>
+        </w:tc>
+        <w:tc>
+          <w:tcPr>
+            <w:tcW w:type="dxa" w:w="4560"/>
+            <w:shd w:fill="F8FAFC"/>
+            <w:tcMar>
+              <w:top w:w="100" w:type="dxa"/>
+              <w:bottom w:w="100" w:type="dxa"/>
+              <w:left w:w="120" w:type="dxa"/>
+              <w:right w:w="120" w:type="dxa"/>
+            </w:tcMar>
+            <w:tcBorders>
+              <w:top w:val="single" w:sz="4" w:space="0" w:color="CCCCCC"/>
+              <w:bottom w:val="single" w:sz="4" w:space="0" w:color="CCCCCC"/>
+              <w:left w:val="single" w:sz="4" w:space="0" w:color="CCCCCC"/>
+              <w:right w:val="single" w:sz="4" w:space="0" w:color="CCCCCC"/>
+            </w:tcBorders>
+          </w:tcPr>
+          <w:p>
+            <w:pPr>
+              <w:spacing w:before="60" w:after="60" w:line="252" w:lineRule="auto"/>
+              <w:jc w:val="left"/>
+            </w:pPr>
+            <w:r/>
+            <w:r>
+              <w:rPr>
+                <w:b/>
+              </w:rPr>
+              <w:t>14,904</w:t>
+            </w:r>
+          </w:p>
+        </w:tc>
+        <w:tc>
+          <w:tcPr>
+            <w:tcW w:type="dxa" w:w="4560"/>
+            <w:shd w:fill="F8FAFC"/>
+            <w:tcMar>
+              <w:top w:w="100" w:type="dxa"/>
+              <w:bottom w:w="100" w:type="dxa"/>
+              <w:left w:w="120" w:type="dxa"/>
+              <w:right w:w="120" w:type="dxa"/>
+            </w:tcMar>
+            <w:tcBorders>
+              <w:top w:val="single" w:sz="4" w:space="0" w:color="CCCCCC"/>
+              <w:bottom w:val="single" w:sz="4" w:space="0" w:color="CCCCCC"/>
+              <w:left w:val="single" w:sz="4" w:space="0" w:color="CCCCCC"/>
+              <w:right w:val="single" w:sz="4" w:space="0" w:color="CCCCCC"/>
+            </w:tcBorders>
+          </w:tcPr>
+          <w:p>
+            <w:pPr>
+              <w:spacing w:before="60" w:after="60" w:line="252" w:lineRule="auto"/>
+              <w:jc w:val="left"/>
+            </w:pPr>
+            <w:r/>
+            <w:r>
+              <w:t>Hợp đồng (</w:t>
+            </w:r>
+            <w:r>
+              <w:rPr>
+                <w:b/>
+                <w:color w:val="15803D"/>
+              </w:rPr>
+              <w:t>Long</w:t>
+            </w:r>
+            <w:r>
+              <w:t xml:space="preserve"> - </w:t>
             </w:r>
             <w:r>
               <w:rPr>
@@ -22669,128 +22771,6 @@
               <w:t>Short</w:t>
             </w:r>
             <w:r>
-              <w:t xml:space="preserve"> duoi. Canh </w:t>
-            </w:r>
-            <w:r>
-              <w:rPr>
-                <w:b/>
-                <w:color w:val="15803D"/>
-              </w:rPr>
-              <w:t>LONG</w:t>
-            </w:r>
-            <w:r>
-              <w:t xml:space="preserve"> bat hoi.*</w:t>
-            </w:r>
-          </w:p>
-        </w:tc>
-      </w:tr>
-      <w:tr>
-        <w:tc>
-          <w:tcPr>
-            <w:tcW w:type="dxa" w:w="4560"/>
-            <w:shd w:fill="F8FAFC"/>
-            <w:tcMar>
-              <w:top w:w="100" w:type="dxa"/>
-              <w:bottom w:w="100" w:type="dxa"/>
-              <w:left w:w="120" w:type="dxa"/>
-              <w:right w:w="120" w:type="dxa"/>
-            </w:tcMar>
-            <w:tcBorders>
-              <w:top w:val="single" w:sz="4" w:space="0" w:color="CCCCCC"/>
-              <w:bottom w:val="single" w:sz="4" w:space="0" w:color="CCCCCC"/>
-              <w:left w:val="single" w:sz="4" w:space="0" w:color="CCCCCC"/>
-              <w:right w:val="single" w:sz="4" w:space="0" w:color="CCCCCC"/>
-            </w:tcBorders>
-          </w:tcPr>
-          <w:p>
-            <w:pPr>
-              <w:spacing w:before="60" w:after="60" w:line="252" w:lineRule="auto"/>
-              <w:jc w:val="left"/>
-            </w:pPr>
-            <w:r/>
-            <w:r>
-              <w:rPr>
-                <w:b/>
-              </w:rPr>
-              <w:t>Net Position</w:t>
-            </w:r>
-          </w:p>
-        </w:tc>
-        <w:tc>
-          <w:tcPr>
-            <w:tcW w:type="dxa" w:w="4560"/>
-            <w:shd w:fill="F8FAFC"/>
-            <w:tcMar>
-              <w:top w:w="100" w:type="dxa"/>
-              <w:bottom w:w="100" w:type="dxa"/>
-              <w:left w:w="120" w:type="dxa"/>
-              <w:right w:w="120" w:type="dxa"/>
-            </w:tcMar>
-            <w:tcBorders>
-              <w:top w:val="single" w:sz="4" w:space="0" w:color="CCCCCC"/>
-              <w:bottom w:val="single" w:sz="4" w:space="0" w:color="CCCCCC"/>
-              <w:left w:val="single" w:sz="4" w:space="0" w:color="CCCCCC"/>
-              <w:right w:val="single" w:sz="4" w:space="0" w:color="CCCCCC"/>
-            </w:tcBorders>
-          </w:tcPr>
-          <w:p>
-            <w:pPr>
-              <w:spacing w:before="60" w:after="60" w:line="252" w:lineRule="auto"/>
-              <w:jc w:val="left"/>
-            </w:pPr>
-            <w:r/>
-            <w:r>
-              <w:rPr>
-                <w:b/>
-              </w:rPr>
-              <w:t>-13,597</w:t>
-            </w:r>
-          </w:p>
-        </w:tc>
-        <w:tc>
-          <w:tcPr>
-            <w:tcW w:type="dxa" w:w="4560"/>
-            <w:shd w:fill="F8FAFC"/>
-            <w:tcMar>
-              <w:top w:w="100" w:type="dxa"/>
-              <w:bottom w:w="100" w:type="dxa"/>
-              <w:left w:w="120" w:type="dxa"/>
-              <w:right w:w="120" w:type="dxa"/>
-            </w:tcMar>
-            <w:tcBorders>
-              <w:top w:val="single" w:sz="4" w:space="0" w:color="CCCCCC"/>
-              <w:bottom w:val="single" w:sz="4" w:space="0" w:color="CCCCCC"/>
-              <w:left w:val="single" w:sz="4" w:space="0" w:color="CCCCCC"/>
-              <w:right w:val="single" w:sz="4" w:space="0" w:color="CCCCCC"/>
-            </w:tcBorders>
-          </w:tcPr>
-          <w:p>
-            <w:pPr>
-              <w:spacing w:before="60" w:after="60" w:line="252" w:lineRule="auto"/>
-              <w:jc w:val="left"/>
-            </w:pPr>
-            <w:r/>
-            <w:r>
-              <w:t>Hợp đồng (</w:t>
-            </w:r>
-            <w:r>
-              <w:rPr>
-                <w:b/>
-                <w:color w:val="15803D"/>
-              </w:rPr>
-              <w:t>Long</w:t>
-            </w:r>
-            <w:r>
-              <w:t xml:space="preserve"> - </w:t>
-            </w:r>
-            <w:r>
-              <w:rPr>
-                <w:b/>
-                <w:color w:val="B91C1C"/>
-              </w:rPr>
-              <w:t>Short</w:t>
-            </w:r>
-            <w:r>
               <w:t>)</w:t>
             </w:r>
           </w:p>
@@ -22855,7 +22835,7 @@
               <w:rPr>
                 <w:b/>
               </w:rPr>
-              <w:t>+11,731</w:t>
+              <w:t>+28,501</w:t>
             </w:r>
           </w:p>
         </w:tc>

--- a/Daily Reports/05_09_2026-CBOT Reports.docx
+++ b/Daily Reports/05_09_2026-CBOT Reports.docx
@@ -104,7 +104,7 @@
           <w:color w:val="5C768D"/>
           <w:sz w:val="19"/>
         </w:rPr>
-        <w:t>Cập nhật tự động qua `macro_tracker.py` vào lúc 13:34 ICT ngày 05/09/2026</w:t>
+        <w:t>Cập nhật tự động qua `macro_tracker.py` vào lúc 14:00 ICT ngày 05/09/2026</w:t>
       </w:r>
     </w:p>
     <w:tbl>
@@ -1306,7 +1306,7 @@
           <w:color w:val="5C768D"/>
           <w:sz w:val="19"/>
         </w:rPr>
-        <w:t>Cập nhật tự động lúc 13:34 ICT ngày 05/09/2026 — Nguồn: NOAA, USDA, BOM Australia</w:t>
+        <w:t>Cập nhật tự động lúc 14:00 ICT ngày 05/09/2026 — Nguồn: NOAA, USDA, BOM Australia</w:t>
       </w:r>
     </w:p>
     <w:p>

--- a/Daily Reports/05_09_2026-CBOT Reports.docx
+++ b/Daily Reports/05_09_2026-CBOT Reports.docx
@@ -104,7 +104,7 @@
           <w:color w:val="5C768D"/>
           <w:sz w:val="19"/>
         </w:rPr>
-        <w:t>Cập nhật tự động qua `macro_tracker.py` vào lúc 14:00 ICT ngày 05/09/2026</w:t>
+        <w:t>Cập nhật tự động qua `macro_tracker.py` vào lúc 17:56 ICT ngày 05/09/2026</w:t>
       </w:r>
     </w:p>
     <w:tbl>
@@ -1306,7 +1306,7 @@
           <w:color w:val="5C768D"/>
           <w:sz w:val="19"/>
         </w:rPr>
-        <w:t>Cập nhật tự động lúc 14:00 ICT ngày 05/09/2026 — Nguồn: NOAA, USDA, BOM Australia</w:t>
+        <w:t>Cập nhật tự động lúc 17:56 ICT ngày 05/09/2026 — Nguồn: NOAA, USDA, BOM Australia</w:t>
       </w:r>
     </w:p>
     <w:p>
@@ -3822,7 +3822,7 @@
               <w:rPr>
                 <w:b/>
               </w:rPr>
-              <w:t>732.75</w:t>
+              <w:t>734.00</w:t>
             </w:r>
           </w:p>
         </w:tc>
@@ -3853,7 +3853,7 @@
               <w:rPr>
                 <w:b/>
               </w:rPr>
-              <w:t>736.17 (+3.42)</w:t>
+              <w:t>736.88 (+2.88)</w:t>
             </w:r>
           </w:p>
         </w:tc>
@@ -3881,7 +3881,7 @@
             </w:pPr>
             <w:r/>
             <w:r>
-              <w:t>Bearish (746.32 &lt; 754.19)</w:t>
+              <w:t>Bearish (746.43 &lt; 754.24)</w:t>
             </w:r>
           </w:p>
         </w:tc>
@@ -5126,7 +5126,7 @@
                 <w:b/>
                 <w:color w:val="B91C1C"/>
               </w:rPr>
-              <w:t>746.32 - 754.19 cents (Canh bán hồi kỹ thuật H1)</w:t>
+              <w:t>746.43 - 754.24 cents (Canh bán hồi kỹ thuật H1)</w:t>
             </w:r>
           </w:p>
         </w:tc>
@@ -5193,7 +5193,7 @@
                 <w:color w:val="D97706"/>
                 <w:sz w:val="19"/>
               </w:rPr>
-              <w:t xml:space="preserve"> 710.50 cents </w:t>
+              <w:t xml:space="preserve"> 730.50 cents </w:t>
             </w:r>
             <w:r>
               <w:t xml:space="preserve"> / TP2: </w:t>
@@ -21781,7 +21781,7 @@
         <w:t>Giá Chốt Phiên (Close):</w:t>
       </w:r>
       <w:r>
-        <w:t xml:space="preserve"> 732.75 cents | </w:t>
+        <w:t xml:space="preserve"> 734.00 cents | </w:t>
       </w:r>
       <w:r>
         <w:rPr>
@@ -21796,10 +21796,10 @@
         <w:rPr>
           <w:b/>
         </w:rPr>
-        <w:t>`736.17 cents`</w:t>
+        <w:t>`736.88 cents`</w:t>
       </w:r>
       <w:r>
-        <w:t xml:space="preserve"> (+3.42).</w:t>
+        <w:t xml:space="preserve"> (+2.88).</w:t>
       </w:r>
     </w:p>
     <w:p>
@@ -21871,7 +21871,7 @@
         <w:rPr>
           <w:b/>
         </w:rPr>
-        <w:t>`Bearish Marubozu (Lực bán áp đảo tuyệt đối)`</w:t>
+        <w:t>`Không phát hiện mô hình nến đặc biệt`</w:t>
       </w:r>
     </w:p>
     <w:p>
@@ -21914,10 +21914,10 @@
         <w:rPr>
           <w:b/>
         </w:rPr>
-        <w:t>GIẢM MẠNH MẼ (Strong Bearish Confirmation):</w:t>
+        <w:t>TÍCH LŨY TIÊU CỰC (Distribution):</w:t>
       </w:r>
       <w:r>
-        <w:t xml:space="preserve"> Mô hình nến giảm đi kèm dòng tiền rút ra/áp lực bán tháo lớn, rủi ro sụt giảm tiếp diễn cao.</w:t>
+        <w:t xml:space="preserve"> Nến đi ngang nhưng dòng tiền rút dần (OI giảm), cảnh báo rủi ro suy sụt sắp tới.</w:t>
       </w:r>
     </w:p>
     <w:p>
@@ -22921,7 +22921,7 @@
         <w:t xml:space="preserve"> EMA_21 </w:t>
       </w:r>
       <w:r>
-        <w:t xml:space="preserve"> (746.32) &lt; </w:t>
+        <w:t xml:space="preserve"> (746.43) &lt; </w:t>
       </w:r>
       <w:r>
         <w:rPr>
@@ -22932,7 +22932,7 @@
         <w:t xml:space="preserve"> EMA_50 </w:t>
       </w:r>
       <w:r>
-        <w:t xml:space="preserve"> (754.19).</w:t>
+        <w:t xml:space="preserve"> (754.24).</w:t>
       </w:r>
     </w:p>
     <w:p>
@@ -22953,7 +22953,7 @@
         <w:rPr>
           <w:b/>
         </w:rPr>
-        <w:t>`32.43`</w:t>
+        <w:t>`33.30`</w:t>
       </w:r>
       <w:r>
         <w:t xml:space="preserve"> | ATR (14) = </w:t>
@@ -22995,7 +22995,7 @@
         <w:rPr>
           <w:b/>
         </w:rPr>
-        <w:t>`710.50`</w:t>
+        <w:t>`730.50`</w:t>
       </w:r>
       <w:r>
         <w:t xml:space="preserve"> | S2: </w:t>
@@ -23746,7 +23746,7 @@
           <w:b/>
           <w:color w:val="B91C1C"/>
         </w:rPr>
-        <w:t>`746.32 - 754.19 cents (Canh bán hồi kỹ thuật H1)`</w:t>
+        <w:t>`746.43 - 754.24 cents (Canh bán hồi kỹ thuật H1)`</w:t>
       </w:r>
       <w:r>
         <w:t xml:space="preserve"> | SL: </w:t>
@@ -23766,7 +23766,7 @@
           <w:color w:val="D97706"/>
           <w:sz w:val="19"/>
         </w:rPr>
-        <w:t xml:space="preserve"> 710.50 cents </w:t>
+        <w:t xml:space="preserve"> 730.50 cents </w:t>
       </w:r>
       <w:r>
         <w:t xml:space="preserve"> / </w:t>
@@ -24328,7 +24328,7 @@
             </w:pPr>
             <w:r/>
             <w:r>
-              <w:t>732.75</w:t>
+              <w:t>734.00</w:t>
             </w:r>
           </w:p>
         </w:tc>
@@ -24356,7 +24356,7 @@
             </w:pPr>
             <w:r/>
             <w:r>
-              <w:t>744.00</w:t>
+              <w:t>745.25</w:t>
             </w:r>
           </w:p>
         </w:tc>
@@ -24384,7 +24384,7 @@
             </w:pPr>
             <w:r/>
             <w:r>
-              <w:t>727.25</w:t>
+              <w:t>728.50</w:t>
             </w:r>
           </w:p>
         </w:tc>
@@ -24415,7 +24415,7 @@
               <w:rPr>
                 <w:b/>
               </w:rPr>
-              <w:t>732.00</w:t>
+              <w:t>733.25</w:t>
             </w:r>
           </w:p>
         </w:tc>
@@ -24563,7 +24563,7 @@
             </w:pPr>
             <w:r/>
             <w:r>
-              <w:t>732.00</w:t>
+              <w:t>733.25</w:t>
             </w:r>
           </w:p>
         </w:tc>
@@ -24591,7 +24591,7 @@
             </w:pPr>
             <w:r/>
             <w:r>
-              <w:t>739.50</w:t>
+              <w:t>740.75</w:t>
             </w:r>
           </w:p>
         </w:tc>
@@ -24619,7 +24619,7 @@
             </w:pPr>
             <w:r/>
             <w:r>
-              <w:t>726.00</w:t>
+              <w:t>727.25</w:t>
             </w:r>
           </w:p>
         </w:tc>
@@ -24650,7 +24650,7 @@
               <w:rPr>
                 <w:b/>
               </w:rPr>
-              <w:t>731.50</w:t>
+              <w:t>732.75</w:t>
             </w:r>
           </w:p>
         </w:tc>
@@ -24798,7 +24798,7 @@
             </w:pPr>
             <w:r/>
             <w:r>
-              <w:t>731.50</w:t>
+              <w:t>732.75</w:t>
             </w:r>
           </w:p>
         </w:tc>
@@ -24826,7 +24826,7 @@
             </w:pPr>
             <w:r/>
             <w:r>
-              <w:t>745.25</w:t>
+              <w:t>746.50</w:t>
             </w:r>
           </w:p>
         </w:tc>
@@ -24854,7 +24854,7 @@
             </w:pPr>
             <w:r/>
             <w:r>
-              <w:t>716.75</w:t>
+              <w:t>718.00</w:t>
             </w:r>
           </w:p>
         </w:tc>
@@ -24885,7 +24885,7 @@
               <w:rPr>
                 <w:b/>
               </w:rPr>
-              <w:t>733.50</w:t>
+              <w:t>734.75</w:t>
             </w:r>
           </w:p>
         </w:tc>
@@ -25033,7 +25033,7 @@
             </w:pPr>
             <w:r/>
             <w:r>
-              <w:t>733.50</w:t>
+              <w:t>734.75</w:t>
             </w:r>
           </w:p>
         </w:tc>
@@ -25061,7 +25061,7 @@
             </w:pPr>
             <w:r/>
             <w:r>
-              <w:t>746.75</w:t>
+              <w:t>748.00</w:t>
             </w:r>
           </w:p>
         </w:tc>
@@ -25089,7 +25089,7 @@
             </w:pPr>
             <w:r/>
             <w:r>
-              <w:t>725.25</w:t>
+              <w:t>726.50</w:t>
             </w:r>
           </w:p>
         </w:tc>
@@ -25120,7 +25120,7 @@
               <w:rPr>
                 <w:b/>
               </w:rPr>
-              <w:t>734.75</w:t>
+              <w:t>736.00</w:t>
             </w:r>
           </w:p>
         </w:tc>
@@ -25268,7 +25268,7 @@
             </w:pPr>
             <w:r/>
             <w:r>
-              <w:t>734.75</w:t>
+              <w:t>736.00</w:t>
             </w:r>
           </w:p>
         </w:tc>
@@ -25296,7 +25296,7 @@
             </w:pPr>
             <w:r/>
             <w:r>
-              <w:t>751.25</w:t>
+              <w:t>752.50</w:t>
             </w:r>
           </w:p>
         </w:tc>
@@ -25324,7 +25324,7 @@
             </w:pPr>
             <w:r/>
             <w:r>
-              <w:t>724.25</w:t>
+              <w:t>725.50</w:t>
             </w:r>
           </w:p>
         </w:tc>
@@ -25355,7 +25355,7 @@
               <w:rPr>
                 <w:b/>
               </w:rPr>
-              <w:t>739.25</w:t>
+              <w:t>740.50</w:t>
             </w:r>
           </w:p>
         </w:tc>
@@ -25503,7 +25503,7 @@
             </w:pPr>
             <w:r/>
             <w:r>
-              <w:t>739.25</w:t>
+              <w:t>740.50</w:t>
             </w:r>
           </w:p>
         </w:tc>
@@ -25531,7 +25531,7 @@
             </w:pPr>
             <w:r/>
             <w:r>
-              <w:t>747.00</w:t>
+              <w:t>748.25</w:t>
             </w:r>
           </w:p>
         </w:tc>
@@ -25559,7 +25559,7 @@
             </w:pPr>
             <w:r/>
             <w:r>
-              <w:t>728.25</w:t>
+              <w:t>729.50</w:t>
             </w:r>
           </w:p>
         </w:tc>
@@ -25590,7 +25590,7 @@
               <w:rPr>
                 <w:b/>
               </w:rPr>
-              <w:t>740.50</w:t>
+              <w:t>741.75</w:t>
             </w:r>
           </w:p>
         </w:tc>
@@ -25738,7 +25738,7 @@
             </w:pPr>
             <w:r/>
             <w:r>
-              <w:t>740.50</w:t>
+              <w:t>741.75</w:t>
             </w:r>
           </w:p>
         </w:tc>
@@ -25766,7 +25766,7 @@
             </w:pPr>
             <w:r/>
             <w:r>
-              <w:t>748.75</w:t>
+              <w:t>750.00</w:t>
             </w:r>
           </w:p>
         </w:tc>
@@ -25794,7 +25794,7 @@
             </w:pPr>
             <w:r/>
             <w:r>
-              <w:t>730.00</w:t>
+              <w:t>731.25</w:t>
             </w:r>
           </w:p>
         </w:tc>
@@ -25825,7 +25825,7 @@
               <w:rPr>
                 <w:b/>
               </w:rPr>
-              <w:t>742.25</w:t>
+              <w:t>743.50</w:t>
             </w:r>
           </w:p>
         </w:tc>
@@ -25973,7 +25973,7 @@
             </w:pPr>
             <w:r/>
             <w:r>
-              <w:t>742.25</w:t>
+              <w:t>743.50</w:t>
             </w:r>
           </w:p>
         </w:tc>
@@ -26001,7 +26001,7 @@
             </w:pPr>
             <w:r/>
             <w:r>
-              <w:t>754.50</w:t>
+              <w:t>755.75</w:t>
             </w:r>
           </w:p>
         </w:tc>
@@ -26029,7 +26029,7 @@
             </w:pPr>
             <w:r/>
             <w:r>
-              <w:t>732.50</w:t>
+              <w:t>733.75</w:t>
             </w:r>
           </w:p>
         </w:tc>
@@ -26060,7 +26060,7 @@
               <w:rPr>
                 <w:b/>
               </w:rPr>
-              <w:t>741.25</w:t>
+              <w:t>742.50</w:t>
             </w:r>
           </w:p>
         </w:tc>
@@ -26208,7 +26208,7 @@
             </w:pPr>
             <w:r/>
             <w:r>
-              <w:t>741.25</w:t>
+              <w:t>742.50</w:t>
             </w:r>
           </w:p>
         </w:tc>
@@ -26236,7 +26236,7 @@
             </w:pPr>
             <w:r/>
             <w:r>
-              <w:t>751.75</w:t>
+              <w:t>753.00</w:t>
             </w:r>
           </w:p>
         </w:tc>
@@ -26264,7 +26264,7 @@
             </w:pPr>
             <w:r/>
             <w:r>
-              <w:t>726.50</w:t>
+              <w:t>727.75</w:t>
             </w:r>
           </w:p>
         </w:tc>
@@ -26295,7 +26295,7 @@
               <w:rPr>
                 <w:b/>
               </w:rPr>
-              <w:t>743.50</w:t>
+              <w:t>744.75</w:t>
             </w:r>
           </w:p>
         </w:tc>
@@ -26443,7 +26443,7 @@
             </w:pPr>
             <w:r/>
             <w:r>
-              <w:t>743.50</w:t>
+              <w:t>744.75</w:t>
             </w:r>
           </w:p>
         </w:tc>
@@ -26471,7 +26471,7 @@
             </w:pPr>
             <w:r/>
             <w:r>
-              <w:t>754.00</w:t>
+              <w:t>755.25</w:t>
             </w:r>
           </w:p>
         </w:tc>
@@ -26499,7 +26499,7 @@
             </w:pPr>
             <w:r/>
             <w:r>
-              <w:t>737.25</w:t>
+              <w:t>738.50</w:t>
             </w:r>
           </w:p>
         </w:tc>
@@ -26530,7 +26530,7 @@
               <w:rPr>
                 <w:b/>
               </w:rPr>
-              <w:t>744.25</w:t>
+              <w:t>745.50</w:t>
             </w:r>
           </w:p>
         </w:tc>
@@ -26678,7 +26678,7 @@
             </w:pPr>
             <w:r/>
             <w:r>
-              <w:t>744.25</w:t>
+              <w:t>745.50</w:t>
             </w:r>
           </w:p>
         </w:tc>
@@ -26706,7 +26706,7 @@
             </w:pPr>
             <w:r/>
             <w:r>
-              <w:t>758.50</w:t>
+              <w:t>759.75</w:t>
             </w:r>
           </w:p>
         </w:tc>
@@ -26734,7 +26734,7 @@
             </w:pPr>
             <w:r/>
             <w:r>
-              <w:t>729.50</w:t>
+              <w:t>730.75</w:t>
             </w:r>
           </w:p>
         </w:tc>
@@ -26765,7 +26765,7 @@
               <w:rPr>
                 <w:b/>
               </w:rPr>
-              <w:t>746.25</w:t>
+              <w:t>747.50</w:t>
             </w:r>
           </w:p>
         </w:tc>
@@ -26913,7 +26913,7 @@
             </w:pPr>
             <w:r/>
             <w:r>
-              <w:t>746.25</w:t>
+              <w:t>747.50</w:t>
             </w:r>
           </w:p>
         </w:tc>
@@ -26941,7 +26941,7 @@
             </w:pPr>
             <w:r/>
             <w:r>
-              <w:t>752.75</w:t>
+              <w:t>754.00</w:t>
             </w:r>
           </w:p>
         </w:tc>
@@ -26969,7 +26969,7 @@
             </w:pPr>
             <w:r/>
             <w:r>
-              <w:t>739.50</w:t>
+              <w:t>740.75</w:t>
             </w:r>
           </w:p>
         </w:tc>
@@ -27000,7 +27000,7 @@
               <w:rPr>
                 <w:b/>
               </w:rPr>
-              <w:t>746.50</w:t>
+              <w:t>747.75</w:t>
             </w:r>
           </w:p>
         </w:tc>
@@ -27148,7 +27148,7 @@
             </w:pPr>
             <w:r/>
             <w:r>
-              <w:t>746.50</w:t>
+              <w:t>747.75</w:t>
             </w:r>
           </w:p>
         </w:tc>
@@ -27176,7 +27176,7 @@
             </w:pPr>
             <w:r/>
             <w:r>
-              <w:t>756.75</w:t>
+              <w:t>758.00</w:t>
             </w:r>
           </w:p>
         </w:tc>
@@ -27204,7 +27204,7 @@
             </w:pPr>
             <w:r/>
             <w:r>
-              <w:t>738.50</w:t>
+              <w:t>739.75</w:t>
             </w:r>
           </w:p>
         </w:tc>
@@ -27235,7 +27235,7 @@
               <w:rPr>
                 <w:b/>
               </w:rPr>
-              <w:t>747.00</w:t>
+              <w:t>748.25</w:t>
             </w:r>
           </w:p>
         </w:tc>
@@ -27383,7 +27383,7 @@
             </w:pPr>
             <w:r/>
             <w:r>
-              <w:t>747.00</w:t>
+              <w:t>748.25</w:t>
             </w:r>
           </w:p>
         </w:tc>
@@ -27411,7 +27411,7 @@
             </w:pPr>
             <w:r/>
             <w:r>
-              <w:t>754.00</w:t>
+              <w:t>755.25</w:t>
             </w:r>
           </w:p>
         </w:tc>
@@ -27439,7 +27439,7 @@
             </w:pPr>
             <w:r/>
             <w:r>
-              <w:t>741.00</w:t>
+              <w:t>742.25</w:t>
             </w:r>
           </w:p>
         </w:tc>
@@ -27470,7 +27470,7 @@
               <w:rPr>
                 <w:b/>
               </w:rPr>
-              <w:t>746.25</w:t>
+              <w:t>747.50</w:t>
             </w:r>
           </w:p>
         </w:tc>
@@ -27618,7 +27618,7 @@
             </w:pPr>
             <w:r/>
             <w:r>
-              <w:t>746.25</w:t>
+              <w:t>747.50</w:t>
             </w:r>
           </w:p>
         </w:tc>
@@ -27646,7 +27646,7 @@
             </w:pPr>
             <w:r/>
             <w:r>
-              <w:t>759.75</w:t>
+              <w:t>761.00</w:t>
             </w:r>
           </w:p>
         </w:tc>
@@ -27674,7 +27674,7 @@
             </w:pPr>
             <w:r/>
             <w:r>
-              <w:t>733.25</w:t>
+              <w:t>734.50</w:t>
             </w:r>
           </w:p>
         </w:tc>
@@ -27705,7 +27705,7 @@
               <w:rPr>
                 <w:b/>
               </w:rPr>
-              <w:t>748.00</w:t>
+              <w:t>749.25</w:t>
             </w:r>
           </w:p>
         </w:tc>
@@ -27853,7 +27853,7 @@
             </w:pPr>
             <w:r/>
             <w:r>
-              <w:t>748.00</w:t>
+              <w:t>749.25</w:t>
             </w:r>
           </w:p>
         </w:tc>
@@ -27881,7 +27881,7 @@
             </w:pPr>
             <w:r/>
             <w:r>
-              <w:t>757.25</w:t>
+              <w:t>758.50</w:t>
             </w:r>
           </w:p>
         </w:tc>
@@ -27909,7 +27909,7 @@
             </w:pPr>
             <w:r/>
             <w:r>
-              <w:t>737.25</w:t>
+              <w:t>738.50</w:t>
             </w:r>
           </w:p>
         </w:tc>
@@ -27917,6 +27917,711 @@
           <w:tcPr>
             <w:tcW w:type="dxa" w:w="1728"/>
             <w:shd w:fill="FFFFFF"/>
+            <w:tcMar>
+              <w:top w:w="100" w:type="dxa"/>
+              <w:bottom w:w="100" w:type="dxa"/>
+              <w:left w:w="120" w:type="dxa"/>
+              <w:right w:w="120" w:type="dxa"/>
+            </w:tcMar>
+            <w:tcBorders>
+              <w:top w:val="single" w:sz="4" w:space="0" w:color="CCCCCC"/>
+              <w:bottom w:val="single" w:sz="4" w:space="0" w:color="CCCCCC"/>
+              <w:left w:val="single" w:sz="4" w:space="0" w:color="CCCCCC"/>
+              <w:right w:val="single" w:sz="4" w:space="0" w:color="CCCCCC"/>
+            </w:tcBorders>
+          </w:tcPr>
+          <w:p>
+            <w:pPr>
+              <w:spacing w:before="60" w:after="60" w:line="252" w:lineRule="auto"/>
+              <w:jc w:val="left"/>
+            </w:pPr>
+            <w:r/>
+            <w:r>
+              <w:rPr>
+                <w:b/>
+              </w:rPr>
+              <w:t>749.75</w:t>
+            </w:r>
+          </w:p>
+        </w:tc>
+        <w:tc>
+          <w:tcPr>
+            <w:tcW w:type="dxa" w:w="3456"/>
+            <w:shd w:fill="FFFFFF"/>
+            <w:tcMar>
+              <w:top w:w="100" w:type="dxa"/>
+              <w:bottom w:w="100" w:type="dxa"/>
+              <w:left w:w="120" w:type="dxa"/>
+              <w:right w:w="120" w:type="dxa"/>
+            </w:tcMar>
+            <w:tcBorders>
+              <w:top w:val="single" w:sz="4" w:space="0" w:color="CCCCCC"/>
+              <w:bottom w:val="single" w:sz="4" w:space="0" w:color="CCCCCC"/>
+              <w:left w:val="single" w:sz="4" w:space="0" w:color="CCCCCC"/>
+              <w:right w:val="single" w:sz="4" w:space="0" w:color="CCCCCC"/>
+            </w:tcBorders>
+          </w:tcPr>
+          <w:p>
+            <w:pPr>
+              <w:spacing w:before="60" w:after="60" w:line="252" w:lineRule="auto"/>
+              <w:jc w:val="left"/>
+            </w:pPr>
+            <w:r/>
+            <w:r>
+              <w:rPr>
+                <w:b/>
+              </w:rPr>
+              <w:t>+0.50</w:t>
+            </w:r>
+          </w:p>
+        </w:tc>
+        <w:tc>
+          <w:tcPr>
+            <w:tcW w:type="dxa" w:w="1440"/>
+            <w:shd w:fill="FFFFFF"/>
+            <w:tcMar>
+              <w:top w:w="100" w:type="dxa"/>
+              <w:bottom w:w="100" w:type="dxa"/>
+              <w:left w:w="120" w:type="dxa"/>
+              <w:right w:w="120" w:type="dxa"/>
+            </w:tcMar>
+            <w:tcBorders>
+              <w:top w:val="single" w:sz="4" w:space="0" w:color="CCCCCC"/>
+              <w:bottom w:val="single" w:sz="4" w:space="0" w:color="CCCCCC"/>
+              <w:left w:val="single" w:sz="4" w:space="0" w:color="CCCCCC"/>
+              <w:right w:val="single" w:sz="4" w:space="0" w:color="CCCCCC"/>
+            </w:tcBorders>
+          </w:tcPr>
+          <w:p>
+            <w:pPr>
+              <w:spacing w:before="60" w:after="60" w:line="252" w:lineRule="auto"/>
+              <w:jc w:val="left"/>
+            </w:pPr>
+            <w:r/>
+            <w:r>
+              <w:t>BULL</w:t>
+            </w:r>
+          </w:p>
+        </w:tc>
+      </w:tr>
+      <w:tr>
+        <w:tc>
+          <w:tcPr>
+            <w:tcW w:type="dxa" w:w="1584"/>
+            <w:shd w:fill="F8FAFC"/>
+            <w:tcMar>
+              <w:top w:w="100" w:type="dxa"/>
+              <w:bottom w:w="100" w:type="dxa"/>
+              <w:left w:w="120" w:type="dxa"/>
+              <w:right w:w="120" w:type="dxa"/>
+            </w:tcMar>
+            <w:tcBorders>
+              <w:top w:val="single" w:sz="4" w:space="0" w:color="CCCCCC"/>
+              <w:bottom w:val="single" w:sz="4" w:space="0" w:color="CCCCCC"/>
+              <w:left w:val="single" w:sz="4" w:space="0" w:color="CCCCCC"/>
+              <w:right w:val="single" w:sz="4" w:space="0" w:color="CCCCCC"/>
+            </w:tcBorders>
+          </w:tcPr>
+          <w:p>
+            <w:pPr>
+              <w:spacing w:before="60" w:after="60" w:line="252" w:lineRule="auto"/>
+              <w:jc w:val="left"/>
+            </w:pPr>
+            <w:r/>
+            <w:r>
+              <w:rPr>
+                <w:b/>
+              </w:rPr>
+              <w:t>Wed 09/09</w:t>
+            </w:r>
+          </w:p>
+        </w:tc>
+        <w:tc>
+          <w:tcPr>
+            <w:tcW w:type="dxa" w:w="864"/>
+            <w:shd w:fill="F8FAFC"/>
+            <w:tcMar>
+              <w:top w:w="100" w:type="dxa"/>
+              <w:bottom w:w="100" w:type="dxa"/>
+              <w:left w:w="120" w:type="dxa"/>
+              <w:right w:w="120" w:type="dxa"/>
+            </w:tcMar>
+            <w:tcBorders>
+              <w:top w:val="single" w:sz="4" w:space="0" w:color="CCCCCC"/>
+              <w:bottom w:val="single" w:sz="4" w:space="0" w:color="CCCCCC"/>
+              <w:left w:val="single" w:sz="4" w:space="0" w:color="CCCCCC"/>
+              <w:right w:val="single" w:sz="4" w:space="0" w:color="CCCCCC"/>
+            </w:tcBorders>
+          </w:tcPr>
+          <w:p>
+            <w:pPr>
+              <w:spacing w:before="60" w:after="60" w:line="252" w:lineRule="auto"/>
+              <w:jc w:val="left"/>
+            </w:pPr>
+            <w:r/>
+            <w:r>
+              <w:t>NY Open 21-23</w:t>
+            </w:r>
+          </w:p>
+        </w:tc>
+        <w:tc>
+          <w:tcPr>
+            <w:tcW w:type="dxa" w:w="1440"/>
+            <w:shd w:fill="F8FAFC"/>
+            <w:tcMar>
+              <w:top w:w="100" w:type="dxa"/>
+              <w:bottom w:w="100" w:type="dxa"/>
+              <w:left w:w="120" w:type="dxa"/>
+              <w:right w:w="120" w:type="dxa"/>
+            </w:tcMar>
+            <w:tcBorders>
+              <w:top w:val="single" w:sz="4" w:space="0" w:color="CCCCCC"/>
+              <w:bottom w:val="single" w:sz="4" w:space="0" w:color="CCCCCC"/>
+              <w:left w:val="single" w:sz="4" w:space="0" w:color="CCCCCC"/>
+              <w:right w:val="single" w:sz="4" w:space="0" w:color="CCCCCC"/>
+            </w:tcBorders>
+          </w:tcPr>
+          <w:p>
+            <w:pPr>
+              <w:spacing w:before="60" w:after="60" w:line="252" w:lineRule="auto"/>
+              <w:jc w:val="left"/>
+            </w:pPr>
+            <w:r/>
+            <w:r>
+              <w:t>749.75</w:t>
+            </w:r>
+          </w:p>
+        </w:tc>
+        <w:tc>
+          <w:tcPr>
+            <w:tcW w:type="dxa" w:w="2016"/>
+            <w:shd w:fill="F8FAFC"/>
+            <w:tcMar>
+              <w:top w:w="100" w:type="dxa"/>
+              <w:bottom w:w="100" w:type="dxa"/>
+              <w:left w:w="120" w:type="dxa"/>
+              <w:right w:w="120" w:type="dxa"/>
+            </w:tcMar>
+            <w:tcBorders>
+              <w:top w:val="single" w:sz="4" w:space="0" w:color="CCCCCC"/>
+              <w:bottom w:val="single" w:sz="4" w:space="0" w:color="CCCCCC"/>
+              <w:left w:val="single" w:sz="4" w:space="0" w:color="CCCCCC"/>
+              <w:right w:val="single" w:sz="4" w:space="0" w:color="CCCCCC"/>
+            </w:tcBorders>
+          </w:tcPr>
+          <w:p>
+            <w:pPr>
+              <w:spacing w:before="60" w:after="60" w:line="252" w:lineRule="auto"/>
+              <w:jc w:val="left"/>
+            </w:pPr>
+            <w:r/>
+            <w:r>
+              <w:t>762.00</w:t>
+            </w:r>
+          </w:p>
+        </w:tc>
+        <w:tc>
+          <w:tcPr>
+            <w:tcW w:type="dxa" w:w="1152"/>
+            <w:shd w:fill="F8FAFC"/>
+            <w:tcMar>
+              <w:top w:w="100" w:type="dxa"/>
+              <w:bottom w:w="100" w:type="dxa"/>
+              <w:left w:w="120" w:type="dxa"/>
+              <w:right w:w="120" w:type="dxa"/>
+            </w:tcMar>
+            <w:tcBorders>
+              <w:top w:val="single" w:sz="4" w:space="0" w:color="CCCCCC"/>
+              <w:bottom w:val="single" w:sz="4" w:space="0" w:color="CCCCCC"/>
+              <w:left w:val="single" w:sz="4" w:space="0" w:color="CCCCCC"/>
+              <w:right w:val="single" w:sz="4" w:space="0" w:color="CCCCCC"/>
+            </w:tcBorders>
+          </w:tcPr>
+          <w:p>
+            <w:pPr>
+              <w:spacing w:before="60" w:after="60" w:line="252" w:lineRule="auto"/>
+              <w:jc w:val="left"/>
+            </w:pPr>
+            <w:r/>
+            <w:r>
+              <w:t>735.50</w:t>
+            </w:r>
+          </w:p>
+        </w:tc>
+        <w:tc>
+          <w:tcPr>
+            <w:tcW w:type="dxa" w:w="1728"/>
+            <w:shd w:fill="F8FAFC"/>
+            <w:tcMar>
+              <w:top w:w="100" w:type="dxa"/>
+              <w:bottom w:w="100" w:type="dxa"/>
+              <w:left w:w="120" w:type="dxa"/>
+              <w:right w:w="120" w:type="dxa"/>
+            </w:tcMar>
+            <w:tcBorders>
+              <w:top w:val="single" w:sz="4" w:space="0" w:color="CCCCCC"/>
+              <w:bottom w:val="single" w:sz="4" w:space="0" w:color="CCCCCC"/>
+              <w:left w:val="single" w:sz="4" w:space="0" w:color="CCCCCC"/>
+              <w:right w:val="single" w:sz="4" w:space="0" w:color="CCCCCC"/>
+            </w:tcBorders>
+          </w:tcPr>
+          <w:p>
+            <w:pPr>
+              <w:spacing w:before="60" w:after="60" w:line="252" w:lineRule="auto"/>
+              <w:jc w:val="left"/>
+            </w:pPr>
+            <w:r/>
+            <w:r>
+              <w:rPr>
+                <w:b/>
+              </w:rPr>
+              <w:t>748.25</w:t>
+            </w:r>
+          </w:p>
+        </w:tc>
+        <w:tc>
+          <w:tcPr>
+            <w:tcW w:type="dxa" w:w="3456"/>
+            <w:shd w:fill="F8FAFC"/>
+            <w:tcMar>
+              <w:top w:w="100" w:type="dxa"/>
+              <w:bottom w:w="100" w:type="dxa"/>
+              <w:left w:w="120" w:type="dxa"/>
+              <w:right w:w="120" w:type="dxa"/>
+            </w:tcMar>
+            <w:tcBorders>
+              <w:top w:val="single" w:sz="4" w:space="0" w:color="CCCCCC"/>
+              <w:bottom w:val="single" w:sz="4" w:space="0" w:color="CCCCCC"/>
+              <w:left w:val="single" w:sz="4" w:space="0" w:color="CCCCCC"/>
+              <w:right w:val="single" w:sz="4" w:space="0" w:color="CCCCCC"/>
+            </w:tcBorders>
+          </w:tcPr>
+          <w:p>
+            <w:pPr>
+              <w:spacing w:before="60" w:after="60" w:line="252" w:lineRule="auto"/>
+              <w:jc w:val="left"/>
+            </w:pPr>
+            <w:r/>
+            <w:r>
+              <w:rPr>
+                <w:b/>
+              </w:rPr>
+              <w:t>-1.50</w:t>
+            </w:r>
+          </w:p>
+        </w:tc>
+        <w:tc>
+          <w:tcPr>
+            <w:tcW w:type="dxa" w:w="1440"/>
+            <w:shd w:fill="F8FAFC"/>
+            <w:tcMar>
+              <w:top w:w="100" w:type="dxa"/>
+              <w:bottom w:w="100" w:type="dxa"/>
+              <w:left w:w="120" w:type="dxa"/>
+              <w:right w:w="120" w:type="dxa"/>
+            </w:tcMar>
+            <w:tcBorders>
+              <w:top w:val="single" w:sz="4" w:space="0" w:color="CCCCCC"/>
+              <w:bottom w:val="single" w:sz="4" w:space="0" w:color="CCCCCC"/>
+              <w:left w:val="single" w:sz="4" w:space="0" w:color="CCCCCC"/>
+              <w:right w:val="single" w:sz="4" w:space="0" w:color="CCCCCC"/>
+            </w:tcBorders>
+          </w:tcPr>
+          <w:p>
+            <w:pPr>
+              <w:spacing w:before="60" w:after="60" w:line="252" w:lineRule="auto"/>
+              <w:jc w:val="left"/>
+            </w:pPr>
+            <w:r/>
+            <w:r>
+              <w:t>BEAR</w:t>
+            </w:r>
+          </w:p>
+        </w:tc>
+      </w:tr>
+      <w:tr>
+        <w:tc>
+          <w:tcPr>
+            <w:tcW w:type="dxa" w:w="1584"/>
+            <w:shd w:fill="FFFFFF"/>
+            <w:tcMar>
+              <w:top w:w="100" w:type="dxa"/>
+              <w:bottom w:w="100" w:type="dxa"/>
+              <w:left w:w="120" w:type="dxa"/>
+              <w:right w:w="120" w:type="dxa"/>
+            </w:tcMar>
+            <w:tcBorders>
+              <w:top w:val="single" w:sz="4" w:space="0" w:color="CCCCCC"/>
+              <w:bottom w:val="single" w:sz="4" w:space="0" w:color="CCCCCC"/>
+              <w:left w:val="single" w:sz="4" w:space="0" w:color="CCCCCC"/>
+              <w:right w:val="single" w:sz="4" w:space="0" w:color="CCCCCC"/>
+            </w:tcBorders>
+          </w:tcPr>
+          <w:p>
+            <w:pPr>
+              <w:spacing w:before="60" w:after="60" w:line="252" w:lineRule="auto"/>
+              <w:jc w:val="left"/>
+            </w:pPr>
+            <w:r/>
+            <w:r>
+              <w:rPr>
+                <w:b/>
+              </w:rPr>
+              <w:t>Wed 09/09</w:t>
+            </w:r>
+          </w:p>
+        </w:tc>
+        <w:tc>
+          <w:tcPr>
+            <w:tcW w:type="dxa" w:w="864"/>
+            <w:shd w:fill="FFFFFF"/>
+            <w:tcMar>
+              <w:top w:w="100" w:type="dxa"/>
+              <w:bottom w:w="100" w:type="dxa"/>
+              <w:left w:w="120" w:type="dxa"/>
+              <w:right w:w="120" w:type="dxa"/>
+            </w:tcMar>
+            <w:tcBorders>
+              <w:top w:val="single" w:sz="4" w:space="0" w:color="CCCCCC"/>
+              <w:bottom w:val="single" w:sz="4" w:space="0" w:color="CCCCCC"/>
+              <w:left w:val="single" w:sz="4" w:space="0" w:color="CCCCCC"/>
+              <w:right w:val="single" w:sz="4" w:space="0" w:color="CCCCCC"/>
+            </w:tcBorders>
+          </w:tcPr>
+          <w:p>
+            <w:pPr>
+              <w:spacing w:before="60" w:after="60" w:line="252" w:lineRule="auto"/>
+              <w:jc w:val="left"/>
+            </w:pPr>
+            <w:r/>
+            <w:r>
+              <w:t>NY Close 23-01</w:t>
+            </w:r>
+          </w:p>
+        </w:tc>
+        <w:tc>
+          <w:tcPr>
+            <w:tcW w:type="dxa" w:w="1440"/>
+            <w:shd w:fill="FFFFFF"/>
+            <w:tcMar>
+              <w:top w:w="100" w:type="dxa"/>
+              <w:bottom w:w="100" w:type="dxa"/>
+              <w:left w:w="120" w:type="dxa"/>
+              <w:right w:w="120" w:type="dxa"/>
+            </w:tcMar>
+            <w:tcBorders>
+              <w:top w:val="single" w:sz="4" w:space="0" w:color="CCCCCC"/>
+              <w:bottom w:val="single" w:sz="4" w:space="0" w:color="CCCCCC"/>
+              <w:left w:val="single" w:sz="4" w:space="0" w:color="CCCCCC"/>
+              <w:right w:val="single" w:sz="4" w:space="0" w:color="CCCCCC"/>
+            </w:tcBorders>
+          </w:tcPr>
+          <w:p>
+            <w:pPr>
+              <w:spacing w:before="60" w:after="60" w:line="252" w:lineRule="auto"/>
+              <w:jc w:val="left"/>
+            </w:pPr>
+            <w:r/>
+            <w:r>
+              <w:t>748.25</w:t>
+            </w:r>
+          </w:p>
+        </w:tc>
+        <w:tc>
+          <w:tcPr>
+            <w:tcW w:type="dxa" w:w="2016"/>
+            <w:shd w:fill="FFFFFF"/>
+            <w:tcMar>
+              <w:top w:w="100" w:type="dxa"/>
+              <w:bottom w:w="100" w:type="dxa"/>
+              <w:left w:w="120" w:type="dxa"/>
+              <w:right w:w="120" w:type="dxa"/>
+            </w:tcMar>
+            <w:tcBorders>
+              <w:top w:val="single" w:sz="4" w:space="0" w:color="CCCCCC"/>
+              <w:bottom w:val="single" w:sz="4" w:space="0" w:color="CCCCCC"/>
+              <w:left w:val="single" w:sz="4" w:space="0" w:color="CCCCCC"/>
+              <w:right w:val="single" w:sz="4" w:space="0" w:color="CCCCCC"/>
+            </w:tcBorders>
+          </w:tcPr>
+          <w:p>
+            <w:pPr>
+              <w:spacing w:before="60" w:after="60" w:line="252" w:lineRule="auto"/>
+              <w:jc w:val="left"/>
+            </w:pPr>
+            <w:r/>
+            <w:r>
+              <w:t>755.25</w:t>
+            </w:r>
+          </w:p>
+        </w:tc>
+        <w:tc>
+          <w:tcPr>
+            <w:tcW w:type="dxa" w:w="1152"/>
+            <w:shd w:fill="FFFFFF"/>
+            <w:tcMar>
+              <w:top w:w="100" w:type="dxa"/>
+              <w:bottom w:w="100" w:type="dxa"/>
+              <w:left w:w="120" w:type="dxa"/>
+              <w:right w:w="120" w:type="dxa"/>
+            </w:tcMar>
+            <w:tcBorders>
+              <w:top w:val="single" w:sz="4" w:space="0" w:color="CCCCCC"/>
+              <w:bottom w:val="single" w:sz="4" w:space="0" w:color="CCCCCC"/>
+              <w:left w:val="single" w:sz="4" w:space="0" w:color="CCCCCC"/>
+              <w:right w:val="single" w:sz="4" w:space="0" w:color="CCCCCC"/>
+            </w:tcBorders>
+          </w:tcPr>
+          <w:p>
+            <w:pPr>
+              <w:spacing w:before="60" w:after="60" w:line="252" w:lineRule="auto"/>
+              <w:jc w:val="left"/>
+            </w:pPr>
+            <w:r/>
+            <w:r>
+              <w:t>738.75</w:t>
+            </w:r>
+          </w:p>
+        </w:tc>
+        <w:tc>
+          <w:tcPr>
+            <w:tcW w:type="dxa" w:w="1728"/>
+            <w:shd w:fill="FFFFFF"/>
+            <w:tcMar>
+              <w:top w:w="100" w:type="dxa"/>
+              <w:bottom w:w="100" w:type="dxa"/>
+              <w:left w:w="120" w:type="dxa"/>
+              <w:right w:w="120" w:type="dxa"/>
+            </w:tcMar>
+            <w:tcBorders>
+              <w:top w:val="single" w:sz="4" w:space="0" w:color="CCCCCC"/>
+              <w:bottom w:val="single" w:sz="4" w:space="0" w:color="CCCCCC"/>
+              <w:left w:val="single" w:sz="4" w:space="0" w:color="CCCCCC"/>
+              <w:right w:val="single" w:sz="4" w:space="0" w:color="CCCCCC"/>
+            </w:tcBorders>
+          </w:tcPr>
+          <w:p>
+            <w:pPr>
+              <w:spacing w:before="60" w:after="60" w:line="252" w:lineRule="auto"/>
+              <w:jc w:val="left"/>
+            </w:pPr>
+            <w:r/>
+            <w:r>
+              <w:rPr>
+                <w:b/>
+              </w:rPr>
+              <w:t>748.75</w:t>
+            </w:r>
+          </w:p>
+        </w:tc>
+        <w:tc>
+          <w:tcPr>
+            <w:tcW w:type="dxa" w:w="3456"/>
+            <w:shd w:fill="FFFFFF"/>
+            <w:tcMar>
+              <w:top w:w="100" w:type="dxa"/>
+              <w:bottom w:w="100" w:type="dxa"/>
+              <w:left w:w="120" w:type="dxa"/>
+              <w:right w:w="120" w:type="dxa"/>
+            </w:tcMar>
+            <w:tcBorders>
+              <w:top w:val="single" w:sz="4" w:space="0" w:color="CCCCCC"/>
+              <w:bottom w:val="single" w:sz="4" w:space="0" w:color="CCCCCC"/>
+              <w:left w:val="single" w:sz="4" w:space="0" w:color="CCCCCC"/>
+              <w:right w:val="single" w:sz="4" w:space="0" w:color="CCCCCC"/>
+            </w:tcBorders>
+          </w:tcPr>
+          <w:p>
+            <w:pPr>
+              <w:spacing w:before="60" w:after="60" w:line="252" w:lineRule="auto"/>
+              <w:jc w:val="left"/>
+            </w:pPr>
+            <w:r/>
+            <w:r>
+              <w:rPr>
+                <w:b/>
+              </w:rPr>
+              <w:t>+0.50</w:t>
+            </w:r>
+          </w:p>
+        </w:tc>
+        <w:tc>
+          <w:tcPr>
+            <w:tcW w:type="dxa" w:w="1440"/>
+            <w:shd w:fill="FFFFFF"/>
+            <w:tcMar>
+              <w:top w:w="100" w:type="dxa"/>
+              <w:bottom w:w="100" w:type="dxa"/>
+              <w:left w:w="120" w:type="dxa"/>
+              <w:right w:w="120" w:type="dxa"/>
+            </w:tcMar>
+            <w:tcBorders>
+              <w:top w:val="single" w:sz="4" w:space="0" w:color="CCCCCC"/>
+              <w:bottom w:val="single" w:sz="4" w:space="0" w:color="CCCCCC"/>
+              <w:left w:val="single" w:sz="4" w:space="0" w:color="CCCCCC"/>
+              <w:right w:val="single" w:sz="4" w:space="0" w:color="CCCCCC"/>
+            </w:tcBorders>
+          </w:tcPr>
+          <w:p>
+            <w:pPr>
+              <w:spacing w:before="60" w:after="60" w:line="252" w:lineRule="auto"/>
+              <w:jc w:val="left"/>
+            </w:pPr>
+            <w:r/>
+            <w:r>
+              <w:t>BULL</w:t>
+            </w:r>
+          </w:p>
+        </w:tc>
+      </w:tr>
+      <w:tr>
+        <w:tc>
+          <w:tcPr>
+            <w:tcW w:type="dxa" w:w="1584"/>
+            <w:shd w:fill="F8FAFC"/>
+            <w:tcMar>
+              <w:top w:w="100" w:type="dxa"/>
+              <w:bottom w:w="100" w:type="dxa"/>
+              <w:left w:w="120" w:type="dxa"/>
+              <w:right w:w="120" w:type="dxa"/>
+            </w:tcMar>
+            <w:tcBorders>
+              <w:top w:val="single" w:sz="4" w:space="0" w:color="CCCCCC"/>
+              <w:bottom w:val="single" w:sz="4" w:space="0" w:color="CCCCCC"/>
+              <w:left w:val="single" w:sz="4" w:space="0" w:color="CCCCCC"/>
+              <w:right w:val="single" w:sz="4" w:space="0" w:color="CCCCCC"/>
+            </w:tcBorders>
+          </w:tcPr>
+          <w:p>
+            <w:pPr>
+              <w:spacing w:before="60" w:after="60" w:line="252" w:lineRule="auto"/>
+              <w:jc w:val="left"/>
+            </w:pPr>
+            <w:r/>
+            <w:r>
+              <w:rPr>
+                <w:b/>
+              </w:rPr>
+              <w:t>Thu 10/09</w:t>
+            </w:r>
+          </w:p>
+        </w:tc>
+        <w:tc>
+          <w:tcPr>
+            <w:tcW w:type="dxa" w:w="864"/>
+            <w:shd w:fill="F8FAFC"/>
+            <w:tcMar>
+              <w:top w:w="100" w:type="dxa"/>
+              <w:bottom w:w="100" w:type="dxa"/>
+              <w:left w:w="120" w:type="dxa"/>
+              <w:right w:w="120" w:type="dxa"/>
+            </w:tcMar>
+            <w:tcBorders>
+              <w:top w:val="single" w:sz="4" w:space="0" w:color="CCCCCC"/>
+              <w:bottom w:val="single" w:sz="4" w:space="0" w:color="CCCCCC"/>
+              <w:left w:val="single" w:sz="4" w:space="0" w:color="CCCCCC"/>
+              <w:right w:val="single" w:sz="4" w:space="0" w:color="CCCCCC"/>
+            </w:tcBorders>
+          </w:tcPr>
+          <w:p>
+            <w:pPr>
+              <w:spacing w:before="60" w:after="60" w:line="252" w:lineRule="auto"/>
+              <w:jc w:val="left"/>
+            </w:pPr>
+            <w:r/>
+            <w:r>
+              <w:t>Asia 07-11</w:t>
+            </w:r>
+          </w:p>
+        </w:tc>
+        <w:tc>
+          <w:tcPr>
+            <w:tcW w:type="dxa" w:w="1440"/>
+            <w:shd w:fill="F8FAFC"/>
+            <w:tcMar>
+              <w:top w:w="100" w:type="dxa"/>
+              <w:bottom w:w="100" w:type="dxa"/>
+              <w:left w:w="120" w:type="dxa"/>
+              <w:right w:w="120" w:type="dxa"/>
+            </w:tcMar>
+            <w:tcBorders>
+              <w:top w:val="single" w:sz="4" w:space="0" w:color="CCCCCC"/>
+              <w:bottom w:val="single" w:sz="4" w:space="0" w:color="CCCCCC"/>
+              <w:left w:val="single" w:sz="4" w:space="0" w:color="CCCCCC"/>
+              <w:right w:val="single" w:sz="4" w:space="0" w:color="CCCCCC"/>
+            </w:tcBorders>
+          </w:tcPr>
+          <w:p>
+            <w:pPr>
+              <w:spacing w:before="60" w:after="60" w:line="252" w:lineRule="auto"/>
+              <w:jc w:val="left"/>
+            </w:pPr>
+            <w:r/>
+            <w:r>
+              <w:t>748.75</w:t>
+            </w:r>
+          </w:p>
+        </w:tc>
+        <w:tc>
+          <w:tcPr>
+            <w:tcW w:type="dxa" w:w="2016"/>
+            <w:shd w:fill="F8FAFC"/>
+            <w:tcMar>
+              <w:top w:w="100" w:type="dxa"/>
+              <w:bottom w:w="100" w:type="dxa"/>
+              <w:left w:w="120" w:type="dxa"/>
+              <w:right w:w="120" w:type="dxa"/>
+            </w:tcMar>
+            <w:tcBorders>
+              <w:top w:val="single" w:sz="4" w:space="0" w:color="CCCCCC"/>
+              <w:bottom w:val="single" w:sz="4" w:space="0" w:color="CCCCCC"/>
+              <w:left w:val="single" w:sz="4" w:space="0" w:color="CCCCCC"/>
+              <w:right w:val="single" w:sz="4" w:space="0" w:color="CCCCCC"/>
+            </w:tcBorders>
+          </w:tcPr>
+          <w:p>
+            <w:pPr>
+              <w:spacing w:before="60" w:after="60" w:line="252" w:lineRule="auto"/>
+              <w:jc w:val="left"/>
+            </w:pPr>
+            <w:r/>
+            <w:r>
+              <w:t>759.25</w:t>
+            </w:r>
+          </w:p>
+        </w:tc>
+        <w:tc>
+          <w:tcPr>
+            <w:tcW w:type="dxa" w:w="1152"/>
+            <w:shd w:fill="F8FAFC"/>
+            <w:tcMar>
+              <w:top w:w="100" w:type="dxa"/>
+              <w:bottom w:w="100" w:type="dxa"/>
+              <w:left w:w="120" w:type="dxa"/>
+              <w:right w:w="120" w:type="dxa"/>
+            </w:tcMar>
+            <w:tcBorders>
+              <w:top w:val="single" w:sz="4" w:space="0" w:color="CCCCCC"/>
+              <w:bottom w:val="single" w:sz="4" w:space="0" w:color="CCCCCC"/>
+              <w:left w:val="single" w:sz="4" w:space="0" w:color="CCCCCC"/>
+              <w:right w:val="single" w:sz="4" w:space="0" w:color="CCCCCC"/>
+            </w:tcBorders>
+          </w:tcPr>
+          <w:p>
+            <w:pPr>
+              <w:spacing w:before="60" w:after="60" w:line="252" w:lineRule="auto"/>
+              <w:jc w:val="left"/>
+            </w:pPr>
+            <w:r/>
+            <w:r>
+              <w:t>741.50</w:t>
+            </w:r>
+          </w:p>
+        </w:tc>
+        <w:tc>
+          <w:tcPr>
+            <w:tcW w:type="dxa" w:w="1728"/>
+            <w:shd w:fill="F8FAFC"/>
             <w:tcMar>
               <w:top w:w="100" w:type="dxa"/>
               <w:bottom w:w="100" w:type="dxa"/>
@@ -27947,6 +28652,241 @@
         <w:tc>
           <w:tcPr>
             <w:tcW w:type="dxa" w:w="3456"/>
+            <w:shd w:fill="F8FAFC"/>
+            <w:tcMar>
+              <w:top w:w="100" w:type="dxa"/>
+              <w:bottom w:w="100" w:type="dxa"/>
+              <w:left w:w="120" w:type="dxa"/>
+              <w:right w:w="120" w:type="dxa"/>
+            </w:tcMar>
+            <w:tcBorders>
+              <w:top w:val="single" w:sz="4" w:space="0" w:color="CCCCCC"/>
+              <w:bottom w:val="single" w:sz="4" w:space="0" w:color="CCCCCC"/>
+              <w:left w:val="single" w:sz="4" w:space="0" w:color="CCCCCC"/>
+              <w:right w:val="single" w:sz="4" w:space="0" w:color="CCCCCC"/>
+            </w:tcBorders>
+          </w:tcPr>
+          <w:p>
+            <w:pPr>
+              <w:spacing w:before="60" w:after="60" w:line="252" w:lineRule="auto"/>
+              <w:jc w:val="left"/>
+            </w:pPr>
+            <w:r/>
+            <w:r>
+              <w:rPr>
+                <w:b/>
+              </w:rPr>
+              <w:t>-0.25</w:t>
+            </w:r>
+          </w:p>
+        </w:tc>
+        <w:tc>
+          <w:tcPr>
+            <w:tcW w:type="dxa" w:w="1440"/>
+            <w:shd w:fill="F8FAFC"/>
+            <w:tcMar>
+              <w:top w:w="100" w:type="dxa"/>
+              <w:bottom w:w="100" w:type="dxa"/>
+              <w:left w:w="120" w:type="dxa"/>
+              <w:right w:w="120" w:type="dxa"/>
+            </w:tcMar>
+            <w:tcBorders>
+              <w:top w:val="single" w:sz="4" w:space="0" w:color="CCCCCC"/>
+              <w:bottom w:val="single" w:sz="4" w:space="0" w:color="CCCCCC"/>
+              <w:left w:val="single" w:sz="4" w:space="0" w:color="CCCCCC"/>
+              <w:right w:val="single" w:sz="4" w:space="0" w:color="CCCCCC"/>
+            </w:tcBorders>
+          </w:tcPr>
+          <w:p>
+            <w:pPr>
+              <w:spacing w:before="60" w:after="60" w:line="252" w:lineRule="auto"/>
+              <w:jc w:val="left"/>
+            </w:pPr>
+            <w:r/>
+            <w:r>
+              <w:t>BEAR</w:t>
+            </w:r>
+          </w:p>
+        </w:tc>
+      </w:tr>
+      <w:tr>
+        <w:tc>
+          <w:tcPr>
+            <w:tcW w:type="dxa" w:w="1584"/>
+            <w:shd w:fill="FFFFFF"/>
+            <w:tcMar>
+              <w:top w:w="100" w:type="dxa"/>
+              <w:bottom w:w="100" w:type="dxa"/>
+              <w:left w:w="120" w:type="dxa"/>
+              <w:right w:w="120" w:type="dxa"/>
+            </w:tcMar>
+            <w:tcBorders>
+              <w:top w:val="single" w:sz="4" w:space="0" w:color="CCCCCC"/>
+              <w:bottom w:val="single" w:sz="4" w:space="0" w:color="CCCCCC"/>
+              <w:left w:val="single" w:sz="4" w:space="0" w:color="CCCCCC"/>
+              <w:right w:val="single" w:sz="4" w:space="0" w:color="CCCCCC"/>
+            </w:tcBorders>
+          </w:tcPr>
+          <w:p>
+            <w:pPr>
+              <w:spacing w:before="60" w:after="60" w:line="252" w:lineRule="auto"/>
+              <w:jc w:val="left"/>
+            </w:pPr>
+            <w:r/>
+            <w:r>
+              <w:rPr>
+                <w:b/>
+              </w:rPr>
+              <w:t>Thu 10/09</w:t>
+            </w:r>
+          </w:p>
+        </w:tc>
+        <w:tc>
+          <w:tcPr>
+            <w:tcW w:type="dxa" w:w="864"/>
+            <w:shd w:fill="FFFFFF"/>
+            <w:tcMar>
+              <w:top w:w="100" w:type="dxa"/>
+              <w:bottom w:w="100" w:type="dxa"/>
+              <w:left w:w="120" w:type="dxa"/>
+              <w:right w:w="120" w:type="dxa"/>
+            </w:tcMar>
+            <w:tcBorders>
+              <w:top w:val="single" w:sz="4" w:space="0" w:color="CCCCCC"/>
+              <w:bottom w:val="single" w:sz="4" w:space="0" w:color="CCCCCC"/>
+              <w:left w:val="single" w:sz="4" w:space="0" w:color="CCCCCC"/>
+              <w:right w:val="single" w:sz="4" w:space="0" w:color="CCCCCC"/>
+            </w:tcBorders>
+          </w:tcPr>
+          <w:p>
+            <w:pPr>
+              <w:spacing w:before="60" w:after="60" w:line="252" w:lineRule="auto"/>
+              <w:jc w:val="left"/>
+            </w:pPr>
+            <w:r/>
+            <w:r>
+              <w:t>Asia 11-15</w:t>
+            </w:r>
+          </w:p>
+        </w:tc>
+        <w:tc>
+          <w:tcPr>
+            <w:tcW w:type="dxa" w:w="1440"/>
+            <w:shd w:fill="FFFFFF"/>
+            <w:tcMar>
+              <w:top w:w="100" w:type="dxa"/>
+              <w:bottom w:w="100" w:type="dxa"/>
+              <w:left w:w="120" w:type="dxa"/>
+              <w:right w:w="120" w:type="dxa"/>
+            </w:tcMar>
+            <w:tcBorders>
+              <w:top w:val="single" w:sz="4" w:space="0" w:color="CCCCCC"/>
+              <w:bottom w:val="single" w:sz="4" w:space="0" w:color="CCCCCC"/>
+              <w:left w:val="single" w:sz="4" w:space="0" w:color="CCCCCC"/>
+              <w:right w:val="single" w:sz="4" w:space="0" w:color="CCCCCC"/>
+            </w:tcBorders>
+          </w:tcPr>
+          <w:p>
+            <w:pPr>
+              <w:spacing w:before="60" w:after="60" w:line="252" w:lineRule="auto"/>
+              <w:jc w:val="left"/>
+            </w:pPr>
+            <w:r/>
+            <w:r>
+              <w:t>748.50</w:t>
+            </w:r>
+          </w:p>
+        </w:tc>
+        <w:tc>
+          <w:tcPr>
+            <w:tcW w:type="dxa" w:w="2016"/>
+            <w:shd w:fill="FFFFFF"/>
+            <w:tcMar>
+              <w:top w:w="100" w:type="dxa"/>
+              <w:bottom w:w="100" w:type="dxa"/>
+              <w:left w:w="120" w:type="dxa"/>
+              <w:right w:w="120" w:type="dxa"/>
+            </w:tcMar>
+            <w:tcBorders>
+              <w:top w:val="single" w:sz="4" w:space="0" w:color="CCCCCC"/>
+              <w:bottom w:val="single" w:sz="4" w:space="0" w:color="CCCCCC"/>
+              <w:left w:val="single" w:sz="4" w:space="0" w:color="CCCCCC"/>
+              <w:right w:val="single" w:sz="4" w:space="0" w:color="CCCCCC"/>
+            </w:tcBorders>
+          </w:tcPr>
+          <w:p>
+            <w:pPr>
+              <w:spacing w:before="60" w:after="60" w:line="252" w:lineRule="auto"/>
+              <w:jc w:val="left"/>
+            </w:pPr>
+            <w:r/>
+            <w:r>
+              <w:t>758.25</w:t>
+            </w:r>
+          </w:p>
+        </w:tc>
+        <w:tc>
+          <w:tcPr>
+            <w:tcW w:type="dxa" w:w="1152"/>
+            <w:shd w:fill="FFFFFF"/>
+            <w:tcMar>
+              <w:top w:w="100" w:type="dxa"/>
+              <w:bottom w:w="100" w:type="dxa"/>
+              <w:left w:w="120" w:type="dxa"/>
+              <w:right w:w="120" w:type="dxa"/>
+            </w:tcMar>
+            <w:tcBorders>
+              <w:top w:val="single" w:sz="4" w:space="0" w:color="CCCCCC"/>
+              <w:bottom w:val="single" w:sz="4" w:space="0" w:color="CCCCCC"/>
+              <w:left w:val="single" w:sz="4" w:space="0" w:color="CCCCCC"/>
+              <w:right w:val="single" w:sz="4" w:space="0" w:color="CCCCCC"/>
+            </w:tcBorders>
+          </w:tcPr>
+          <w:p>
+            <w:pPr>
+              <w:spacing w:before="60" w:after="60" w:line="252" w:lineRule="auto"/>
+              <w:jc w:val="left"/>
+            </w:pPr>
+            <w:r/>
+            <w:r>
+              <w:t>738.75</w:t>
+            </w:r>
+          </w:p>
+        </w:tc>
+        <w:tc>
+          <w:tcPr>
+            <w:tcW w:type="dxa" w:w="1728"/>
+            <w:shd w:fill="FFFFFF"/>
+            <w:tcMar>
+              <w:top w:w="100" w:type="dxa"/>
+              <w:bottom w:w="100" w:type="dxa"/>
+              <w:left w:w="120" w:type="dxa"/>
+              <w:right w:w="120" w:type="dxa"/>
+            </w:tcMar>
+            <w:tcBorders>
+              <w:top w:val="single" w:sz="4" w:space="0" w:color="CCCCCC"/>
+              <w:bottom w:val="single" w:sz="4" w:space="0" w:color="CCCCCC"/>
+              <w:left w:val="single" w:sz="4" w:space="0" w:color="CCCCCC"/>
+              <w:right w:val="single" w:sz="4" w:space="0" w:color="CCCCCC"/>
+            </w:tcBorders>
+          </w:tcPr>
+          <w:p>
+            <w:pPr>
+              <w:spacing w:before="60" w:after="60" w:line="252" w:lineRule="auto"/>
+              <w:jc w:val="left"/>
+            </w:pPr>
+            <w:r/>
+            <w:r>
+              <w:rPr>
+                <w:b/>
+              </w:rPr>
+              <w:t>749.00</w:t>
+            </w:r>
+          </w:p>
+        </w:tc>
+        <w:tc>
+          <w:tcPr>
+            <w:tcW w:type="dxa" w:w="3456"/>
             <w:shd w:fill="FFFFFF"/>
             <w:tcMar>
               <w:top w:w="100" w:type="dxa"/>
@@ -28032,7 +28972,7 @@
               <w:rPr>
                 <w:b/>
               </w:rPr>
-              <w:t>Wed 09/09</w:t>
+              <w:t>Thu 10/09</w:t>
             </w:r>
           </w:p>
         </w:tc>
@@ -28060,7 +29000,7 @@
             </w:pPr>
             <w:r/>
             <w:r>
-              <w:t>NY Open 21-23</w:t>
+              <w:t>London 15-19</w:t>
             </w:r>
           </w:p>
         </w:tc>
@@ -28088,7 +29028,7 @@
             </w:pPr>
             <w:r/>
             <w:r>
-              <w:t>748.50</w:t>
+              <w:t>749.00</w:t>
             </w:r>
           </w:p>
         </w:tc>
@@ -28116,7 +29056,7 @@
             </w:pPr>
             <w:r/>
             <w:r>
-              <w:t>760.75</w:t>
+              <w:t>759.75</w:t>
             </w:r>
           </w:p>
         </w:tc>
@@ -28144,7 +29084,7 @@
             </w:pPr>
             <w:r/>
             <w:r>
-              <w:t>734.25</w:t>
+              <w:t>741.75</w:t>
             </w:r>
           </w:p>
         </w:tc>
@@ -28175,7 +29115,7 @@
               <w:rPr>
                 <w:b/>
               </w:rPr>
-              <w:t>747.00</w:t>
+              <w:t>749.75</w:t>
             </w:r>
           </w:p>
         </w:tc>
@@ -28206,7 +29146,7 @@
               <w:rPr>
                 <w:b/>
               </w:rPr>
-              <w:t>-1.50</w:t>
+              <w:t>+0.75</w:t>
             </w:r>
           </w:p>
         </w:tc>
@@ -28234,7 +29174,7 @@
             </w:pPr>
             <w:r/>
             <w:r>
-              <w:t>BEAR</w:t>
+              <w:t>BULL</w:t>
             </w:r>
           </w:p>
         </w:tc>
@@ -28267,7 +29207,7 @@
               <w:rPr>
                 <w:b/>
               </w:rPr>
-              <w:t>Wed 09/09</w:t>
+              <w:t>Thu 10/09</w:t>
             </w:r>
           </w:p>
         </w:tc>
@@ -28295,7 +29235,7 @@
             </w:pPr>
             <w:r/>
             <w:r>
-              <w:t>NY Close 23-01</w:t>
+              <w:t>Pre-NY 19-21</w:t>
             </w:r>
           </w:p>
         </w:tc>
@@ -28323,7 +29263,7 @@
             </w:pPr>
             <w:r/>
             <w:r>
-              <w:t>747.00</w:t>
+              <w:t>749.75</w:t>
             </w:r>
           </w:p>
         </w:tc>
@@ -28351,7 +29291,7 @@
             </w:pPr>
             <w:r/>
             <w:r>
-              <w:t>754.00</w:t>
+              <w:t>756.25</w:t>
             </w:r>
           </w:p>
         </w:tc>
@@ -28379,7 +29319,7 @@
             </w:pPr>
             <w:r/>
             <w:r>
-              <w:t>737.50</w:t>
+              <w:t>741.25</w:t>
             </w:r>
           </w:p>
         </w:tc>
@@ -28410,7 +29350,7 @@
               <w:rPr>
                 <w:b/>
               </w:rPr>
-              <w:t>747.50</w:t>
+              <w:t>750.25</w:t>
             </w:r>
           </w:p>
         </w:tc>
@@ -28530,7 +29470,7 @@
             </w:pPr>
             <w:r/>
             <w:r>
-              <w:t>Asia 07-11</w:t>
+              <w:t>NY Open 21-23</w:t>
             </w:r>
           </w:p>
         </w:tc>
@@ -28558,7 +29498,7 @@
             </w:pPr>
             <w:r/>
             <w:r>
-              <w:t>747.50</w:t>
+              <w:t>750.25</w:t>
             </w:r>
           </w:p>
         </w:tc>
@@ -28586,7 +29526,7 @@
             </w:pPr>
             <w:r/>
             <w:r>
-              <w:t>758.00</w:t>
+              <w:t>761.25</w:t>
             </w:r>
           </w:p>
         </w:tc>
@@ -28614,7 +29554,7 @@
             </w:pPr>
             <w:r/>
             <w:r>
-              <w:t>740.25</w:t>
+              <w:t>738.50</w:t>
             </w:r>
           </w:p>
         </w:tc>
@@ -28645,7 +29585,7 @@
               <w:rPr>
                 <w:b/>
               </w:rPr>
-              <w:t>747.25</w:t>
+              <w:t>753.75</w:t>
             </w:r>
           </w:p>
         </w:tc>
@@ -28653,6 +29593,1181 @@
           <w:tcPr>
             <w:tcW w:type="dxa" w:w="3456"/>
             <w:shd w:fill="F8FAFC"/>
+            <w:tcMar>
+              <w:top w:w="100" w:type="dxa"/>
+              <w:bottom w:w="100" w:type="dxa"/>
+              <w:left w:w="120" w:type="dxa"/>
+              <w:right w:w="120" w:type="dxa"/>
+            </w:tcMar>
+            <w:tcBorders>
+              <w:top w:val="single" w:sz="4" w:space="0" w:color="CCCCCC"/>
+              <w:bottom w:val="single" w:sz="4" w:space="0" w:color="CCCCCC"/>
+              <w:left w:val="single" w:sz="4" w:space="0" w:color="CCCCCC"/>
+              <w:right w:val="single" w:sz="4" w:space="0" w:color="CCCCCC"/>
+            </w:tcBorders>
+          </w:tcPr>
+          <w:p>
+            <w:pPr>
+              <w:spacing w:before="60" w:after="60" w:line="252" w:lineRule="auto"/>
+              <w:jc w:val="left"/>
+            </w:pPr>
+            <w:r/>
+            <w:r>
+              <w:rPr>
+                <w:b/>
+              </w:rPr>
+              <w:t>+3.50</w:t>
+            </w:r>
+          </w:p>
+        </w:tc>
+        <w:tc>
+          <w:tcPr>
+            <w:tcW w:type="dxa" w:w="1440"/>
+            <w:shd w:fill="F8FAFC"/>
+            <w:tcMar>
+              <w:top w:w="100" w:type="dxa"/>
+              <w:bottom w:w="100" w:type="dxa"/>
+              <w:left w:w="120" w:type="dxa"/>
+              <w:right w:w="120" w:type="dxa"/>
+            </w:tcMar>
+            <w:tcBorders>
+              <w:top w:val="single" w:sz="4" w:space="0" w:color="CCCCCC"/>
+              <w:bottom w:val="single" w:sz="4" w:space="0" w:color="CCCCCC"/>
+              <w:left w:val="single" w:sz="4" w:space="0" w:color="CCCCCC"/>
+              <w:right w:val="single" w:sz="4" w:space="0" w:color="CCCCCC"/>
+            </w:tcBorders>
+          </w:tcPr>
+          <w:p>
+            <w:pPr>
+              <w:spacing w:before="60" w:after="60" w:line="252" w:lineRule="auto"/>
+              <w:jc w:val="left"/>
+            </w:pPr>
+            <w:r/>
+            <w:r>
+              <w:t>BULL</w:t>
+            </w:r>
+          </w:p>
+        </w:tc>
+      </w:tr>
+      <w:tr>
+        <w:tc>
+          <w:tcPr>
+            <w:tcW w:type="dxa" w:w="1584"/>
+            <w:shd w:fill="FFFFFF"/>
+            <w:tcMar>
+              <w:top w:w="100" w:type="dxa"/>
+              <w:bottom w:w="100" w:type="dxa"/>
+              <w:left w:w="120" w:type="dxa"/>
+              <w:right w:w="120" w:type="dxa"/>
+            </w:tcMar>
+            <w:tcBorders>
+              <w:top w:val="single" w:sz="4" w:space="0" w:color="CCCCCC"/>
+              <w:bottom w:val="single" w:sz="4" w:space="0" w:color="CCCCCC"/>
+              <w:left w:val="single" w:sz="4" w:space="0" w:color="CCCCCC"/>
+              <w:right w:val="single" w:sz="4" w:space="0" w:color="CCCCCC"/>
+            </w:tcBorders>
+          </w:tcPr>
+          <w:p>
+            <w:pPr>
+              <w:spacing w:before="60" w:after="60" w:line="252" w:lineRule="auto"/>
+              <w:jc w:val="left"/>
+            </w:pPr>
+            <w:r/>
+            <w:r>
+              <w:rPr>
+                <w:b/>
+              </w:rPr>
+              <w:t>Thu 10/09</w:t>
+            </w:r>
+          </w:p>
+        </w:tc>
+        <w:tc>
+          <w:tcPr>
+            <w:tcW w:type="dxa" w:w="864"/>
+            <w:shd w:fill="FFFFFF"/>
+            <w:tcMar>
+              <w:top w:w="100" w:type="dxa"/>
+              <w:bottom w:w="100" w:type="dxa"/>
+              <w:left w:w="120" w:type="dxa"/>
+              <w:right w:w="120" w:type="dxa"/>
+            </w:tcMar>
+            <w:tcBorders>
+              <w:top w:val="single" w:sz="4" w:space="0" w:color="CCCCCC"/>
+              <w:bottom w:val="single" w:sz="4" w:space="0" w:color="CCCCCC"/>
+              <w:left w:val="single" w:sz="4" w:space="0" w:color="CCCCCC"/>
+              <w:right w:val="single" w:sz="4" w:space="0" w:color="CCCCCC"/>
+            </w:tcBorders>
+          </w:tcPr>
+          <w:p>
+            <w:pPr>
+              <w:spacing w:before="60" w:after="60" w:line="252" w:lineRule="auto"/>
+              <w:jc w:val="left"/>
+            </w:pPr>
+            <w:r/>
+            <w:r>
+              <w:t>NY Close 23-01</w:t>
+            </w:r>
+          </w:p>
+        </w:tc>
+        <w:tc>
+          <w:tcPr>
+            <w:tcW w:type="dxa" w:w="1440"/>
+            <w:shd w:fill="FFFFFF"/>
+            <w:tcMar>
+              <w:top w:w="100" w:type="dxa"/>
+              <w:bottom w:w="100" w:type="dxa"/>
+              <w:left w:w="120" w:type="dxa"/>
+              <w:right w:w="120" w:type="dxa"/>
+            </w:tcMar>
+            <w:tcBorders>
+              <w:top w:val="single" w:sz="4" w:space="0" w:color="CCCCCC"/>
+              <w:bottom w:val="single" w:sz="4" w:space="0" w:color="CCCCCC"/>
+              <w:left w:val="single" w:sz="4" w:space="0" w:color="CCCCCC"/>
+              <w:right w:val="single" w:sz="4" w:space="0" w:color="CCCCCC"/>
+            </w:tcBorders>
+          </w:tcPr>
+          <w:p>
+            <w:pPr>
+              <w:spacing w:before="60" w:after="60" w:line="252" w:lineRule="auto"/>
+              <w:jc w:val="left"/>
+            </w:pPr>
+            <w:r/>
+            <w:r>
+              <w:t>753.75</w:t>
+            </w:r>
+          </w:p>
+        </w:tc>
+        <w:tc>
+          <w:tcPr>
+            <w:tcW w:type="dxa" w:w="2016"/>
+            <w:shd w:fill="FFFFFF"/>
+            <w:tcMar>
+              <w:top w:w="100" w:type="dxa"/>
+              <w:bottom w:w="100" w:type="dxa"/>
+              <w:left w:w="120" w:type="dxa"/>
+              <w:right w:w="120" w:type="dxa"/>
+            </w:tcMar>
+            <w:tcBorders>
+              <w:top w:val="single" w:sz="4" w:space="0" w:color="CCCCCC"/>
+              <w:bottom w:val="single" w:sz="4" w:space="0" w:color="CCCCCC"/>
+              <w:left w:val="single" w:sz="4" w:space="0" w:color="CCCCCC"/>
+              <w:right w:val="single" w:sz="4" w:space="0" w:color="CCCCCC"/>
+            </w:tcBorders>
+          </w:tcPr>
+          <w:p>
+            <w:pPr>
+              <w:spacing w:before="60" w:after="60" w:line="252" w:lineRule="auto"/>
+              <w:jc w:val="left"/>
+            </w:pPr>
+            <w:r/>
+            <w:r>
+              <w:t>759.25</w:t>
+            </w:r>
+          </w:p>
+        </w:tc>
+        <w:tc>
+          <w:tcPr>
+            <w:tcW w:type="dxa" w:w="1152"/>
+            <w:shd w:fill="FFFFFF"/>
+            <w:tcMar>
+              <w:top w:w="100" w:type="dxa"/>
+              <w:bottom w:w="100" w:type="dxa"/>
+              <w:left w:w="120" w:type="dxa"/>
+              <w:right w:w="120" w:type="dxa"/>
+            </w:tcMar>
+            <w:tcBorders>
+              <w:top w:val="single" w:sz="4" w:space="0" w:color="CCCCCC"/>
+              <w:bottom w:val="single" w:sz="4" w:space="0" w:color="CCCCCC"/>
+              <w:left w:val="single" w:sz="4" w:space="0" w:color="CCCCCC"/>
+              <w:right w:val="single" w:sz="4" w:space="0" w:color="CCCCCC"/>
+            </w:tcBorders>
+          </w:tcPr>
+          <w:p>
+            <w:pPr>
+              <w:spacing w:before="60" w:after="60" w:line="252" w:lineRule="auto"/>
+              <w:jc w:val="left"/>
+            </w:pPr>
+            <w:r/>
+            <w:r>
+              <w:t>746.00</w:t>
+            </w:r>
+          </w:p>
+        </w:tc>
+        <w:tc>
+          <w:tcPr>
+            <w:tcW w:type="dxa" w:w="1728"/>
+            <w:shd w:fill="FFFFFF"/>
+            <w:tcMar>
+              <w:top w:w="100" w:type="dxa"/>
+              <w:bottom w:w="100" w:type="dxa"/>
+              <w:left w:w="120" w:type="dxa"/>
+              <w:right w:w="120" w:type="dxa"/>
+            </w:tcMar>
+            <w:tcBorders>
+              <w:top w:val="single" w:sz="4" w:space="0" w:color="CCCCCC"/>
+              <w:bottom w:val="single" w:sz="4" w:space="0" w:color="CCCCCC"/>
+              <w:left w:val="single" w:sz="4" w:space="0" w:color="CCCCCC"/>
+              <w:right w:val="single" w:sz="4" w:space="0" w:color="CCCCCC"/>
+            </w:tcBorders>
+          </w:tcPr>
+          <w:p>
+            <w:pPr>
+              <w:spacing w:before="60" w:after="60" w:line="252" w:lineRule="auto"/>
+              <w:jc w:val="left"/>
+            </w:pPr>
+            <w:r/>
+            <w:r>
+              <w:rPr>
+                <w:b/>
+              </w:rPr>
+              <w:t>754.50</w:t>
+            </w:r>
+          </w:p>
+        </w:tc>
+        <w:tc>
+          <w:tcPr>
+            <w:tcW w:type="dxa" w:w="3456"/>
+            <w:shd w:fill="FFFFFF"/>
+            <w:tcMar>
+              <w:top w:w="100" w:type="dxa"/>
+              <w:bottom w:w="100" w:type="dxa"/>
+              <w:left w:w="120" w:type="dxa"/>
+              <w:right w:w="120" w:type="dxa"/>
+            </w:tcMar>
+            <w:tcBorders>
+              <w:top w:val="single" w:sz="4" w:space="0" w:color="CCCCCC"/>
+              <w:bottom w:val="single" w:sz="4" w:space="0" w:color="CCCCCC"/>
+              <w:left w:val="single" w:sz="4" w:space="0" w:color="CCCCCC"/>
+              <w:right w:val="single" w:sz="4" w:space="0" w:color="CCCCCC"/>
+            </w:tcBorders>
+          </w:tcPr>
+          <w:p>
+            <w:pPr>
+              <w:spacing w:before="60" w:after="60" w:line="252" w:lineRule="auto"/>
+              <w:jc w:val="left"/>
+            </w:pPr>
+            <w:r/>
+            <w:r>
+              <w:rPr>
+                <w:b/>
+              </w:rPr>
+              <w:t>+0.75</w:t>
+            </w:r>
+          </w:p>
+        </w:tc>
+        <w:tc>
+          <w:tcPr>
+            <w:tcW w:type="dxa" w:w="1440"/>
+            <w:shd w:fill="FFFFFF"/>
+            <w:tcMar>
+              <w:top w:w="100" w:type="dxa"/>
+              <w:bottom w:w="100" w:type="dxa"/>
+              <w:left w:w="120" w:type="dxa"/>
+              <w:right w:w="120" w:type="dxa"/>
+            </w:tcMar>
+            <w:tcBorders>
+              <w:top w:val="single" w:sz="4" w:space="0" w:color="CCCCCC"/>
+              <w:bottom w:val="single" w:sz="4" w:space="0" w:color="CCCCCC"/>
+              <w:left w:val="single" w:sz="4" w:space="0" w:color="CCCCCC"/>
+              <w:right w:val="single" w:sz="4" w:space="0" w:color="CCCCCC"/>
+            </w:tcBorders>
+          </w:tcPr>
+          <w:p>
+            <w:pPr>
+              <w:spacing w:before="60" w:after="60" w:line="252" w:lineRule="auto"/>
+              <w:jc w:val="left"/>
+            </w:pPr>
+            <w:r/>
+            <w:r>
+              <w:t>BULL</w:t>
+            </w:r>
+          </w:p>
+        </w:tc>
+      </w:tr>
+      <w:tr>
+        <w:tc>
+          <w:tcPr>
+            <w:tcW w:type="dxa" w:w="1584"/>
+            <w:shd w:fill="F8FAFC"/>
+            <w:tcMar>
+              <w:top w:w="100" w:type="dxa"/>
+              <w:bottom w:w="100" w:type="dxa"/>
+              <w:left w:w="120" w:type="dxa"/>
+              <w:right w:w="120" w:type="dxa"/>
+            </w:tcMar>
+            <w:tcBorders>
+              <w:top w:val="single" w:sz="4" w:space="0" w:color="CCCCCC"/>
+              <w:bottom w:val="single" w:sz="4" w:space="0" w:color="CCCCCC"/>
+              <w:left w:val="single" w:sz="4" w:space="0" w:color="CCCCCC"/>
+              <w:right w:val="single" w:sz="4" w:space="0" w:color="CCCCCC"/>
+            </w:tcBorders>
+          </w:tcPr>
+          <w:p>
+            <w:pPr>
+              <w:spacing w:before="60" w:after="60" w:line="252" w:lineRule="auto"/>
+              <w:jc w:val="left"/>
+            </w:pPr>
+            <w:r/>
+            <w:r>
+              <w:rPr>
+                <w:b/>
+              </w:rPr>
+              <w:t>Fri 11/09</w:t>
+            </w:r>
+          </w:p>
+        </w:tc>
+        <w:tc>
+          <w:tcPr>
+            <w:tcW w:type="dxa" w:w="864"/>
+            <w:shd w:fill="F8FAFC"/>
+            <w:tcMar>
+              <w:top w:w="100" w:type="dxa"/>
+              <w:bottom w:w="100" w:type="dxa"/>
+              <w:left w:w="120" w:type="dxa"/>
+              <w:right w:w="120" w:type="dxa"/>
+            </w:tcMar>
+            <w:tcBorders>
+              <w:top w:val="single" w:sz="4" w:space="0" w:color="CCCCCC"/>
+              <w:bottom w:val="single" w:sz="4" w:space="0" w:color="CCCCCC"/>
+              <w:left w:val="single" w:sz="4" w:space="0" w:color="CCCCCC"/>
+              <w:right w:val="single" w:sz="4" w:space="0" w:color="CCCCCC"/>
+            </w:tcBorders>
+          </w:tcPr>
+          <w:p>
+            <w:pPr>
+              <w:spacing w:before="60" w:after="60" w:line="252" w:lineRule="auto"/>
+              <w:jc w:val="left"/>
+            </w:pPr>
+            <w:r/>
+            <w:r>
+              <w:t>Asia 07-11</w:t>
+            </w:r>
+          </w:p>
+        </w:tc>
+        <w:tc>
+          <w:tcPr>
+            <w:tcW w:type="dxa" w:w="1440"/>
+            <w:shd w:fill="F8FAFC"/>
+            <w:tcMar>
+              <w:top w:w="100" w:type="dxa"/>
+              <w:bottom w:w="100" w:type="dxa"/>
+              <w:left w:w="120" w:type="dxa"/>
+              <w:right w:w="120" w:type="dxa"/>
+            </w:tcMar>
+            <w:tcBorders>
+              <w:top w:val="single" w:sz="4" w:space="0" w:color="CCCCCC"/>
+              <w:bottom w:val="single" w:sz="4" w:space="0" w:color="CCCCCC"/>
+              <w:left w:val="single" w:sz="4" w:space="0" w:color="CCCCCC"/>
+              <w:right w:val="single" w:sz="4" w:space="0" w:color="CCCCCC"/>
+            </w:tcBorders>
+          </w:tcPr>
+          <w:p>
+            <w:pPr>
+              <w:spacing w:before="60" w:after="60" w:line="252" w:lineRule="auto"/>
+              <w:jc w:val="left"/>
+            </w:pPr>
+            <w:r/>
+            <w:r>
+              <w:t>754.50</w:t>
+            </w:r>
+          </w:p>
+        </w:tc>
+        <w:tc>
+          <w:tcPr>
+            <w:tcW w:type="dxa" w:w="2016"/>
+            <w:shd w:fill="F8FAFC"/>
+            <w:tcMar>
+              <w:top w:w="100" w:type="dxa"/>
+              <w:bottom w:w="100" w:type="dxa"/>
+              <w:left w:w="120" w:type="dxa"/>
+              <w:right w:w="120" w:type="dxa"/>
+            </w:tcMar>
+            <w:tcBorders>
+              <w:top w:val="single" w:sz="4" w:space="0" w:color="CCCCCC"/>
+              <w:bottom w:val="single" w:sz="4" w:space="0" w:color="CCCCCC"/>
+              <w:left w:val="single" w:sz="4" w:space="0" w:color="CCCCCC"/>
+              <w:right w:val="single" w:sz="4" w:space="0" w:color="CCCCCC"/>
+            </w:tcBorders>
+          </w:tcPr>
+          <w:p>
+            <w:pPr>
+              <w:spacing w:before="60" w:after="60" w:line="252" w:lineRule="auto"/>
+              <w:jc w:val="left"/>
+            </w:pPr>
+            <w:r/>
+            <w:r>
+              <w:t>763.75</w:t>
+            </w:r>
+          </w:p>
+        </w:tc>
+        <w:tc>
+          <w:tcPr>
+            <w:tcW w:type="dxa" w:w="1152"/>
+            <w:shd w:fill="F8FAFC"/>
+            <w:tcMar>
+              <w:top w:w="100" w:type="dxa"/>
+              <w:bottom w:w="100" w:type="dxa"/>
+              <w:left w:w="120" w:type="dxa"/>
+              <w:right w:w="120" w:type="dxa"/>
+            </w:tcMar>
+            <w:tcBorders>
+              <w:top w:val="single" w:sz="4" w:space="0" w:color="CCCCCC"/>
+              <w:bottom w:val="single" w:sz="4" w:space="0" w:color="CCCCCC"/>
+              <w:left w:val="single" w:sz="4" w:space="0" w:color="CCCCCC"/>
+              <w:right w:val="single" w:sz="4" w:space="0" w:color="CCCCCC"/>
+            </w:tcBorders>
+          </w:tcPr>
+          <w:p>
+            <w:pPr>
+              <w:spacing w:before="60" w:after="60" w:line="252" w:lineRule="auto"/>
+              <w:jc w:val="left"/>
+            </w:pPr>
+            <w:r/>
+            <w:r>
+              <w:t>748.00</w:t>
+            </w:r>
+          </w:p>
+        </w:tc>
+        <w:tc>
+          <w:tcPr>
+            <w:tcW w:type="dxa" w:w="1728"/>
+            <w:shd w:fill="F8FAFC"/>
+            <w:tcMar>
+              <w:top w:w="100" w:type="dxa"/>
+              <w:bottom w:w="100" w:type="dxa"/>
+              <w:left w:w="120" w:type="dxa"/>
+              <w:right w:w="120" w:type="dxa"/>
+            </w:tcMar>
+            <w:tcBorders>
+              <w:top w:val="single" w:sz="4" w:space="0" w:color="CCCCCC"/>
+              <w:bottom w:val="single" w:sz="4" w:space="0" w:color="CCCCCC"/>
+              <w:left w:val="single" w:sz="4" w:space="0" w:color="CCCCCC"/>
+              <w:right w:val="single" w:sz="4" w:space="0" w:color="CCCCCC"/>
+            </w:tcBorders>
+          </w:tcPr>
+          <w:p>
+            <w:pPr>
+              <w:spacing w:before="60" w:after="60" w:line="252" w:lineRule="auto"/>
+              <w:jc w:val="left"/>
+            </w:pPr>
+            <w:r/>
+            <w:r>
+              <w:rPr>
+                <w:b/>
+              </w:rPr>
+              <w:t>753.75</w:t>
+            </w:r>
+          </w:p>
+        </w:tc>
+        <w:tc>
+          <w:tcPr>
+            <w:tcW w:type="dxa" w:w="3456"/>
+            <w:shd w:fill="F8FAFC"/>
+            <w:tcMar>
+              <w:top w:w="100" w:type="dxa"/>
+              <w:bottom w:w="100" w:type="dxa"/>
+              <w:left w:w="120" w:type="dxa"/>
+              <w:right w:w="120" w:type="dxa"/>
+            </w:tcMar>
+            <w:tcBorders>
+              <w:top w:val="single" w:sz="4" w:space="0" w:color="CCCCCC"/>
+              <w:bottom w:val="single" w:sz="4" w:space="0" w:color="CCCCCC"/>
+              <w:left w:val="single" w:sz="4" w:space="0" w:color="CCCCCC"/>
+              <w:right w:val="single" w:sz="4" w:space="0" w:color="CCCCCC"/>
+            </w:tcBorders>
+          </w:tcPr>
+          <w:p>
+            <w:pPr>
+              <w:spacing w:before="60" w:after="60" w:line="252" w:lineRule="auto"/>
+              <w:jc w:val="left"/>
+            </w:pPr>
+            <w:r/>
+            <w:r>
+              <w:rPr>
+                <w:b/>
+              </w:rPr>
+              <w:t>-0.75</w:t>
+            </w:r>
+          </w:p>
+        </w:tc>
+        <w:tc>
+          <w:tcPr>
+            <w:tcW w:type="dxa" w:w="1440"/>
+            <w:shd w:fill="F8FAFC"/>
+            <w:tcMar>
+              <w:top w:w="100" w:type="dxa"/>
+              <w:bottom w:w="100" w:type="dxa"/>
+              <w:left w:w="120" w:type="dxa"/>
+              <w:right w:w="120" w:type="dxa"/>
+            </w:tcMar>
+            <w:tcBorders>
+              <w:top w:val="single" w:sz="4" w:space="0" w:color="CCCCCC"/>
+              <w:bottom w:val="single" w:sz="4" w:space="0" w:color="CCCCCC"/>
+              <w:left w:val="single" w:sz="4" w:space="0" w:color="CCCCCC"/>
+              <w:right w:val="single" w:sz="4" w:space="0" w:color="CCCCCC"/>
+            </w:tcBorders>
+          </w:tcPr>
+          <w:p>
+            <w:pPr>
+              <w:spacing w:before="60" w:after="60" w:line="252" w:lineRule="auto"/>
+              <w:jc w:val="left"/>
+            </w:pPr>
+            <w:r/>
+            <w:r>
+              <w:t>BEAR</w:t>
+            </w:r>
+          </w:p>
+        </w:tc>
+      </w:tr>
+      <w:tr>
+        <w:tc>
+          <w:tcPr>
+            <w:tcW w:type="dxa" w:w="1584"/>
+            <w:shd w:fill="FFFFFF"/>
+            <w:tcMar>
+              <w:top w:w="100" w:type="dxa"/>
+              <w:bottom w:w="100" w:type="dxa"/>
+              <w:left w:w="120" w:type="dxa"/>
+              <w:right w:w="120" w:type="dxa"/>
+            </w:tcMar>
+            <w:tcBorders>
+              <w:top w:val="single" w:sz="4" w:space="0" w:color="CCCCCC"/>
+              <w:bottom w:val="single" w:sz="4" w:space="0" w:color="CCCCCC"/>
+              <w:left w:val="single" w:sz="4" w:space="0" w:color="CCCCCC"/>
+              <w:right w:val="single" w:sz="4" w:space="0" w:color="CCCCCC"/>
+            </w:tcBorders>
+          </w:tcPr>
+          <w:p>
+            <w:pPr>
+              <w:spacing w:before="60" w:after="60" w:line="252" w:lineRule="auto"/>
+              <w:jc w:val="left"/>
+            </w:pPr>
+            <w:r/>
+            <w:r>
+              <w:rPr>
+                <w:b/>
+              </w:rPr>
+              <w:t>Fri 11/09</w:t>
+            </w:r>
+          </w:p>
+        </w:tc>
+        <w:tc>
+          <w:tcPr>
+            <w:tcW w:type="dxa" w:w="864"/>
+            <w:shd w:fill="FFFFFF"/>
+            <w:tcMar>
+              <w:top w:w="100" w:type="dxa"/>
+              <w:bottom w:w="100" w:type="dxa"/>
+              <w:left w:w="120" w:type="dxa"/>
+              <w:right w:w="120" w:type="dxa"/>
+            </w:tcMar>
+            <w:tcBorders>
+              <w:top w:val="single" w:sz="4" w:space="0" w:color="CCCCCC"/>
+              <w:bottom w:val="single" w:sz="4" w:space="0" w:color="CCCCCC"/>
+              <w:left w:val="single" w:sz="4" w:space="0" w:color="CCCCCC"/>
+              <w:right w:val="single" w:sz="4" w:space="0" w:color="CCCCCC"/>
+            </w:tcBorders>
+          </w:tcPr>
+          <w:p>
+            <w:pPr>
+              <w:spacing w:before="60" w:after="60" w:line="252" w:lineRule="auto"/>
+              <w:jc w:val="left"/>
+            </w:pPr>
+            <w:r/>
+            <w:r>
+              <w:t>Asia 11-15</w:t>
+            </w:r>
+          </w:p>
+        </w:tc>
+        <w:tc>
+          <w:tcPr>
+            <w:tcW w:type="dxa" w:w="1440"/>
+            <w:shd w:fill="FFFFFF"/>
+            <w:tcMar>
+              <w:top w:w="100" w:type="dxa"/>
+              <w:bottom w:w="100" w:type="dxa"/>
+              <w:left w:w="120" w:type="dxa"/>
+              <w:right w:w="120" w:type="dxa"/>
+            </w:tcMar>
+            <w:tcBorders>
+              <w:top w:val="single" w:sz="4" w:space="0" w:color="CCCCCC"/>
+              <w:bottom w:val="single" w:sz="4" w:space="0" w:color="CCCCCC"/>
+              <w:left w:val="single" w:sz="4" w:space="0" w:color="CCCCCC"/>
+              <w:right w:val="single" w:sz="4" w:space="0" w:color="CCCCCC"/>
+            </w:tcBorders>
+          </w:tcPr>
+          <w:p>
+            <w:pPr>
+              <w:spacing w:before="60" w:after="60" w:line="252" w:lineRule="auto"/>
+              <w:jc w:val="left"/>
+            </w:pPr>
+            <w:r/>
+            <w:r>
+              <w:t>753.75</w:t>
+            </w:r>
+          </w:p>
+        </w:tc>
+        <w:tc>
+          <w:tcPr>
+            <w:tcW w:type="dxa" w:w="2016"/>
+            <w:shd w:fill="FFFFFF"/>
+            <w:tcMar>
+              <w:top w:w="100" w:type="dxa"/>
+              <w:bottom w:w="100" w:type="dxa"/>
+              <w:left w:w="120" w:type="dxa"/>
+              <w:right w:w="120" w:type="dxa"/>
+            </w:tcMar>
+            <w:tcBorders>
+              <w:top w:val="single" w:sz="4" w:space="0" w:color="CCCCCC"/>
+              <w:bottom w:val="single" w:sz="4" w:space="0" w:color="CCCCCC"/>
+              <w:left w:val="single" w:sz="4" w:space="0" w:color="CCCCCC"/>
+              <w:right w:val="single" w:sz="4" w:space="0" w:color="CCCCCC"/>
+            </w:tcBorders>
+          </w:tcPr>
+          <w:p>
+            <w:pPr>
+              <w:spacing w:before="60" w:after="60" w:line="252" w:lineRule="auto"/>
+              <w:jc w:val="left"/>
+            </w:pPr>
+            <w:r/>
+            <w:r>
+              <w:t>761.25</w:t>
+            </w:r>
+          </w:p>
+        </w:tc>
+        <w:tc>
+          <w:tcPr>
+            <w:tcW w:type="dxa" w:w="1152"/>
+            <w:shd w:fill="FFFFFF"/>
+            <w:tcMar>
+              <w:top w:w="100" w:type="dxa"/>
+              <w:bottom w:w="100" w:type="dxa"/>
+              <w:left w:w="120" w:type="dxa"/>
+              <w:right w:w="120" w:type="dxa"/>
+            </w:tcMar>
+            <w:tcBorders>
+              <w:top w:val="single" w:sz="4" w:space="0" w:color="CCCCCC"/>
+              <w:bottom w:val="single" w:sz="4" w:space="0" w:color="CCCCCC"/>
+              <w:left w:val="single" w:sz="4" w:space="0" w:color="CCCCCC"/>
+              <w:right w:val="single" w:sz="4" w:space="0" w:color="CCCCCC"/>
+            </w:tcBorders>
+          </w:tcPr>
+          <w:p>
+            <w:pPr>
+              <w:spacing w:before="60" w:after="60" w:line="252" w:lineRule="auto"/>
+              <w:jc w:val="left"/>
+            </w:pPr>
+            <w:r/>
+            <w:r>
+              <w:t>747.75</w:t>
+            </w:r>
+          </w:p>
+        </w:tc>
+        <w:tc>
+          <w:tcPr>
+            <w:tcW w:type="dxa" w:w="1728"/>
+            <w:shd w:fill="FFFFFF"/>
+            <w:tcMar>
+              <w:top w:w="100" w:type="dxa"/>
+              <w:bottom w:w="100" w:type="dxa"/>
+              <w:left w:w="120" w:type="dxa"/>
+              <w:right w:w="120" w:type="dxa"/>
+            </w:tcMar>
+            <w:tcBorders>
+              <w:top w:val="single" w:sz="4" w:space="0" w:color="CCCCCC"/>
+              <w:bottom w:val="single" w:sz="4" w:space="0" w:color="CCCCCC"/>
+              <w:left w:val="single" w:sz="4" w:space="0" w:color="CCCCCC"/>
+              <w:right w:val="single" w:sz="4" w:space="0" w:color="CCCCCC"/>
+            </w:tcBorders>
+          </w:tcPr>
+          <w:p>
+            <w:pPr>
+              <w:spacing w:before="60" w:after="60" w:line="252" w:lineRule="auto"/>
+              <w:jc w:val="left"/>
+            </w:pPr>
+            <w:r/>
+            <w:r>
+              <w:rPr>
+                <w:b/>
+              </w:rPr>
+              <w:t>752.75</w:t>
+            </w:r>
+          </w:p>
+        </w:tc>
+        <w:tc>
+          <w:tcPr>
+            <w:tcW w:type="dxa" w:w="3456"/>
+            <w:shd w:fill="FFFFFF"/>
+            <w:tcMar>
+              <w:top w:w="100" w:type="dxa"/>
+              <w:bottom w:w="100" w:type="dxa"/>
+              <w:left w:w="120" w:type="dxa"/>
+              <w:right w:w="120" w:type="dxa"/>
+            </w:tcMar>
+            <w:tcBorders>
+              <w:top w:val="single" w:sz="4" w:space="0" w:color="CCCCCC"/>
+              <w:bottom w:val="single" w:sz="4" w:space="0" w:color="CCCCCC"/>
+              <w:left w:val="single" w:sz="4" w:space="0" w:color="CCCCCC"/>
+              <w:right w:val="single" w:sz="4" w:space="0" w:color="CCCCCC"/>
+            </w:tcBorders>
+          </w:tcPr>
+          <w:p>
+            <w:pPr>
+              <w:spacing w:before="60" w:after="60" w:line="252" w:lineRule="auto"/>
+              <w:jc w:val="left"/>
+            </w:pPr>
+            <w:r/>
+            <w:r>
+              <w:rPr>
+                <w:b/>
+              </w:rPr>
+              <w:t>-1.00</w:t>
+            </w:r>
+          </w:p>
+        </w:tc>
+        <w:tc>
+          <w:tcPr>
+            <w:tcW w:type="dxa" w:w="1440"/>
+            <w:shd w:fill="FFFFFF"/>
+            <w:tcMar>
+              <w:top w:w="100" w:type="dxa"/>
+              <w:bottom w:w="100" w:type="dxa"/>
+              <w:left w:w="120" w:type="dxa"/>
+              <w:right w:w="120" w:type="dxa"/>
+            </w:tcMar>
+            <w:tcBorders>
+              <w:top w:val="single" w:sz="4" w:space="0" w:color="CCCCCC"/>
+              <w:bottom w:val="single" w:sz="4" w:space="0" w:color="CCCCCC"/>
+              <w:left w:val="single" w:sz="4" w:space="0" w:color="CCCCCC"/>
+              <w:right w:val="single" w:sz="4" w:space="0" w:color="CCCCCC"/>
+            </w:tcBorders>
+          </w:tcPr>
+          <w:p>
+            <w:pPr>
+              <w:spacing w:before="60" w:after="60" w:line="252" w:lineRule="auto"/>
+              <w:jc w:val="left"/>
+            </w:pPr>
+            <w:r/>
+            <w:r>
+              <w:t>BEAR</w:t>
+            </w:r>
+          </w:p>
+        </w:tc>
+      </w:tr>
+      <w:tr>
+        <w:tc>
+          <w:tcPr>
+            <w:tcW w:type="dxa" w:w="1584"/>
+            <w:shd w:fill="F8FAFC"/>
+            <w:tcMar>
+              <w:top w:w="100" w:type="dxa"/>
+              <w:bottom w:w="100" w:type="dxa"/>
+              <w:left w:w="120" w:type="dxa"/>
+              <w:right w:w="120" w:type="dxa"/>
+            </w:tcMar>
+            <w:tcBorders>
+              <w:top w:val="single" w:sz="4" w:space="0" w:color="CCCCCC"/>
+              <w:bottom w:val="single" w:sz="4" w:space="0" w:color="CCCCCC"/>
+              <w:left w:val="single" w:sz="4" w:space="0" w:color="CCCCCC"/>
+              <w:right w:val="single" w:sz="4" w:space="0" w:color="CCCCCC"/>
+            </w:tcBorders>
+          </w:tcPr>
+          <w:p>
+            <w:pPr>
+              <w:spacing w:before="60" w:after="60" w:line="252" w:lineRule="auto"/>
+              <w:jc w:val="left"/>
+            </w:pPr>
+            <w:r/>
+            <w:r>
+              <w:rPr>
+                <w:b/>
+              </w:rPr>
+              <w:t>Fri 11/09</w:t>
+            </w:r>
+          </w:p>
+        </w:tc>
+        <w:tc>
+          <w:tcPr>
+            <w:tcW w:type="dxa" w:w="864"/>
+            <w:shd w:fill="F8FAFC"/>
+            <w:tcMar>
+              <w:top w:w="100" w:type="dxa"/>
+              <w:bottom w:w="100" w:type="dxa"/>
+              <w:left w:w="120" w:type="dxa"/>
+              <w:right w:w="120" w:type="dxa"/>
+            </w:tcMar>
+            <w:tcBorders>
+              <w:top w:val="single" w:sz="4" w:space="0" w:color="CCCCCC"/>
+              <w:bottom w:val="single" w:sz="4" w:space="0" w:color="CCCCCC"/>
+              <w:left w:val="single" w:sz="4" w:space="0" w:color="CCCCCC"/>
+              <w:right w:val="single" w:sz="4" w:space="0" w:color="CCCCCC"/>
+            </w:tcBorders>
+          </w:tcPr>
+          <w:p>
+            <w:pPr>
+              <w:spacing w:before="60" w:after="60" w:line="252" w:lineRule="auto"/>
+              <w:jc w:val="left"/>
+            </w:pPr>
+            <w:r/>
+            <w:r>
+              <w:t>London 15-19</w:t>
+            </w:r>
+          </w:p>
+        </w:tc>
+        <w:tc>
+          <w:tcPr>
+            <w:tcW w:type="dxa" w:w="1440"/>
+            <w:shd w:fill="F8FAFC"/>
+            <w:tcMar>
+              <w:top w:w="100" w:type="dxa"/>
+              <w:bottom w:w="100" w:type="dxa"/>
+              <w:left w:w="120" w:type="dxa"/>
+              <w:right w:w="120" w:type="dxa"/>
+            </w:tcMar>
+            <w:tcBorders>
+              <w:top w:val="single" w:sz="4" w:space="0" w:color="CCCCCC"/>
+              <w:bottom w:val="single" w:sz="4" w:space="0" w:color="CCCCCC"/>
+              <w:left w:val="single" w:sz="4" w:space="0" w:color="CCCCCC"/>
+              <w:right w:val="single" w:sz="4" w:space="0" w:color="CCCCCC"/>
+            </w:tcBorders>
+          </w:tcPr>
+          <w:p>
+            <w:pPr>
+              <w:spacing w:before="60" w:after="60" w:line="252" w:lineRule="auto"/>
+              <w:jc w:val="left"/>
+            </w:pPr>
+            <w:r/>
+            <w:r>
+              <w:t>752.75</w:t>
+            </w:r>
+          </w:p>
+        </w:tc>
+        <w:tc>
+          <w:tcPr>
+            <w:tcW w:type="dxa" w:w="2016"/>
+            <w:shd w:fill="F8FAFC"/>
+            <w:tcMar>
+              <w:top w:w="100" w:type="dxa"/>
+              <w:bottom w:w="100" w:type="dxa"/>
+              <w:left w:w="120" w:type="dxa"/>
+              <w:right w:w="120" w:type="dxa"/>
+            </w:tcMar>
+            <w:tcBorders>
+              <w:top w:val="single" w:sz="4" w:space="0" w:color="CCCCCC"/>
+              <w:bottom w:val="single" w:sz="4" w:space="0" w:color="CCCCCC"/>
+              <w:left w:val="single" w:sz="4" w:space="0" w:color="CCCCCC"/>
+              <w:right w:val="single" w:sz="4" w:space="0" w:color="CCCCCC"/>
+            </w:tcBorders>
+          </w:tcPr>
+          <w:p>
+            <w:pPr>
+              <w:spacing w:before="60" w:after="60" w:line="252" w:lineRule="auto"/>
+              <w:jc w:val="left"/>
+            </w:pPr>
+            <w:r/>
+            <w:r>
+              <w:t>759.75</w:t>
+            </w:r>
+          </w:p>
+        </w:tc>
+        <w:tc>
+          <w:tcPr>
+            <w:tcW w:type="dxa" w:w="1152"/>
+            <w:shd w:fill="F8FAFC"/>
+            <w:tcMar>
+              <w:top w:w="100" w:type="dxa"/>
+              <w:bottom w:w="100" w:type="dxa"/>
+              <w:left w:w="120" w:type="dxa"/>
+              <w:right w:w="120" w:type="dxa"/>
+            </w:tcMar>
+            <w:tcBorders>
+              <w:top w:val="single" w:sz="4" w:space="0" w:color="CCCCCC"/>
+              <w:bottom w:val="single" w:sz="4" w:space="0" w:color="CCCCCC"/>
+              <w:left w:val="single" w:sz="4" w:space="0" w:color="CCCCCC"/>
+              <w:right w:val="single" w:sz="4" w:space="0" w:color="CCCCCC"/>
+            </w:tcBorders>
+          </w:tcPr>
+          <w:p>
+            <w:pPr>
+              <w:spacing w:before="60" w:after="60" w:line="252" w:lineRule="auto"/>
+              <w:jc w:val="left"/>
+            </w:pPr>
+            <w:r/>
+            <w:r>
+              <w:t>739.25</w:t>
+            </w:r>
+          </w:p>
+        </w:tc>
+        <w:tc>
+          <w:tcPr>
+            <w:tcW w:type="dxa" w:w="1728"/>
+            <w:shd w:fill="F8FAFC"/>
+            <w:tcMar>
+              <w:top w:w="100" w:type="dxa"/>
+              <w:bottom w:w="100" w:type="dxa"/>
+              <w:left w:w="120" w:type="dxa"/>
+              <w:right w:w="120" w:type="dxa"/>
+            </w:tcMar>
+            <w:tcBorders>
+              <w:top w:val="single" w:sz="4" w:space="0" w:color="CCCCCC"/>
+              <w:bottom w:val="single" w:sz="4" w:space="0" w:color="CCCCCC"/>
+              <w:left w:val="single" w:sz="4" w:space="0" w:color="CCCCCC"/>
+              <w:right w:val="single" w:sz="4" w:space="0" w:color="CCCCCC"/>
+            </w:tcBorders>
+          </w:tcPr>
+          <w:p>
+            <w:pPr>
+              <w:spacing w:before="60" w:after="60" w:line="252" w:lineRule="auto"/>
+              <w:jc w:val="left"/>
+            </w:pPr>
+            <w:r/>
+            <w:r>
+              <w:rPr>
+                <w:b/>
+              </w:rPr>
+              <w:t>753.50</w:t>
+            </w:r>
+          </w:p>
+        </w:tc>
+        <w:tc>
+          <w:tcPr>
+            <w:tcW w:type="dxa" w:w="3456"/>
+            <w:shd w:fill="F8FAFC"/>
+            <w:tcMar>
+              <w:top w:w="100" w:type="dxa"/>
+              <w:bottom w:w="100" w:type="dxa"/>
+              <w:left w:w="120" w:type="dxa"/>
+              <w:right w:w="120" w:type="dxa"/>
+            </w:tcMar>
+            <w:tcBorders>
+              <w:top w:val="single" w:sz="4" w:space="0" w:color="CCCCCC"/>
+              <w:bottom w:val="single" w:sz="4" w:space="0" w:color="CCCCCC"/>
+              <w:left w:val="single" w:sz="4" w:space="0" w:color="CCCCCC"/>
+              <w:right w:val="single" w:sz="4" w:space="0" w:color="CCCCCC"/>
+            </w:tcBorders>
+          </w:tcPr>
+          <w:p>
+            <w:pPr>
+              <w:spacing w:before="60" w:after="60" w:line="252" w:lineRule="auto"/>
+              <w:jc w:val="left"/>
+            </w:pPr>
+            <w:r/>
+            <w:r>
+              <w:rPr>
+                <w:b/>
+              </w:rPr>
+              <w:t>+0.75</w:t>
+            </w:r>
+          </w:p>
+        </w:tc>
+        <w:tc>
+          <w:tcPr>
+            <w:tcW w:type="dxa" w:w="1440"/>
+            <w:shd w:fill="F8FAFC"/>
+            <w:tcMar>
+              <w:top w:w="100" w:type="dxa"/>
+              <w:bottom w:w="100" w:type="dxa"/>
+              <w:left w:w="120" w:type="dxa"/>
+              <w:right w:w="120" w:type="dxa"/>
+            </w:tcMar>
+            <w:tcBorders>
+              <w:top w:val="single" w:sz="4" w:space="0" w:color="CCCCCC"/>
+              <w:bottom w:val="single" w:sz="4" w:space="0" w:color="CCCCCC"/>
+              <w:left w:val="single" w:sz="4" w:space="0" w:color="CCCCCC"/>
+              <w:right w:val="single" w:sz="4" w:space="0" w:color="CCCCCC"/>
+            </w:tcBorders>
+          </w:tcPr>
+          <w:p>
+            <w:pPr>
+              <w:spacing w:before="60" w:after="60" w:line="252" w:lineRule="auto"/>
+              <w:jc w:val="left"/>
+            </w:pPr>
+            <w:r/>
+            <w:r>
+              <w:t>BULL</w:t>
+            </w:r>
+          </w:p>
+        </w:tc>
+      </w:tr>
+      <w:tr>
+        <w:tc>
+          <w:tcPr>
+            <w:tcW w:type="dxa" w:w="1584"/>
+            <w:shd w:fill="FFFFFF"/>
+            <w:tcMar>
+              <w:top w:w="100" w:type="dxa"/>
+              <w:bottom w:w="100" w:type="dxa"/>
+              <w:left w:w="120" w:type="dxa"/>
+              <w:right w:w="120" w:type="dxa"/>
+            </w:tcMar>
+            <w:tcBorders>
+              <w:top w:val="single" w:sz="4" w:space="0" w:color="CCCCCC"/>
+              <w:bottom w:val="single" w:sz="4" w:space="0" w:color="CCCCCC"/>
+              <w:left w:val="single" w:sz="4" w:space="0" w:color="CCCCCC"/>
+              <w:right w:val="single" w:sz="4" w:space="0" w:color="CCCCCC"/>
+            </w:tcBorders>
+          </w:tcPr>
+          <w:p>
+            <w:pPr>
+              <w:spacing w:before="60" w:after="60" w:line="252" w:lineRule="auto"/>
+              <w:jc w:val="left"/>
+            </w:pPr>
+            <w:r/>
+            <w:r>
+              <w:rPr>
+                <w:b/>
+              </w:rPr>
+              <w:t>Fri 11/09</w:t>
+            </w:r>
+          </w:p>
+        </w:tc>
+        <w:tc>
+          <w:tcPr>
+            <w:tcW w:type="dxa" w:w="864"/>
+            <w:shd w:fill="FFFFFF"/>
+            <w:tcMar>
+              <w:top w:w="100" w:type="dxa"/>
+              <w:bottom w:w="100" w:type="dxa"/>
+              <w:left w:w="120" w:type="dxa"/>
+              <w:right w:w="120" w:type="dxa"/>
+            </w:tcMar>
+            <w:tcBorders>
+              <w:top w:val="single" w:sz="4" w:space="0" w:color="CCCCCC"/>
+              <w:bottom w:val="single" w:sz="4" w:space="0" w:color="CCCCCC"/>
+              <w:left w:val="single" w:sz="4" w:space="0" w:color="CCCCCC"/>
+              <w:right w:val="single" w:sz="4" w:space="0" w:color="CCCCCC"/>
+            </w:tcBorders>
+          </w:tcPr>
+          <w:p>
+            <w:pPr>
+              <w:spacing w:before="60" w:after="60" w:line="252" w:lineRule="auto"/>
+              <w:jc w:val="left"/>
+            </w:pPr>
+            <w:r/>
+            <w:r>
+              <w:t>Pre-NY 19-21</w:t>
+            </w:r>
+          </w:p>
+        </w:tc>
+        <w:tc>
+          <w:tcPr>
+            <w:tcW w:type="dxa" w:w="1440"/>
+            <w:shd w:fill="FFFFFF"/>
+            <w:tcMar>
+              <w:top w:w="100" w:type="dxa"/>
+              <w:bottom w:w="100" w:type="dxa"/>
+              <w:left w:w="120" w:type="dxa"/>
+              <w:right w:w="120" w:type="dxa"/>
+            </w:tcMar>
+            <w:tcBorders>
+              <w:top w:val="single" w:sz="4" w:space="0" w:color="CCCCCC"/>
+              <w:bottom w:val="single" w:sz="4" w:space="0" w:color="CCCCCC"/>
+              <w:left w:val="single" w:sz="4" w:space="0" w:color="CCCCCC"/>
+              <w:right w:val="single" w:sz="4" w:space="0" w:color="CCCCCC"/>
+            </w:tcBorders>
+          </w:tcPr>
+          <w:p>
+            <w:pPr>
+              <w:spacing w:before="60" w:after="60" w:line="252" w:lineRule="auto"/>
+              <w:jc w:val="left"/>
+            </w:pPr>
+            <w:r/>
+            <w:r>
+              <w:t>753.50</w:t>
+            </w:r>
+          </w:p>
+        </w:tc>
+        <w:tc>
+          <w:tcPr>
+            <w:tcW w:type="dxa" w:w="2016"/>
+            <w:shd w:fill="FFFFFF"/>
+            <w:tcMar>
+              <w:top w:w="100" w:type="dxa"/>
+              <w:bottom w:w="100" w:type="dxa"/>
+              <w:left w:w="120" w:type="dxa"/>
+              <w:right w:w="120" w:type="dxa"/>
+            </w:tcMar>
+            <w:tcBorders>
+              <w:top w:val="single" w:sz="4" w:space="0" w:color="CCCCCC"/>
+              <w:bottom w:val="single" w:sz="4" w:space="0" w:color="CCCCCC"/>
+              <w:left w:val="single" w:sz="4" w:space="0" w:color="CCCCCC"/>
+              <w:right w:val="single" w:sz="4" w:space="0" w:color="CCCCCC"/>
+            </w:tcBorders>
+          </w:tcPr>
+          <w:p>
+            <w:pPr>
+              <w:spacing w:before="60" w:after="60" w:line="252" w:lineRule="auto"/>
+              <w:jc w:val="left"/>
+            </w:pPr>
+            <w:r/>
+            <w:r>
+              <w:t>762.75</w:t>
+            </w:r>
+          </w:p>
+        </w:tc>
+        <w:tc>
+          <w:tcPr>
+            <w:tcW w:type="dxa" w:w="1152"/>
+            <w:shd w:fill="FFFFFF"/>
+            <w:tcMar>
+              <w:top w:w="100" w:type="dxa"/>
+              <w:bottom w:w="100" w:type="dxa"/>
+              <w:left w:w="120" w:type="dxa"/>
+              <w:right w:w="120" w:type="dxa"/>
+            </w:tcMar>
+            <w:tcBorders>
+              <w:top w:val="single" w:sz="4" w:space="0" w:color="CCCCCC"/>
+              <w:bottom w:val="single" w:sz="4" w:space="0" w:color="CCCCCC"/>
+              <w:left w:val="single" w:sz="4" w:space="0" w:color="CCCCCC"/>
+              <w:right w:val="single" w:sz="4" w:space="0" w:color="CCCCCC"/>
+            </w:tcBorders>
+          </w:tcPr>
+          <w:p>
+            <w:pPr>
+              <w:spacing w:before="60" w:after="60" w:line="252" w:lineRule="auto"/>
+              <w:jc w:val="left"/>
+            </w:pPr>
+            <w:r/>
+            <w:r>
+              <w:t>746.25</w:t>
+            </w:r>
+          </w:p>
+        </w:tc>
+        <w:tc>
+          <w:tcPr>
+            <w:tcW w:type="dxa" w:w="1728"/>
+            <w:shd w:fill="FFFFFF"/>
+            <w:tcMar>
+              <w:top w:w="100" w:type="dxa"/>
+              <w:bottom w:w="100" w:type="dxa"/>
+              <w:left w:w="120" w:type="dxa"/>
+              <w:right w:w="120" w:type="dxa"/>
+            </w:tcMar>
+            <w:tcBorders>
+              <w:top w:val="single" w:sz="4" w:space="0" w:color="CCCCCC"/>
+              <w:bottom w:val="single" w:sz="4" w:space="0" w:color="CCCCCC"/>
+              <w:left w:val="single" w:sz="4" w:space="0" w:color="CCCCCC"/>
+              <w:right w:val="single" w:sz="4" w:space="0" w:color="CCCCCC"/>
+            </w:tcBorders>
+          </w:tcPr>
+          <w:p>
+            <w:pPr>
+              <w:spacing w:before="60" w:after="60" w:line="252" w:lineRule="auto"/>
+              <w:jc w:val="left"/>
+            </w:pPr>
+            <w:r/>
+            <w:r>
+              <w:rPr>
+                <w:b/>
+              </w:rPr>
+              <w:t>753.25</w:t>
+            </w:r>
+          </w:p>
+        </w:tc>
+        <w:tc>
+          <w:tcPr>
+            <w:tcW w:type="dxa" w:w="3456"/>
+            <w:shd w:fill="FFFFFF"/>
             <w:tcMar>
               <w:top w:w="100" w:type="dxa"/>
               <w:bottom w:w="100" w:type="dxa"/>
@@ -28683,7 +30798,7 @@
         <w:tc>
           <w:tcPr>
             <w:tcW w:type="dxa" w:w="1440"/>
-            <w:shd w:fill="F8FAFC"/>
+            <w:shd w:fill="FFFFFF"/>
             <w:tcMar>
               <w:top w:w="100" w:type="dxa"/>
               <w:bottom w:w="100" w:type="dxa"/>
@@ -28705,1181 +30820,6 @@
             <w:r/>
             <w:r>
               <w:t>BEAR</w:t>
-            </w:r>
-          </w:p>
-        </w:tc>
-      </w:tr>
-      <w:tr>
-        <w:tc>
-          <w:tcPr>
-            <w:tcW w:type="dxa" w:w="1584"/>
-            <w:shd w:fill="FFFFFF"/>
-            <w:tcMar>
-              <w:top w:w="100" w:type="dxa"/>
-              <w:bottom w:w="100" w:type="dxa"/>
-              <w:left w:w="120" w:type="dxa"/>
-              <w:right w:w="120" w:type="dxa"/>
-            </w:tcMar>
-            <w:tcBorders>
-              <w:top w:val="single" w:sz="4" w:space="0" w:color="CCCCCC"/>
-              <w:bottom w:val="single" w:sz="4" w:space="0" w:color="CCCCCC"/>
-              <w:left w:val="single" w:sz="4" w:space="0" w:color="CCCCCC"/>
-              <w:right w:val="single" w:sz="4" w:space="0" w:color="CCCCCC"/>
-            </w:tcBorders>
-          </w:tcPr>
-          <w:p>
-            <w:pPr>
-              <w:spacing w:before="60" w:after="60" w:line="252" w:lineRule="auto"/>
-              <w:jc w:val="left"/>
-            </w:pPr>
-            <w:r/>
-            <w:r>
-              <w:rPr>
-                <w:b/>
-              </w:rPr>
-              <w:t>Thu 10/09</w:t>
-            </w:r>
-          </w:p>
-        </w:tc>
-        <w:tc>
-          <w:tcPr>
-            <w:tcW w:type="dxa" w:w="864"/>
-            <w:shd w:fill="FFFFFF"/>
-            <w:tcMar>
-              <w:top w:w="100" w:type="dxa"/>
-              <w:bottom w:w="100" w:type="dxa"/>
-              <w:left w:w="120" w:type="dxa"/>
-              <w:right w:w="120" w:type="dxa"/>
-            </w:tcMar>
-            <w:tcBorders>
-              <w:top w:val="single" w:sz="4" w:space="0" w:color="CCCCCC"/>
-              <w:bottom w:val="single" w:sz="4" w:space="0" w:color="CCCCCC"/>
-              <w:left w:val="single" w:sz="4" w:space="0" w:color="CCCCCC"/>
-              <w:right w:val="single" w:sz="4" w:space="0" w:color="CCCCCC"/>
-            </w:tcBorders>
-          </w:tcPr>
-          <w:p>
-            <w:pPr>
-              <w:spacing w:before="60" w:after="60" w:line="252" w:lineRule="auto"/>
-              <w:jc w:val="left"/>
-            </w:pPr>
-            <w:r/>
-            <w:r>
-              <w:t>Asia 11-15</w:t>
-            </w:r>
-          </w:p>
-        </w:tc>
-        <w:tc>
-          <w:tcPr>
-            <w:tcW w:type="dxa" w:w="1440"/>
-            <w:shd w:fill="FFFFFF"/>
-            <w:tcMar>
-              <w:top w:w="100" w:type="dxa"/>
-              <w:bottom w:w="100" w:type="dxa"/>
-              <w:left w:w="120" w:type="dxa"/>
-              <w:right w:w="120" w:type="dxa"/>
-            </w:tcMar>
-            <w:tcBorders>
-              <w:top w:val="single" w:sz="4" w:space="0" w:color="CCCCCC"/>
-              <w:bottom w:val="single" w:sz="4" w:space="0" w:color="CCCCCC"/>
-              <w:left w:val="single" w:sz="4" w:space="0" w:color="CCCCCC"/>
-              <w:right w:val="single" w:sz="4" w:space="0" w:color="CCCCCC"/>
-            </w:tcBorders>
-          </w:tcPr>
-          <w:p>
-            <w:pPr>
-              <w:spacing w:before="60" w:after="60" w:line="252" w:lineRule="auto"/>
-              <w:jc w:val="left"/>
-            </w:pPr>
-            <w:r/>
-            <w:r>
-              <w:t>747.25</w:t>
-            </w:r>
-          </w:p>
-        </w:tc>
-        <w:tc>
-          <w:tcPr>
-            <w:tcW w:type="dxa" w:w="2016"/>
-            <w:shd w:fill="FFFFFF"/>
-            <w:tcMar>
-              <w:top w:w="100" w:type="dxa"/>
-              <w:bottom w:w="100" w:type="dxa"/>
-              <w:left w:w="120" w:type="dxa"/>
-              <w:right w:w="120" w:type="dxa"/>
-            </w:tcMar>
-            <w:tcBorders>
-              <w:top w:val="single" w:sz="4" w:space="0" w:color="CCCCCC"/>
-              <w:bottom w:val="single" w:sz="4" w:space="0" w:color="CCCCCC"/>
-              <w:left w:val="single" w:sz="4" w:space="0" w:color="CCCCCC"/>
-              <w:right w:val="single" w:sz="4" w:space="0" w:color="CCCCCC"/>
-            </w:tcBorders>
-          </w:tcPr>
-          <w:p>
-            <w:pPr>
-              <w:spacing w:before="60" w:after="60" w:line="252" w:lineRule="auto"/>
-              <w:jc w:val="left"/>
-            </w:pPr>
-            <w:r/>
-            <w:r>
-              <w:t>757.00</w:t>
-            </w:r>
-          </w:p>
-        </w:tc>
-        <w:tc>
-          <w:tcPr>
-            <w:tcW w:type="dxa" w:w="1152"/>
-            <w:shd w:fill="FFFFFF"/>
-            <w:tcMar>
-              <w:top w:w="100" w:type="dxa"/>
-              <w:bottom w:w="100" w:type="dxa"/>
-              <w:left w:w="120" w:type="dxa"/>
-              <w:right w:w="120" w:type="dxa"/>
-            </w:tcMar>
-            <w:tcBorders>
-              <w:top w:val="single" w:sz="4" w:space="0" w:color="CCCCCC"/>
-              <w:bottom w:val="single" w:sz="4" w:space="0" w:color="CCCCCC"/>
-              <w:left w:val="single" w:sz="4" w:space="0" w:color="CCCCCC"/>
-              <w:right w:val="single" w:sz="4" w:space="0" w:color="CCCCCC"/>
-            </w:tcBorders>
-          </w:tcPr>
-          <w:p>
-            <w:pPr>
-              <w:spacing w:before="60" w:after="60" w:line="252" w:lineRule="auto"/>
-              <w:jc w:val="left"/>
-            </w:pPr>
-            <w:r/>
-            <w:r>
-              <w:t>737.50</w:t>
-            </w:r>
-          </w:p>
-        </w:tc>
-        <w:tc>
-          <w:tcPr>
-            <w:tcW w:type="dxa" w:w="1728"/>
-            <w:shd w:fill="FFFFFF"/>
-            <w:tcMar>
-              <w:top w:w="100" w:type="dxa"/>
-              <w:bottom w:w="100" w:type="dxa"/>
-              <w:left w:w="120" w:type="dxa"/>
-              <w:right w:w="120" w:type="dxa"/>
-            </w:tcMar>
-            <w:tcBorders>
-              <w:top w:val="single" w:sz="4" w:space="0" w:color="CCCCCC"/>
-              <w:bottom w:val="single" w:sz="4" w:space="0" w:color="CCCCCC"/>
-              <w:left w:val="single" w:sz="4" w:space="0" w:color="CCCCCC"/>
-              <w:right w:val="single" w:sz="4" w:space="0" w:color="CCCCCC"/>
-            </w:tcBorders>
-          </w:tcPr>
-          <w:p>
-            <w:pPr>
-              <w:spacing w:before="60" w:after="60" w:line="252" w:lineRule="auto"/>
-              <w:jc w:val="left"/>
-            </w:pPr>
-            <w:r/>
-            <w:r>
-              <w:rPr>
-                <w:b/>
-              </w:rPr>
-              <w:t>747.75</w:t>
-            </w:r>
-          </w:p>
-        </w:tc>
-        <w:tc>
-          <w:tcPr>
-            <w:tcW w:type="dxa" w:w="3456"/>
-            <w:shd w:fill="FFFFFF"/>
-            <w:tcMar>
-              <w:top w:w="100" w:type="dxa"/>
-              <w:bottom w:w="100" w:type="dxa"/>
-              <w:left w:w="120" w:type="dxa"/>
-              <w:right w:w="120" w:type="dxa"/>
-            </w:tcMar>
-            <w:tcBorders>
-              <w:top w:val="single" w:sz="4" w:space="0" w:color="CCCCCC"/>
-              <w:bottom w:val="single" w:sz="4" w:space="0" w:color="CCCCCC"/>
-              <w:left w:val="single" w:sz="4" w:space="0" w:color="CCCCCC"/>
-              <w:right w:val="single" w:sz="4" w:space="0" w:color="CCCCCC"/>
-            </w:tcBorders>
-          </w:tcPr>
-          <w:p>
-            <w:pPr>
-              <w:spacing w:before="60" w:after="60" w:line="252" w:lineRule="auto"/>
-              <w:jc w:val="left"/>
-            </w:pPr>
-            <w:r/>
-            <w:r>
-              <w:rPr>
-                <w:b/>
-              </w:rPr>
-              <w:t>+0.50</w:t>
-            </w:r>
-          </w:p>
-        </w:tc>
-        <w:tc>
-          <w:tcPr>
-            <w:tcW w:type="dxa" w:w="1440"/>
-            <w:shd w:fill="FFFFFF"/>
-            <w:tcMar>
-              <w:top w:w="100" w:type="dxa"/>
-              <w:bottom w:w="100" w:type="dxa"/>
-              <w:left w:w="120" w:type="dxa"/>
-              <w:right w:w="120" w:type="dxa"/>
-            </w:tcMar>
-            <w:tcBorders>
-              <w:top w:val="single" w:sz="4" w:space="0" w:color="CCCCCC"/>
-              <w:bottom w:val="single" w:sz="4" w:space="0" w:color="CCCCCC"/>
-              <w:left w:val="single" w:sz="4" w:space="0" w:color="CCCCCC"/>
-              <w:right w:val="single" w:sz="4" w:space="0" w:color="CCCCCC"/>
-            </w:tcBorders>
-          </w:tcPr>
-          <w:p>
-            <w:pPr>
-              <w:spacing w:before="60" w:after="60" w:line="252" w:lineRule="auto"/>
-              <w:jc w:val="left"/>
-            </w:pPr>
-            <w:r/>
-            <w:r>
-              <w:t>BULL</w:t>
-            </w:r>
-          </w:p>
-        </w:tc>
-      </w:tr>
-      <w:tr>
-        <w:tc>
-          <w:tcPr>
-            <w:tcW w:type="dxa" w:w="1584"/>
-            <w:shd w:fill="F8FAFC"/>
-            <w:tcMar>
-              <w:top w:w="100" w:type="dxa"/>
-              <w:bottom w:w="100" w:type="dxa"/>
-              <w:left w:w="120" w:type="dxa"/>
-              <w:right w:w="120" w:type="dxa"/>
-            </w:tcMar>
-            <w:tcBorders>
-              <w:top w:val="single" w:sz="4" w:space="0" w:color="CCCCCC"/>
-              <w:bottom w:val="single" w:sz="4" w:space="0" w:color="CCCCCC"/>
-              <w:left w:val="single" w:sz="4" w:space="0" w:color="CCCCCC"/>
-              <w:right w:val="single" w:sz="4" w:space="0" w:color="CCCCCC"/>
-            </w:tcBorders>
-          </w:tcPr>
-          <w:p>
-            <w:pPr>
-              <w:spacing w:before="60" w:after="60" w:line="252" w:lineRule="auto"/>
-              <w:jc w:val="left"/>
-            </w:pPr>
-            <w:r/>
-            <w:r>
-              <w:rPr>
-                <w:b/>
-              </w:rPr>
-              <w:t>Thu 10/09</w:t>
-            </w:r>
-          </w:p>
-        </w:tc>
-        <w:tc>
-          <w:tcPr>
-            <w:tcW w:type="dxa" w:w="864"/>
-            <w:shd w:fill="F8FAFC"/>
-            <w:tcMar>
-              <w:top w:w="100" w:type="dxa"/>
-              <w:bottom w:w="100" w:type="dxa"/>
-              <w:left w:w="120" w:type="dxa"/>
-              <w:right w:w="120" w:type="dxa"/>
-            </w:tcMar>
-            <w:tcBorders>
-              <w:top w:val="single" w:sz="4" w:space="0" w:color="CCCCCC"/>
-              <w:bottom w:val="single" w:sz="4" w:space="0" w:color="CCCCCC"/>
-              <w:left w:val="single" w:sz="4" w:space="0" w:color="CCCCCC"/>
-              <w:right w:val="single" w:sz="4" w:space="0" w:color="CCCCCC"/>
-            </w:tcBorders>
-          </w:tcPr>
-          <w:p>
-            <w:pPr>
-              <w:spacing w:before="60" w:after="60" w:line="252" w:lineRule="auto"/>
-              <w:jc w:val="left"/>
-            </w:pPr>
-            <w:r/>
-            <w:r>
-              <w:t>London 15-19</w:t>
-            </w:r>
-          </w:p>
-        </w:tc>
-        <w:tc>
-          <w:tcPr>
-            <w:tcW w:type="dxa" w:w="1440"/>
-            <w:shd w:fill="F8FAFC"/>
-            <w:tcMar>
-              <w:top w:w="100" w:type="dxa"/>
-              <w:bottom w:w="100" w:type="dxa"/>
-              <w:left w:w="120" w:type="dxa"/>
-              <w:right w:w="120" w:type="dxa"/>
-            </w:tcMar>
-            <w:tcBorders>
-              <w:top w:val="single" w:sz="4" w:space="0" w:color="CCCCCC"/>
-              <w:bottom w:val="single" w:sz="4" w:space="0" w:color="CCCCCC"/>
-              <w:left w:val="single" w:sz="4" w:space="0" w:color="CCCCCC"/>
-              <w:right w:val="single" w:sz="4" w:space="0" w:color="CCCCCC"/>
-            </w:tcBorders>
-          </w:tcPr>
-          <w:p>
-            <w:pPr>
-              <w:spacing w:before="60" w:after="60" w:line="252" w:lineRule="auto"/>
-              <w:jc w:val="left"/>
-            </w:pPr>
-            <w:r/>
-            <w:r>
-              <w:t>747.75</w:t>
-            </w:r>
-          </w:p>
-        </w:tc>
-        <w:tc>
-          <w:tcPr>
-            <w:tcW w:type="dxa" w:w="2016"/>
-            <w:shd w:fill="F8FAFC"/>
-            <w:tcMar>
-              <w:top w:w="100" w:type="dxa"/>
-              <w:bottom w:w="100" w:type="dxa"/>
-              <w:left w:w="120" w:type="dxa"/>
-              <w:right w:w="120" w:type="dxa"/>
-            </w:tcMar>
-            <w:tcBorders>
-              <w:top w:val="single" w:sz="4" w:space="0" w:color="CCCCCC"/>
-              <w:bottom w:val="single" w:sz="4" w:space="0" w:color="CCCCCC"/>
-              <w:left w:val="single" w:sz="4" w:space="0" w:color="CCCCCC"/>
-              <w:right w:val="single" w:sz="4" w:space="0" w:color="CCCCCC"/>
-            </w:tcBorders>
-          </w:tcPr>
-          <w:p>
-            <w:pPr>
-              <w:spacing w:before="60" w:after="60" w:line="252" w:lineRule="auto"/>
-              <w:jc w:val="left"/>
-            </w:pPr>
-            <w:r/>
-            <w:r>
-              <w:t>758.50</w:t>
-            </w:r>
-          </w:p>
-        </w:tc>
-        <w:tc>
-          <w:tcPr>
-            <w:tcW w:type="dxa" w:w="1152"/>
-            <w:shd w:fill="F8FAFC"/>
-            <w:tcMar>
-              <w:top w:w="100" w:type="dxa"/>
-              <w:bottom w:w="100" w:type="dxa"/>
-              <w:left w:w="120" w:type="dxa"/>
-              <w:right w:w="120" w:type="dxa"/>
-            </w:tcMar>
-            <w:tcBorders>
-              <w:top w:val="single" w:sz="4" w:space="0" w:color="CCCCCC"/>
-              <w:bottom w:val="single" w:sz="4" w:space="0" w:color="CCCCCC"/>
-              <w:left w:val="single" w:sz="4" w:space="0" w:color="CCCCCC"/>
-              <w:right w:val="single" w:sz="4" w:space="0" w:color="CCCCCC"/>
-            </w:tcBorders>
-          </w:tcPr>
-          <w:p>
-            <w:pPr>
-              <w:spacing w:before="60" w:after="60" w:line="252" w:lineRule="auto"/>
-              <w:jc w:val="left"/>
-            </w:pPr>
-            <w:r/>
-            <w:r>
-              <w:t>740.50</w:t>
-            </w:r>
-          </w:p>
-        </w:tc>
-        <w:tc>
-          <w:tcPr>
-            <w:tcW w:type="dxa" w:w="1728"/>
-            <w:shd w:fill="F8FAFC"/>
-            <w:tcMar>
-              <w:top w:w="100" w:type="dxa"/>
-              <w:bottom w:w="100" w:type="dxa"/>
-              <w:left w:w="120" w:type="dxa"/>
-              <w:right w:w="120" w:type="dxa"/>
-            </w:tcMar>
-            <w:tcBorders>
-              <w:top w:val="single" w:sz="4" w:space="0" w:color="CCCCCC"/>
-              <w:bottom w:val="single" w:sz="4" w:space="0" w:color="CCCCCC"/>
-              <w:left w:val="single" w:sz="4" w:space="0" w:color="CCCCCC"/>
-              <w:right w:val="single" w:sz="4" w:space="0" w:color="CCCCCC"/>
-            </w:tcBorders>
-          </w:tcPr>
-          <w:p>
-            <w:pPr>
-              <w:spacing w:before="60" w:after="60" w:line="252" w:lineRule="auto"/>
-              <w:jc w:val="left"/>
-            </w:pPr>
-            <w:r/>
-            <w:r>
-              <w:rPr>
-                <w:b/>
-              </w:rPr>
-              <w:t>748.50</w:t>
-            </w:r>
-          </w:p>
-        </w:tc>
-        <w:tc>
-          <w:tcPr>
-            <w:tcW w:type="dxa" w:w="3456"/>
-            <w:shd w:fill="F8FAFC"/>
-            <w:tcMar>
-              <w:top w:w="100" w:type="dxa"/>
-              <w:bottom w:w="100" w:type="dxa"/>
-              <w:left w:w="120" w:type="dxa"/>
-              <w:right w:w="120" w:type="dxa"/>
-            </w:tcMar>
-            <w:tcBorders>
-              <w:top w:val="single" w:sz="4" w:space="0" w:color="CCCCCC"/>
-              <w:bottom w:val="single" w:sz="4" w:space="0" w:color="CCCCCC"/>
-              <w:left w:val="single" w:sz="4" w:space="0" w:color="CCCCCC"/>
-              <w:right w:val="single" w:sz="4" w:space="0" w:color="CCCCCC"/>
-            </w:tcBorders>
-          </w:tcPr>
-          <w:p>
-            <w:pPr>
-              <w:spacing w:before="60" w:after="60" w:line="252" w:lineRule="auto"/>
-              <w:jc w:val="left"/>
-            </w:pPr>
-            <w:r/>
-            <w:r>
-              <w:rPr>
-                <w:b/>
-              </w:rPr>
-              <w:t>+0.75</w:t>
-            </w:r>
-          </w:p>
-        </w:tc>
-        <w:tc>
-          <w:tcPr>
-            <w:tcW w:type="dxa" w:w="1440"/>
-            <w:shd w:fill="F8FAFC"/>
-            <w:tcMar>
-              <w:top w:w="100" w:type="dxa"/>
-              <w:bottom w:w="100" w:type="dxa"/>
-              <w:left w:w="120" w:type="dxa"/>
-              <w:right w:w="120" w:type="dxa"/>
-            </w:tcMar>
-            <w:tcBorders>
-              <w:top w:val="single" w:sz="4" w:space="0" w:color="CCCCCC"/>
-              <w:bottom w:val="single" w:sz="4" w:space="0" w:color="CCCCCC"/>
-              <w:left w:val="single" w:sz="4" w:space="0" w:color="CCCCCC"/>
-              <w:right w:val="single" w:sz="4" w:space="0" w:color="CCCCCC"/>
-            </w:tcBorders>
-          </w:tcPr>
-          <w:p>
-            <w:pPr>
-              <w:spacing w:before="60" w:after="60" w:line="252" w:lineRule="auto"/>
-              <w:jc w:val="left"/>
-            </w:pPr>
-            <w:r/>
-            <w:r>
-              <w:t>BULL</w:t>
-            </w:r>
-          </w:p>
-        </w:tc>
-      </w:tr>
-      <w:tr>
-        <w:tc>
-          <w:tcPr>
-            <w:tcW w:type="dxa" w:w="1584"/>
-            <w:shd w:fill="FFFFFF"/>
-            <w:tcMar>
-              <w:top w:w="100" w:type="dxa"/>
-              <w:bottom w:w="100" w:type="dxa"/>
-              <w:left w:w="120" w:type="dxa"/>
-              <w:right w:w="120" w:type="dxa"/>
-            </w:tcMar>
-            <w:tcBorders>
-              <w:top w:val="single" w:sz="4" w:space="0" w:color="CCCCCC"/>
-              <w:bottom w:val="single" w:sz="4" w:space="0" w:color="CCCCCC"/>
-              <w:left w:val="single" w:sz="4" w:space="0" w:color="CCCCCC"/>
-              <w:right w:val="single" w:sz="4" w:space="0" w:color="CCCCCC"/>
-            </w:tcBorders>
-          </w:tcPr>
-          <w:p>
-            <w:pPr>
-              <w:spacing w:before="60" w:after="60" w:line="252" w:lineRule="auto"/>
-              <w:jc w:val="left"/>
-            </w:pPr>
-            <w:r/>
-            <w:r>
-              <w:rPr>
-                <w:b/>
-              </w:rPr>
-              <w:t>Thu 10/09</w:t>
-            </w:r>
-          </w:p>
-        </w:tc>
-        <w:tc>
-          <w:tcPr>
-            <w:tcW w:type="dxa" w:w="864"/>
-            <w:shd w:fill="FFFFFF"/>
-            <w:tcMar>
-              <w:top w:w="100" w:type="dxa"/>
-              <w:bottom w:w="100" w:type="dxa"/>
-              <w:left w:w="120" w:type="dxa"/>
-              <w:right w:w="120" w:type="dxa"/>
-            </w:tcMar>
-            <w:tcBorders>
-              <w:top w:val="single" w:sz="4" w:space="0" w:color="CCCCCC"/>
-              <w:bottom w:val="single" w:sz="4" w:space="0" w:color="CCCCCC"/>
-              <w:left w:val="single" w:sz="4" w:space="0" w:color="CCCCCC"/>
-              <w:right w:val="single" w:sz="4" w:space="0" w:color="CCCCCC"/>
-            </w:tcBorders>
-          </w:tcPr>
-          <w:p>
-            <w:pPr>
-              <w:spacing w:before="60" w:after="60" w:line="252" w:lineRule="auto"/>
-              <w:jc w:val="left"/>
-            </w:pPr>
-            <w:r/>
-            <w:r>
-              <w:t>Pre-NY 19-21</w:t>
-            </w:r>
-          </w:p>
-        </w:tc>
-        <w:tc>
-          <w:tcPr>
-            <w:tcW w:type="dxa" w:w="1440"/>
-            <w:shd w:fill="FFFFFF"/>
-            <w:tcMar>
-              <w:top w:w="100" w:type="dxa"/>
-              <w:bottom w:w="100" w:type="dxa"/>
-              <w:left w:w="120" w:type="dxa"/>
-              <w:right w:w="120" w:type="dxa"/>
-            </w:tcMar>
-            <w:tcBorders>
-              <w:top w:val="single" w:sz="4" w:space="0" w:color="CCCCCC"/>
-              <w:bottom w:val="single" w:sz="4" w:space="0" w:color="CCCCCC"/>
-              <w:left w:val="single" w:sz="4" w:space="0" w:color="CCCCCC"/>
-              <w:right w:val="single" w:sz="4" w:space="0" w:color="CCCCCC"/>
-            </w:tcBorders>
-          </w:tcPr>
-          <w:p>
-            <w:pPr>
-              <w:spacing w:before="60" w:after="60" w:line="252" w:lineRule="auto"/>
-              <w:jc w:val="left"/>
-            </w:pPr>
-            <w:r/>
-            <w:r>
-              <w:t>748.50</w:t>
-            </w:r>
-          </w:p>
-        </w:tc>
-        <w:tc>
-          <w:tcPr>
-            <w:tcW w:type="dxa" w:w="2016"/>
-            <w:shd w:fill="FFFFFF"/>
-            <w:tcMar>
-              <w:top w:w="100" w:type="dxa"/>
-              <w:bottom w:w="100" w:type="dxa"/>
-              <w:left w:w="120" w:type="dxa"/>
-              <w:right w:w="120" w:type="dxa"/>
-            </w:tcMar>
-            <w:tcBorders>
-              <w:top w:val="single" w:sz="4" w:space="0" w:color="CCCCCC"/>
-              <w:bottom w:val="single" w:sz="4" w:space="0" w:color="CCCCCC"/>
-              <w:left w:val="single" w:sz="4" w:space="0" w:color="CCCCCC"/>
-              <w:right w:val="single" w:sz="4" w:space="0" w:color="CCCCCC"/>
-            </w:tcBorders>
-          </w:tcPr>
-          <w:p>
-            <w:pPr>
-              <w:spacing w:before="60" w:after="60" w:line="252" w:lineRule="auto"/>
-              <w:jc w:val="left"/>
-            </w:pPr>
-            <w:r/>
-            <w:r>
-              <w:t>755.00</w:t>
-            </w:r>
-          </w:p>
-        </w:tc>
-        <w:tc>
-          <w:tcPr>
-            <w:tcW w:type="dxa" w:w="1152"/>
-            <w:shd w:fill="FFFFFF"/>
-            <w:tcMar>
-              <w:top w:w="100" w:type="dxa"/>
-              <w:bottom w:w="100" w:type="dxa"/>
-              <w:left w:w="120" w:type="dxa"/>
-              <w:right w:w="120" w:type="dxa"/>
-            </w:tcMar>
-            <w:tcBorders>
-              <w:top w:val="single" w:sz="4" w:space="0" w:color="CCCCCC"/>
-              <w:bottom w:val="single" w:sz="4" w:space="0" w:color="CCCCCC"/>
-              <w:left w:val="single" w:sz="4" w:space="0" w:color="CCCCCC"/>
-              <w:right w:val="single" w:sz="4" w:space="0" w:color="CCCCCC"/>
-            </w:tcBorders>
-          </w:tcPr>
-          <w:p>
-            <w:pPr>
-              <w:spacing w:before="60" w:after="60" w:line="252" w:lineRule="auto"/>
-              <w:jc w:val="left"/>
-            </w:pPr>
-            <w:r/>
-            <w:r>
-              <w:t>740.00</w:t>
-            </w:r>
-          </w:p>
-        </w:tc>
-        <w:tc>
-          <w:tcPr>
-            <w:tcW w:type="dxa" w:w="1728"/>
-            <w:shd w:fill="FFFFFF"/>
-            <w:tcMar>
-              <w:top w:w="100" w:type="dxa"/>
-              <w:bottom w:w="100" w:type="dxa"/>
-              <w:left w:w="120" w:type="dxa"/>
-              <w:right w:w="120" w:type="dxa"/>
-            </w:tcMar>
-            <w:tcBorders>
-              <w:top w:val="single" w:sz="4" w:space="0" w:color="CCCCCC"/>
-              <w:bottom w:val="single" w:sz="4" w:space="0" w:color="CCCCCC"/>
-              <w:left w:val="single" w:sz="4" w:space="0" w:color="CCCCCC"/>
-              <w:right w:val="single" w:sz="4" w:space="0" w:color="CCCCCC"/>
-            </w:tcBorders>
-          </w:tcPr>
-          <w:p>
-            <w:pPr>
-              <w:spacing w:before="60" w:after="60" w:line="252" w:lineRule="auto"/>
-              <w:jc w:val="left"/>
-            </w:pPr>
-            <w:r/>
-            <w:r>
-              <w:rPr>
-                <w:b/>
-              </w:rPr>
-              <w:t>749.00</w:t>
-            </w:r>
-          </w:p>
-        </w:tc>
-        <w:tc>
-          <w:tcPr>
-            <w:tcW w:type="dxa" w:w="3456"/>
-            <w:shd w:fill="FFFFFF"/>
-            <w:tcMar>
-              <w:top w:w="100" w:type="dxa"/>
-              <w:bottom w:w="100" w:type="dxa"/>
-              <w:left w:w="120" w:type="dxa"/>
-              <w:right w:w="120" w:type="dxa"/>
-            </w:tcMar>
-            <w:tcBorders>
-              <w:top w:val="single" w:sz="4" w:space="0" w:color="CCCCCC"/>
-              <w:bottom w:val="single" w:sz="4" w:space="0" w:color="CCCCCC"/>
-              <w:left w:val="single" w:sz="4" w:space="0" w:color="CCCCCC"/>
-              <w:right w:val="single" w:sz="4" w:space="0" w:color="CCCCCC"/>
-            </w:tcBorders>
-          </w:tcPr>
-          <w:p>
-            <w:pPr>
-              <w:spacing w:before="60" w:after="60" w:line="252" w:lineRule="auto"/>
-              <w:jc w:val="left"/>
-            </w:pPr>
-            <w:r/>
-            <w:r>
-              <w:rPr>
-                <w:b/>
-              </w:rPr>
-              <w:t>+0.50</w:t>
-            </w:r>
-          </w:p>
-        </w:tc>
-        <w:tc>
-          <w:tcPr>
-            <w:tcW w:type="dxa" w:w="1440"/>
-            <w:shd w:fill="FFFFFF"/>
-            <w:tcMar>
-              <w:top w:w="100" w:type="dxa"/>
-              <w:bottom w:w="100" w:type="dxa"/>
-              <w:left w:w="120" w:type="dxa"/>
-              <w:right w:w="120" w:type="dxa"/>
-            </w:tcMar>
-            <w:tcBorders>
-              <w:top w:val="single" w:sz="4" w:space="0" w:color="CCCCCC"/>
-              <w:bottom w:val="single" w:sz="4" w:space="0" w:color="CCCCCC"/>
-              <w:left w:val="single" w:sz="4" w:space="0" w:color="CCCCCC"/>
-              <w:right w:val="single" w:sz="4" w:space="0" w:color="CCCCCC"/>
-            </w:tcBorders>
-          </w:tcPr>
-          <w:p>
-            <w:pPr>
-              <w:spacing w:before="60" w:after="60" w:line="252" w:lineRule="auto"/>
-              <w:jc w:val="left"/>
-            </w:pPr>
-            <w:r/>
-            <w:r>
-              <w:t>BULL</w:t>
-            </w:r>
-          </w:p>
-        </w:tc>
-      </w:tr>
-      <w:tr>
-        <w:tc>
-          <w:tcPr>
-            <w:tcW w:type="dxa" w:w="1584"/>
-            <w:shd w:fill="F8FAFC"/>
-            <w:tcMar>
-              <w:top w:w="100" w:type="dxa"/>
-              <w:bottom w:w="100" w:type="dxa"/>
-              <w:left w:w="120" w:type="dxa"/>
-              <w:right w:w="120" w:type="dxa"/>
-            </w:tcMar>
-            <w:tcBorders>
-              <w:top w:val="single" w:sz="4" w:space="0" w:color="CCCCCC"/>
-              <w:bottom w:val="single" w:sz="4" w:space="0" w:color="CCCCCC"/>
-              <w:left w:val="single" w:sz="4" w:space="0" w:color="CCCCCC"/>
-              <w:right w:val="single" w:sz="4" w:space="0" w:color="CCCCCC"/>
-            </w:tcBorders>
-          </w:tcPr>
-          <w:p>
-            <w:pPr>
-              <w:spacing w:before="60" w:after="60" w:line="252" w:lineRule="auto"/>
-              <w:jc w:val="left"/>
-            </w:pPr>
-            <w:r/>
-            <w:r>
-              <w:rPr>
-                <w:b/>
-              </w:rPr>
-              <w:t>Thu 10/09</w:t>
-            </w:r>
-          </w:p>
-        </w:tc>
-        <w:tc>
-          <w:tcPr>
-            <w:tcW w:type="dxa" w:w="864"/>
-            <w:shd w:fill="F8FAFC"/>
-            <w:tcMar>
-              <w:top w:w="100" w:type="dxa"/>
-              <w:bottom w:w="100" w:type="dxa"/>
-              <w:left w:w="120" w:type="dxa"/>
-              <w:right w:w="120" w:type="dxa"/>
-            </w:tcMar>
-            <w:tcBorders>
-              <w:top w:val="single" w:sz="4" w:space="0" w:color="CCCCCC"/>
-              <w:bottom w:val="single" w:sz="4" w:space="0" w:color="CCCCCC"/>
-              <w:left w:val="single" w:sz="4" w:space="0" w:color="CCCCCC"/>
-              <w:right w:val="single" w:sz="4" w:space="0" w:color="CCCCCC"/>
-            </w:tcBorders>
-          </w:tcPr>
-          <w:p>
-            <w:pPr>
-              <w:spacing w:before="60" w:after="60" w:line="252" w:lineRule="auto"/>
-              <w:jc w:val="left"/>
-            </w:pPr>
-            <w:r/>
-            <w:r>
-              <w:t>NY Open 21-23</w:t>
-            </w:r>
-          </w:p>
-        </w:tc>
-        <w:tc>
-          <w:tcPr>
-            <w:tcW w:type="dxa" w:w="1440"/>
-            <w:shd w:fill="F8FAFC"/>
-            <w:tcMar>
-              <w:top w:w="100" w:type="dxa"/>
-              <w:bottom w:w="100" w:type="dxa"/>
-              <w:left w:w="120" w:type="dxa"/>
-              <w:right w:w="120" w:type="dxa"/>
-            </w:tcMar>
-            <w:tcBorders>
-              <w:top w:val="single" w:sz="4" w:space="0" w:color="CCCCCC"/>
-              <w:bottom w:val="single" w:sz="4" w:space="0" w:color="CCCCCC"/>
-              <w:left w:val="single" w:sz="4" w:space="0" w:color="CCCCCC"/>
-              <w:right w:val="single" w:sz="4" w:space="0" w:color="CCCCCC"/>
-            </w:tcBorders>
-          </w:tcPr>
-          <w:p>
-            <w:pPr>
-              <w:spacing w:before="60" w:after="60" w:line="252" w:lineRule="auto"/>
-              <w:jc w:val="left"/>
-            </w:pPr>
-            <w:r/>
-            <w:r>
-              <w:t>749.00</w:t>
-            </w:r>
-          </w:p>
-        </w:tc>
-        <w:tc>
-          <w:tcPr>
-            <w:tcW w:type="dxa" w:w="2016"/>
-            <w:shd w:fill="F8FAFC"/>
-            <w:tcMar>
-              <w:top w:w="100" w:type="dxa"/>
-              <w:bottom w:w="100" w:type="dxa"/>
-              <w:left w:w="120" w:type="dxa"/>
-              <w:right w:w="120" w:type="dxa"/>
-            </w:tcMar>
-            <w:tcBorders>
-              <w:top w:val="single" w:sz="4" w:space="0" w:color="CCCCCC"/>
-              <w:bottom w:val="single" w:sz="4" w:space="0" w:color="CCCCCC"/>
-              <w:left w:val="single" w:sz="4" w:space="0" w:color="CCCCCC"/>
-              <w:right w:val="single" w:sz="4" w:space="0" w:color="CCCCCC"/>
-            </w:tcBorders>
-          </w:tcPr>
-          <w:p>
-            <w:pPr>
-              <w:spacing w:before="60" w:after="60" w:line="252" w:lineRule="auto"/>
-              <w:jc w:val="left"/>
-            </w:pPr>
-            <w:r/>
-            <w:r>
-              <w:t>760.00</w:t>
-            </w:r>
-          </w:p>
-        </w:tc>
-        <w:tc>
-          <w:tcPr>
-            <w:tcW w:type="dxa" w:w="1152"/>
-            <w:shd w:fill="F8FAFC"/>
-            <w:tcMar>
-              <w:top w:w="100" w:type="dxa"/>
-              <w:bottom w:w="100" w:type="dxa"/>
-              <w:left w:w="120" w:type="dxa"/>
-              <w:right w:w="120" w:type="dxa"/>
-            </w:tcMar>
-            <w:tcBorders>
-              <w:top w:val="single" w:sz="4" w:space="0" w:color="CCCCCC"/>
-              <w:bottom w:val="single" w:sz="4" w:space="0" w:color="CCCCCC"/>
-              <w:left w:val="single" w:sz="4" w:space="0" w:color="CCCCCC"/>
-              <w:right w:val="single" w:sz="4" w:space="0" w:color="CCCCCC"/>
-            </w:tcBorders>
-          </w:tcPr>
-          <w:p>
-            <w:pPr>
-              <w:spacing w:before="60" w:after="60" w:line="252" w:lineRule="auto"/>
-              <w:jc w:val="left"/>
-            </w:pPr>
-            <w:r/>
-            <w:r>
-              <w:t>737.25</w:t>
-            </w:r>
-          </w:p>
-        </w:tc>
-        <w:tc>
-          <w:tcPr>
-            <w:tcW w:type="dxa" w:w="1728"/>
-            <w:shd w:fill="F8FAFC"/>
-            <w:tcMar>
-              <w:top w:w="100" w:type="dxa"/>
-              <w:bottom w:w="100" w:type="dxa"/>
-              <w:left w:w="120" w:type="dxa"/>
-              <w:right w:w="120" w:type="dxa"/>
-            </w:tcMar>
-            <w:tcBorders>
-              <w:top w:val="single" w:sz="4" w:space="0" w:color="CCCCCC"/>
-              <w:bottom w:val="single" w:sz="4" w:space="0" w:color="CCCCCC"/>
-              <w:left w:val="single" w:sz="4" w:space="0" w:color="CCCCCC"/>
-              <w:right w:val="single" w:sz="4" w:space="0" w:color="CCCCCC"/>
-            </w:tcBorders>
-          </w:tcPr>
-          <w:p>
-            <w:pPr>
-              <w:spacing w:before="60" w:after="60" w:line="252" w:lineRule="auto"/>
-              <w:jc w:val="left"/>
-            </w:pPr>
-            <w:r/>
-            <w:r>
-              <w:rPr>
-                <w:b/>
-              </w:rPr>
-              <w:t>752.50</w:t>
-            </w:r>
-          </w:p>
-        </w:tc>
-        <w:tc>
-          <w:tcPr>
-            <w:tcW w:type="dxa" w:w="3456"/>
-            <w:shd w:fill="F8FAFC"/>
-            <w:tcMar>
-              <w:top w:w="100" w:type="dxa"/>
-              <w:bottom w:w="100" w:type="dxa"/>
-              <w:left w:w="120" w:type="dxa"/>
-              <w:right w:w="120" w:type="dxa"/>
-            </w:tcMar>
-            <w:tcBorders>
-              <w:top w:val="single" w:sz="4" w:space="0" w:color="CCCCCC"/>
-              <w:bottom w:val="single" w:sz="4" w:space="0" w:color="CCCCCC"/>
-              <w:left w:val="single" w:sz="4" w:space="0" w:color="CCCCCC"/>
-              <w:right w:val="single" w:sz="4" w:space="0" w:color="CCCCCC"/>
-            </w:tcBorders>
-          </w:tcPr>
-          <w:p>
-            <w:pPr>
-              <w:spacing w:before="60" w:after="60" w:line="252" w:lineRule="auto"/>
-              <w:jc w:val="left"/>
-            </w:pPr>
-            <w:r/>
-            <w:r>
-              <w:rPr>
-                <w:b/>
-              </w:rPr>
-              <w:t>+3.50</w:t>
-            </w:r>
-          </w:p>
-        </w:tc>
-        <w:tc>
-          <w:tcPr>
-            <w:tcW w:type="dxa" w:w="1440"/>
-            <w:shd w:fill="F8FAFC"/>
-            <w:tcMar>
-              <w:top w:w="100" w:type="dxa"/>
-              <w:bottom w:w="100" w:type="dxa"/>
-              <w:left w:w="120" w:type="dxa"/>
-              <w:right w:w="120" w:type="dxa"/>
-            </w:tcMar>
-            <w:tcBorders>
-              <w:top w:val="single" w:sz="4" w:space="0" w:color="CCCCCC"/>
-              <w:bottom w:val="single" w:sz="4" w:space="0" w:color="CCCCCC"/>
-              <w:left w:val="single" w:sz="4" w:space="0" w:color="CCCCCC"/>
-              <w:right w:val="single" w:sz="4" w:space="0" w:color="CCCCCC"/>
-            </w:tcBorders>
-          </w:tcPr>
-          <w:p>
-            <w:pPr>
-              <w:spacing w:before="60" w:after="60" w:line="252" w:lineRule="auto"/>
-              <w:jc w:val="left"/>
-            </w:pPr>
-            <w:r/>
-            <w:r>
-              <w:t>BULL</w:t>
-            </w:r>
-          </w:p>
-        </w:tc>
-      </w:tr>
-      <w:tr>
-        <w:tc>
-          <w:tcPr>
-            <w:tcW w:type="dxa" w:w="1584"/>
-            <w:shd w:fill="FFFFFF"/>
-            <w:tcMar>
-              <w:top w:w="100" w:type="dxa"/>
-              <w:bottom w:w="100" w:type="dxa"/>
-              <w:left w:w="120" w:type="dxa"/>
-              <w:right w:w="120" w:type="dxa"/>
-            </w:tcMar>
-            <w:tcBorders>
-              <w:top w:val="single" w:sz="4" w:space="0" w:color="CCCCCC"/>
-              <w:bottom w:val="single" w:sz="4" w:space="0" w:color="CCCCCC"/>
-              <w:left w:val="single" w:sz="4" w:space="0" w:color="CCCCCC"/>
-              <w:right w:val="single" w:sz="4" w:space="0" w:color="CCCCCC"/>
-            </w:tcBorders>
-          </w:tcPr>
-          <w:p>
-            <w:pPr>
-              <w:spacing w:before="60" w:after="60" w:line="252" w:lineRule="auto"/>
-              <w:jc w:val="left"/>
-            </w:pPr>
-            <w:r/>
-            <w:r>
-              <w:rPr>
-                <w:b/>
-              </w:rPr>
-              <w:t>Thu 10/09</w:t>
-            </w:r>
-          </w:p>
-        </w:tc>
-        <w:tc>
-          <w:tcPr>
-            <w:tcW w:type="dxa" w:w="864"/>
-            <w:shd w:fill="FFFFFF"/>
-            <w:tcMar>
-              <w:top w:w="100" w:type="dxa"/>
-              <w:bottom w:w="100" w:type="dxa"/>
-              <w:left w:w="120" w:type="dxa"/>
-              <w:right w:w="120" w:type="dxa"/>
-            </w:tcMar>
-            <w:tcBorders>
-              <w:top w:val="single" w:sz="4" w:space="0" w:color="CCCCCC"/>
-              <w:bottom w:val="single" w:sz="4" w:space="0" w:color="CCCCCC"/>
-              <w:left w:val="single" w:sz="4" w:space="0" w:color="CCCCCC"/>
-              <w:right w:val="single" w:sz="4" w:space="0" w:color="CCCCCC"/>
-            </w:tcBorders>
-          </w:tcPr>
-          <w:p>
-            <w:pPr>
-              <w:spacing w:before="60" w:after="60" w:line="252" w:lineRule="auto"/>
-              <w:jc w:val="left"/>
-            </w:pPr>
-            <w:r/>
-            <w:r>
-              <w:t>NY Close 23-01</w:t>
-            </w:r>
-          </w:p>
-        </w:tc>
-        <w:tc>
-          <w:tcPr>
-            <w:tcW w:type="dxa" w:w="1440"/>
-            <w:shd w:fill="FFFFFF"/>
-            <w:tcMar>
-              <w:top w:w="100" w:type="dxa"/>
-              <w:bottom w:w="100" w:type="dxa"/>
-              <w:left w:w="120" w:type="dxa"/>
-              <w:right w:w="120" w:type="dxa"/>
-            </w:tcMar>
-            <w:tcBorders>
-              <w:top w:val="single" w:sz="4" w:space="0" w:color="CCCCCC"/>
-              <w:bottom w:val="single" w:sz="4" w:space="0" w:color="CCCCCC"/>
-              <w:left w:val="single" w:sz="4" w:space="0" w:color="CCCCCC"/>
-              <w:right w:val="single" w:sz="4" w:space="0" w:color="CCCCCC"/>
-            </w:tcBorders>
-          </w:tcPr>
-          <w:p>
-            <w:pPr>
-              <w:spacing w:before="60" w:after="60" w:line="252" w:lineRule="auto"/>
-              <w:jc w:val="left"/>
-            </w:pPr>
-            <w:r/>
-            <w:r>
-              <w:t>752.50</w:t>
-            </w:r>
-          </w:p>
-        </w:tc>
-        <w:tc>
-          <w:tcPr>
-            <w:tcW w:type="dxa" w:w="2016"/>
-            <w:shd w:fill="FFFFFF"/>
-            <w:tcMar>
-              <w:top w:w="100" w:type="dxa"/>
-              <w:bottom w:w="100" w:type="dxa"/>
-              <w:left w:w="120" w:type="dxa"/>
-              <w:right w:w="120" w:type="dxa"/>
-            </w:tcMar>
-            <w:tcBorders>
-              <w:top w:val="single" w:sz="4" w:space="0" w:color="CCCCCC"/>
-              <w:bottom w:val="single" w:sz="4" w:space="0" w:color="CCCCCC"/>
-              <w:left w:val="single" w:sz="4" w:space="0" w:color="CCCCCC"/>
-              <w:right w:val="single" w:sz="4" w:space="0" w:color="CCCCCC"/>
-            </w:tcBorders>
-          </w:tcPr>
-          <w:p>
-            <w:pPr>
-              <w:spacing w:before="60" w:after="60" w:line="252" w:lineRule="auto"/>
-              <w:jc w:val="left"/>
-            </w:pPr>
-            <w:r/>
-            <w:r>
-              <w:t>758.00</w:t>
-            </w:r>
-          </w:p>
-        </w:tc>
-        <w:tc>
-          <w:tcPr>
-            <w:tcW w:type="dxa" w:w="1152"/>
-            <w:shd w:fill="FFFFFF"/>
-            <w:tcMar>
-              <w:top w:w="100" w:type="dxa"/>
-              <w:bottom w:w="100" w:type="dxa"/>
-              <w:left w:w="120" w:type="dxa"/>
-              <w:right w:w="120" w:type="dxa"/>
-            </w:tcMar>
-            <w:tcBorders>
-              <w:top w:val="single" w:sz="4" w:space="0" w:color="CCCCCC"/>
-              <w:bottom w:val="single" w:sz="4" w:space="0" w:color="CCCCCC"/>
-              <w:left w:val="single" w:sz="4" w:space="0" w:color="CCCCCC"/>
-              <w:right w:val="single" w:sz="4" w:space="0" w:color="CCCCCC"/>
-            </w:tcBorders>
-          </w:tcPr>
-          <w:p>
-            <w:pPr>
-              <w:spacing w:before="60" w:after="60" w:line="252" w:lineRule="auto"/>
-              <w:jc w:val="left"/>
-            </w:pPr>
-            <w:r/>
-            <w:r>
-              <w:t>744.75</w:t>
-            </w:r>
-          </w:p>
-        </w:tc>
-        <w:tc>
-          <w:tcPr>
-            <w:tcW w:type="dxa" w:w="1728"/>
-            <w:shd w:fill="FFFFFF"/>
-            <w:tcMar>
-              <w:top w:w="100" w:type="dxa"/>
-              <w:bottom w:w="100" w:type="dxa"/>
-              <w:left w:w="120" w:type="dxa"/>
-              <w:right w:w="120" w:type="dxa"/>
-            </w:tcMar>
-            <w:tcBorders>
-              <w:top w:val="single" w:sz="4" w:space="0" w:color="CCCCCC"/>
-              <w:bottom w:val="single" w:sz="4" w:space="0" w:color="CCCCCC"/>
-              <w:left w:val="single" w:sz="4" w:space="0" w:color="CCCCCC"/>
-              <w:right w:val="single" w:sz="4" w:space="0" w:color="CCCCCC"/>
-            </w:tcBorders>
-          </w:tcPr>
-          <w:p>
-            <w:pPr>
-              <w:spacing w:before="60" w:after="60" w:line="252" w:lineRule="auto"/>
-              <w:jc w:val="left"/>
-            </w:pPr>
-            <w:r/>
-            <w:r>
-              <w:rPr>
-                <w:b/>
-              </w:rPr>
-              <w:t>753.25</w:t>
-            </w:r>
-          </w:p>
-        </w:tc>
-        <w:tc>
-          <w:tcPr>
-            <w:tcW w:type="dxa" w:w="3456"/>
-            <w:shd w:fill="FFFFFF"/>
-            <w:tcMar>
-              <w:top w:w="100" w:type="dxa"/>
-              <w:bottom w:w="100" w:type="dxa"/>
-              <w:left w:w="120" w:type="dxa"/>
-              <w:right w:w="120" w:type="dxa"/>
-            </w:tcMar>
-            <w:tcBorders>
-              <w:top w:val="single" w:sz="4" w:space="0" w:color="CCCCCC"/>
-              <w:bottom w:val="single" w:sz="4" w:space="0" w:color="CCCCCC"/>
-              <w:left w:val="single" w:sz="4" w:space="0" w:color="CCCCCC"/>
-              <w:right w:val="single" w:sz="4" w:space="0" w:color="CCCCCC"/>
-            </w:tcBorders>
-          </w:tcPr>
-          <w:p>
-            <w:pPr>
-              <w:spacing w:before="60" w:after="60" w:line="252" w:lineRule="auto"/>
-              <w:jc w:val="left"/>
-            </w:pPr>
-            <w:r/>
-            <w:r>
-              <w:rPr>
-                <w:b/>
-              </w:rPr>
-              <w:t>+0.75</w:t>
-            </w:r>
-          </w:p>
-        </w:tc>
-        <w:tc>
-          <w:tcPr>
-            <w:tcW w:type="dxa" w:w="1440"/>
-            <w:shd w:fill="FFFFFF"/>
-            <w:tcMar>
-              <w:top w:w="100" w:type="dxa"/>
-              <w:bottom w:w="100" w:type="dxa"/>
-              <w:left w:w="120" w:type="dxa"/>
-              <w:right w:w="120" w:type="dxa"/>
-            </w:tcMar>
-            <w:tcBorders>
-              <w:top w:val="single" w:sz="4" w:space="0" w:color="CCCCCC"/>
-              <w:bottom w:val="single" w:sz="4" w:space="0" w:color="CCCCCC"/>
-              <w:left w:val="single" w:sz="4" w:space="0" w:color="CCCCCC"/>
-              <w:right w:val="single" w:sz="4" w:space="0" w:color="CCCCCC"/>
-            </w:tcBorders>
-          </w:tcPr>
-          <w:p>
-            <w:pPr>
-              <w:spacing w:before="60" w:after="60" w:line="252" w:lineRule="auto"/>
-              <w:jc w:val="left"/>
-            </w:pPr>
-            <w:r/>
-            <w:r>
-              <w:t>BULL</w:t>
             </w:r>
           </w:p>
         </w:tc>
@@ -29940,7 +30880,7 @@
             </w:pPr>
             <w:r/>
             <w:r>
-              <w:t>Asia 07-11</w:t>
+              <w:t>NY Open 21-23</w:t>
             </w:r>
           </w:p>
         </w:tc>
@@ -29996,7 +30936,7 @@
             </w:pPr>
             <w:r/>
             <w:r>
-              <w:t>762.50</w:t>
+              <w:t>761.75</w:t>
             </w:r>
           </w:p>
         </w:tc>
@@ -30024,7 +30964,7 @@
             </w:pPr>
             <w:r/>
             <w:r>
-              <w:t>746.75</w:t>
+              <w:t>739.25</w:t>
             </w:r>
           </w:p>
         </w:tc>
@@ -30055,7 +30995,7 @@
               <w:rPr>
                 <w:b/>
               </w:rPr>
-              <w:t>752.50</w:t>
+              <w:t>755.00</w:t>
             </w:r>
           </w:p>
         </w:tc>
@@ -30086,7 +31026,7 @@
               <w:rPr>
                 <w:b/>
               </w:rPr>
-              <w:t>-0.75</w:t>
+              <w:t>+1.75</w:t>
             </w:r>
           </w:p>
         </w:tc>
@@ -30114,7 +31054,7 @@
             </w:pPr>
             <w:r/>
             <w:r>
-              <w:t>BEAR</w:t>
+              <w:t>BULL</w:t>
             </w:r>
           </w:p>
         </w:tc>
@@ -30175,7 +31115,7 @@
             </w:pPr>
             <w:r/>
             <w:r>
-              <w:t>Asia 11-15</w:t>
+              <w:t>NY Close 23-01</w:t>
             </w:r>
           </w:p>
         </w:tc>
@@ -30203,7 +31143,7 @@
             </w:pPr>
             <w:r/>
             <w:r>
-              <w:t>752.50</w:t>
+              <w:t>755.00</w:t>
             </w:r>
           </w:p>
         </w:tc>
@@ -30231,7 +31171,7 @@
             </w:pPr>
             <w:r/>
             <w:r>
-              <w:t>760.00</w:t>
+              <w:t>761.25</w:t>
             </w:r>
           </w:p>
         </w:tc>
@@ -30259,7 +31199,7 @@
             </w:pPr>
             <w:r/>
             <w:r>
-              <w:t>746.50</w:t>
+              <w:t>748.50</w:t>
             </w:r>
           </w:p>
         </w:tc>
@@ -30290,947 +31230,7 @@
               <w:rPr>
                 <w:b/>
               </w:rPr>
-              <w:t>751.50</w:t>
-            </w:r>
-          </w:p>
-        </w:tc>
-        <w:tc>
-          <w:tcPr>
-            <w:tcW w:type="dxa" w:w="3456"/>
-            <w:shd w:fill="FFFFFF"/>
-            <w:tcMar>
-              <w:top w:w="100" w:type="dxa"/>
-              <w:bottom w:w="100" w:type="dxa"/>
-              <w:left w:w="120" w:type="dxa"/>
-              <w:right w:w="120" w:type="dxa"/>
-            </w:tcMar>
-            <w:tcBorders>
-              <w:top w:val="single" w:sz="4" w:space="0" w:color="CCCCCC"/>
-              <w:bottom w:val="single" w:sz="4" w:space="0" w:color="CCCCCC"/>
-              <w:left w:val="single" w:sz="4" w:space="0" w:color="CCCCCC"/>
-              <w:right w:val="single" w:sz="4" w:space="0" w:color="CCCCCC"/>
-            </w:tcBorders>
-          </w:tcPr>
-          <w:p>
-            <w:pPr>
-              <w:spacing w:before="60" w:after="60" w:line="252" w:lineRule="auto"/>
-              <w:jc w:val="left"/>
-            </w:pPr>
-            <w:r/>
-            <w:r>
-              <w:rPr>
-                <w:b/>
-              </w:rPr>
-              <w:t>-1.00</w:t>
-            </w:r>
-          </w:p>
-        </w:tc>
-        <w:tc>
-          <w:tcPr>
-            <w:tcW w:type="dxa" w:w="1440"/>
-            <w:shd w:fill="FFFFFF"/>
-            <w:tcMar>
-              <w:top w:w="100" w:type="dxa"/>
-              <w:bottom w:w="100" w:type="dxa"/>
-              <w:left w:w="120" w:type="dxa"/>
-              <w:right w:w="120" w:type="dxa"/>
-            </w:tcMar>
-            <w:tcBorders>
-              <w:top w:val="single" w:sz="4" w:space="0" w:color="CCCCCC"/>
-              <w:bottom w:val="single" w:sz="4" w:space="0" w:color="CCCCCC"/>
-              <w:left w:val="single" w:sz="4" w:space="0" w:color="CCCCCC"/>
-              <w:right w:val="single" w:sz="4" w:space="0" w:color="CCCCCC"/>
-            </w:tcBorders>
-          </w:tcPr>
-          <w:p>
-            <w:pPr>
-              <w:spacing w:before="60" w:after="60" w:line="252" w:lineRule="auto"/>
-              <w:jc w:val="left"/>
-            </w:pPr>
-            <w:r/>
-            <w:r>
-              <w:t>BEAR</w:t>
-            </w:r>
-          </w:p>
-        </w:tc>
-      </w:tr>
-      <w:tr>
-        <w:tc>
-          <w:tcPr>
-            <w:tcW w:type="dxa" w:w="1584"/>
-            <w:shd w:fill="F8FAFC"/>
-            <w:tcMar>
-              <w:top w:w="100" w:type="dxa"/>
-              <w:bottom w:w="100" w:type="dxa"/>
-              <w:left w:w="120" w:type="dxa"/>
-              <w:right w:w="120" w:type="dxa"/>
-            </w:tcMar>
-            <w:tcBorders>
-              <w:top w:val="single" w:sz="4" w:space="0" w:color="CCCCCC"/>
-              <w:bottom w:val="single" w:sz="4" w:space="0" w:color="CCCCCC"/>
-              <w:left w:val="single" w:sz="4" w:space="0" w:color="CCCCCC"/>
-              <w:right w:val="single" w:sz="4" w:space="0" w:color="CCCCCC"/>
-            </w:tcBorders>
-          </w:tcPr>
-          <w:p>
-            <w:pPr>
-              <w:spacing w:before="60" w:after="60" w:line="252" w:lineRule="auto"/>
-              <w:jc w:val="left"/>
-            </w:pPr>
-            <w:r/>
-            <w:r>
-              <w:rPr>
-                <w:b/>
-              </w:rPr>
-              <w:t>Fri 11/09</w:t>
-            </w:r>
-          </w:p>
-        </w:tc>
-        <w:tc>
-          <w:tcPr>
-            <w:tcW w:type="dxa" w:w="864"/>
-            <w:shd w:fill="F8FAFC"/>
-            <w:tcMar>
-              <w:top w:w="100" w:type="dxa"/>
-              <w:bottom w:w="100" w:type="dxa"/>
-              <w:left w:w="120" w:type="dxa"/>
-              <w:right w:w="120" w:type="dxa"/>
-            </w:tcMar>
-            <w:tcBorders>
-              <w:top w:val="single" w:sz="4" w:space="0" w:color="CCCCCC"/>
-              <w:bottom w:val="single" w:sz="4" w:space="0" w:color="CCCCCC"/>
-              <w:left w:val="single" w:sz="4" w:space="0" w:color="CCCCCC"/>
-              <w:right w:val="single" w:sz="4" w:space="0" w:color="CCCCCC"/>
-            </w:tcBorders>
-          </w:tcPr>
-          <w:p>
-            <w:pPr>
-              <w:spacing w:before="60" w:after="60" w:line="252" w:lineRule="auto"/>
-              <w:jc w:val="left"/>
-            </w:pPr>
-            <w:r/>
-            <w:r>
-              <w:t>London 15-19</w:t>
-            </w:r>
-          </w:p>
-        </w:tc>
-        <w:tc>
-          <w:tcPr>
-            <w:tcW w:type="dxa" w:w="1440"/>
-            <w:shd w:fill="F8FAFC"/>
-            <w:tcMar>
-              <w:top w:w="100" w:type="dxa"/>
-              <w:bottom w:w="100" w:type="dxa"/>
-              <w:left w:w="120" w:type="dxa"/>
-              <w:right w:w="120" w:type="dxa"/>
-            </w:tcMar>
-            <w:tcBorders>
-              <w:top w:val="single" w:sz="4" w:space="0" w:color="CCCCCC"/>
-              <w:bottom w:val="single" w:sz="4" w:space="0" w:color="CCCCCC"/>
-              <w:left w:val="single" w:sz="4" w:space="0" w:color="CCCCCC"/>
-              <w:right w:val="single" w:sz="4" w:space="0" w:color="CCCCCC"/>
-            </w:tcBorders>
-          </w:tcPr>
-          <w:p>
-            <w:pPr>
-              <w:spacing w:before="60" w:after="60" w:line="252" w:lineRule="auto"/>
-              <w:jc w:val="left"/>
-            </w:pPr>
-            <w:r/>
-            <w:r>
-              <w:t>751.50</w:t>
-            </w:r>
-          </w:p>
-        </w:tc>
-        <w:tc>
-          <w:tcPr>
-            <w:tcW w:type="dxa" w:w="2016"/>
-            <w:shd w:fill="F8FAFC"/>
-            <w:tcMar>
-              <w:top w:w="100" w:type="dxa"/>
-              <w:bottom w:w="100" w:type="dxa"/>
-              <w:left w:w="120" w:type="dxa"/>
-              <w:right w:w="120" w:type="dxa"/>
-            </w:tcMar>
-            <w:tcBorders>
-              <w:top w:val="single" w:sz="4" w:space="0" w:color="CCCCCC"/>
-              <w:bottom w:val="single" w:sz="4" w:space="0" w:color="CCCCCC"/>
-              <w:left w:val="single" w:sz="4" w:space="0" w:color="CCCCCC"/>
-              <w:right w:val="single" w:sz="4" w:space="0" w:color="CCCCCC"/>
-            </w:tcBorders>
-          </w:tcPr>
-          <w:p>
-            <w:pPr>
-              <w:spacing w:before="60" w:after="60" w:line="252" w:lineRule="auto"/>
-              <w:jc w:val="left"/>
-            </w:pPr>
-            <w:r/>
-            <w:r>
-              <w:t>758.50</w:t>
-            </w:r>
-          </w:p>
-        </w:tc>
-        <w:tc>
-          <w:tcPr>
-            <w:tcW w:type="dxa" w:w="1152"/>
-            <w:shd w:fill="F8FAFC"/>
-            <w:tcMar>
-              <w:top w:w="100" w:type="dxa"/>
-              <w:bottom w:w="100" w:type="dxa"/>
-              <w:left w:w="120" w:type="dxa"/>
-              <w:right w:w="120" w:type="dxa"/>
-            </w:tcMar>
-            <w:tcBorders>
-              <w:top w:val="single" w:sz="4" w:space="0" w:color="CCCCCC"/>
-              <w:bottom w:val="single" w:sz="4" w:space="0" w:color="CCCCCC"/>
-              <w:left w:val="single" w:sz="4" w:space="0" w:color="CCCCCC"/>
-              <w:right w:val="single" w:sz="4" w:space="0" w:color="CCCCCC"/>
-            </w:tcBorders>
-          </w:tcPr>
-          <w:p>
-            <w:pPr>
-              <w:spacing w:before="60" w:after="60" w:line="252" w:lineRule="auto"/>
-              <w:jc w:val="left"/>
-            </w:pPr>
-            <w:r/>
-            <w:r>
-              <w:t>738.00</w:t>
-            </w:r>
-          </w:p>
-        </w:tc>
-        <w:tc>
-          <w:tcPr>
-            <w:tcW w:type="dxa" w:w="1728"/>
-            <w:shd w:fill="F8FAFC"/>
-            <w:tcMar>
-              <w:top w:w="100" w:type="dxa"/>
-              <w:bottom w:w="100" w:type="dxa"/>
-              <w:left w:w="120" w:type="dxa"/>
-              <w:right w:w="120" w:type="dxa"/>
-            </w:tcMar>
-            <w:tcBorders>
-              <w:top w:val="single" w:sz="4" w:space="0" w:color="CCCCCC"/>
-              <w:bottom w:val="single" w:sz="4" w:space="0" w:color="CCCCCC"/>
-              <w:left w:val="single" w:sz="4" w:space="0" w:color="CCCCCC"/>
-              <w:right w:val="single" w:sz="4" w:space="0" w:color="CCCCCC"/>
-            </w:tcBorders>
-          </w:tcPr>
-          <w:p>
-            <w:pPr>
-              <w:spacing w:before="60" w:after="60" w:line="252" w:lineRule="auto"/>
-              <w:jc w:val="left"/>
-            </w:pPr>
-            <w:r/>
-            <w:r>
-              <w:rPr>
-                <w:b/>
-              </w:rPr>
-              <w:t>752.25</w:t>
-            </w:r>
-          </w:p>
-        </w:tc>
-        <w:tc>
-          <w:tcPr>
-            <w:tcW w:type="dxa" w:w="3456"/>
-            <w:shd w:fill="F8FAFC"/>
-            <w:tcMar>
-              <w:top w:w="100" w:type="dxa"/>
-              <w:bottom w:w="100" w:type="dxa"/>
-              <w:left w:w="120" w:type="dxa"/>
-              <w:right w:w="120" w:type="dxa"/>
-            </w:tcMar>
-            <w:tcBorders>
-              <w:top w:val="single" w:sz="4" w:space="0" w:color="CCCCCC"/>
-              <w:bottom w:val="single" w:sz="4" w:space="0" w:color="CCCCCC"/>
-              <w:left w:val="single" w:sz="4" w:space="0" w:color="CCCCCC"/>
-              <w:right w:val="single" w:sz="4" w:space="0" w:color="CCCCCC"/>
-            </w:tcBorders>
-          </w:tcPr>
-          <w:p>
-            <w:pPr>
-              <w:spacing w:before="60" w:after="60" w:line="252" w:lineRule="auto"/>
-              <w:jc w:val="left"/>
-            </w:pPr>
-            <w:r/>
-            <w:r>
-              <w:rPr>
-                <w:b/>
-              </w:rPr>
-              <w:t>+0.75</w:t>
-            </w:r>
-          </w:p>
-        </w:tc>
-        <w:tc>
-          <w:tcPr>
-            <w:tcW w:type="dxa" w:w="1440"/>
-            <w:shd w:fill="F8FAFC"/>
-            <w:tcMar>
-              <w:top w:w="100" w:type="dxa"/>
-              <w:bottom w:w="100" w:type="dxa"/>
-              <w:left w:w="120" w:type="dxa"/>
-              <w:right w:w="120" w:type="dxa"/>
-            </w:tcMar>
-            <w:tcBorders>
-              <w:top w:val="single" w:sz="4" w:space="0" w:color="CCCCCC"/>
-              <w:bottom w:val="single" w:sz="4" w:space="0" w:color="CCCCCC"/>
-              <w:left w:val="single" w:sz="4" w:space="0" w:color="CCCCCC"/>
-              <w:right w:val="single" w:sz="4" w:space="0" w:color="CCCCCC"/>
-            </w:tcBorders>
-          </w:tcPr>
-          <w:p>
-            <w:pPr>
-              <w:spacing w:before="60" w:after="60" w:line="252" w:lineRule="auto"/>
-              <w:jc w:val="left"/>
-            </w:pPr>
-            <w:r/>
-            <w:r>
-              <w:t>BULL</w:t>
-            </w:r>
-          </w:p>
-        </w:tc>
-      </w:tr>
-      <w:tr>
-        <w:tc>
-          <w:tcPr>
-            <w:tcW w:type="dxa" w:w="1584"/>
-            <w:shd w:fill="FFFFFF"/>
-            <w:tcMar>
-              <w:top w:w="100" w:type="dxa"/>
-              <w:bottom w:w="100" w:type="dxa"/>
-              <w:left w:w="120" w:type="dxa"/>
-              <w:right w:w="120" w:type="dxa"/>
-            </w:tcMar>
-            <w:tcBorders>
-              <w:top w:val="single" w:sz="4" w:space="0" w:color="CCCCCC"/>
-              <w:bottom w:val="single" w:sz="4" w:space="0" w:color="CCCCCC"/>
-              <w:left w:val="single" w:sz="4" w:space="0" w:color="CCCCCC"/>
-              <w:right w:val="single" w:sz="4" w:space="0" w:color="CCCCCC"/>
-            </w:tcBorders>
-          </w:tcPr>
-          <w:p>
-            <w:pPr>
-              <w:spacing w:before="60" w:after="60" w:line="252" w:lineRule="auto"/>
-              <w:jc w:val="left"/>
-            </w:pPr>
-            <w:r/>
-            <w:r>
-              <w:rPr>
-                <w:b/>
-              </w:rPr>
-              <w:t>Fri 11/09</w:t>
-            </w:r>
-          </w:p>
-        </w:tc>
-        <w:tc>
-          <w:tcPr>
-            <w:tcW w:type="dxa" w:w="864"/>
-            <w:shd w:fill="FFFFFF"/>
-            <w:tcMar>
-              <w:top w:w="100" w:type="dxa"/>
-              <w:bottom w:w="100" w:type="dxa"/>
-              <w:left w:w="120" w:type="dxa"/>
-              <w:right w:w="120" w:type="dxa"/>
-            </w:tcMar>
-            <w:tcBorders>
-              <w:top w:val="single" w:sz="4" w:space="0" w:color="CCCCCC"/>
-              <w:bottom w:val="single" w:sz="4" w:space="0" w:color="CCCCCC"/>
-              <w:left w:val="single" w:sz="4" w:space="0" w:color="CCCCCC"/>
-              <w:right w:val="single" w:sz="4" w:space="0" w:color="CCCCCC"/>
-            </w:tcBorders>
-          </w:tcPr>
-          <w:p>
-            <w:pPr>
-              <w:spacing w:before="60" w:after="60" w:line="252" w:lineRule="auto"/>
-              <w:jc w:val="left"/>
-            </w:pPr>
-            <w:r/>
-            <w:r>
-              <w:t>Pre-NY 19-21</w:t>
-            </w:r>
-          </w:p>
-        </w:tc>
-        <w:tc>
-          <w:tcPr>
-            <w:tcW w:type="dxa" w:w="1440"/>
-            <w:shd w:fill="FFFFFF"/>
-            <w:tcMar>
-              <w:top w:w="100" w:type="dxa"/>
-              <w:bottom w:w="100" w:type="dxa"/>
-              <w:left w:w="120" w:type="dxa"/>
-              <w:right w:w="120" w:type="dxa"/>
-            </w:tcMar>
-            <w:tcBorders>
-              <w:top w:val="single" w:sz="4" w:space="0" w:color="CCCCCC"/>
-              <w:bottom w:val="single" w:sz="4" w:space="0" w:color="CCCCCC"/>
-              <w:left w:val="single" w:sz="4" w:space="0" w:color="CCCCCC"/>
-              <w:right w:val="single" w:sz="4" w:space="0" w:color="CCCCCC"/>
-            </w:tcBorders>
-          </w:tcPr>
-          <w:p>
-            <w:pPr>
-              <w:spacing w:before="60" w:after="60" w:line="252" w:lineRule="auto"/>
-              <w:jc w:val="left"/>
-            </w:pPr>
-            <w:r/>
-            <w:r>
-              <w:t>752.25</w:t>
-            </w:r>
-          </w:p>
-        </w:tc>
-        <w:tc>
-          <w:tcPr>
-            <w:tcW w:type="dxa" w:w="2016"/>
-            <w:shd w:fill="FFFFFF"/>
-            <w:tcMar>
-              <w:top w:w="100" w:type="dxa"/>
-              <w:bottom w:w="100" w:type="dxa"/>
-              <w:left w:w="120" w:type="dxa"/>
-              <w:right w:w="120" w:type="dxa"/>
-            </w:tcMar>
-            <w:tcBorders>
-              <w:top w:val="single" w:sz="4" w:space="0" w:color="CCCCCC"/>
-              <w:bottom w:val="single" w:sz="4" w:space="0" w:color="CCCCCC"/>
-              <w:left w:val="single" w:sz="4" w:space="0" w:color="CCCCCC"/>
-              <w:right w:val="single" w:sz="4" w:space="0" w:color="CCCCCC"/>
-            </w:tcBorders>
-          </w:tcPr>
-          <w:p>
-            <w:pPr>
-              <w:spacing w:before="60" w:after="60" w:line="252" w:lineRule="auto"/>
-              <w:jc w:val="left"/>
-            </w:pPr>
-            <w:r/>
-            <w:r>
-              <w:t>761.50</w:t>
-            </w:r>
-          </w:p>
-        </w:tc>
-        <w:tc>
-          <w:tcPr>
-            <w:tcW w:type="dxa" w:w="1152"/>
-            <w:shd w:fill="FFFFFF"/>
-            <w:tcMar>
-              <w:top w:w="100" w:type="dxa"/>
-              <w:bottom w:w="100" w:type="dxa"/>
-              <w:left w:w="120" w:type="dxa"/>
-              <w:right w:w="120" w:type="dxa"/>
-            </w:tcMar>
-            <w:tcBorders>
-              <w:top w:val="single" w:sz="4" w:space="0" w:color="CCCCCC"/>
-              <w:bottom w:val="single" w:sz="4" w:space="0" w:color="CCCCCC"/>
-              <w:left w:val="single" w:sz="4" w:space="0" w:color="CCCCCC"/>
-              <w:right w:val="single" w:sz="4" w:space="0" w:color="CCCCCC"/>
-            </w:tcBorders>
-          </w:tcPr>
-          <w:p>
-            <w:pPr>
-              <w:spacing w:before="60" w:after="60" w:line="252" w:lineRule="auto"/>
-              <w:jc w:val="left"/>
-            </w:pPr>
-            <w:r/>
-            <w:r>
-              <w:t>745.00</w:t>
-            </w:r>
-          </w:p>
-        </w:tc>
-        <w:tc>
-          <w:tcPr>
-            <w:tcW w:type="dxa" w:w="1728"/>
-            <w:shd w:fill="FFFFFF"/>
-            <w:tcMar>
-              <w:top w:w="100" w:type="dxa"/>
-              <w:bottom w:w="100" w:type="dxa"/>
-              <w:left w:w="120" w:type="dxa"/>
-              <w:right w:w="120" w:type="dxa"/>
-            </w:tcMar>
-            <w:tcBorders>
-              <w:top w:val="single" w:sz="4" w:space="0" w:color="CCCCCC"/>
-              <w:bottom w:val="single" w:sz="4" w:space="0" w:color="CCCCCC"/>
-              <w:left w:val="single" w:sz="4" w:space="0" w:color="CCCCCC"/>
-              <w:right w:val="single" w:sz="4" w:space="0" w:color="CCCCCC"/>
-            </w:tcBorders>
-          </w:tcPr>
-          <w:p>
-            <w:pPr>
-              <w:spacing w:before="60" w:after="60" w:line="252" w:lineRule="auto"/>
-              <w:jc w:val="left"/>
-            </w:pPr>
-            <w:r/>
-            <w:r>
-              <w:rPr>
-                <w:b/>
-              </w:rPr>
-              <w:t>752.00</w:t>
-            </w:r>
-          </w:p>
-        </w:tc>
-        <w:tc>
-          <w:tcPr>
-            <w:tcW w:type="dxa" w:w="3456"/>
-            <w:shd w:fill="FFFFFF"/>
-            <w:tcMar>
-              <w:top w:w="100" w:type="dxa"/>
-              <w:bottom w:w="100" w:type="dxa"/>
-              <w:left w:w="120" w:type="dxa"/>
-              <w:right w:w="120" w:type="dxa"/>
-            </w:tcMar>
-            <w:tcBorders>
-              <w:top w:val="single" w:sz="4" w:space="0" w:color="CCCCCC"/>
-              <w:bottom w:val="single" w:sz="4" w:space="0" w:color="CCCCCC"/>
-              <w:left w:val="single" w:sz="4" w:space="0" w:color="CCCCCC"/>
-              <w:right w:val="single" w:sz="4" w:space="0" w:color="CCCCCC"/>
-            </w:tcBorders>
-          </w:tcPr>
-          <w:p>
-            <w:pPr>
-              <w:spacing w:before="60" w:after="60" w:line="252" w:lineRule="auto"/>
-              <w:jc w:val="left"/>
-            </w:pPr>
-            <w:r/>
-            <w:r>
-              <w:rPr>
-                <w:b/>
-              </w:rPr>
-              <w:t>-0.25</w:t>
-            </w:r>
-          </w:p>
-        </w:tc>
-        <w:tc>
-          <w:tcPr>
-            <w:tcW w:type="dxa" w:w="1440"/>
-            <w:shd w:fill="FFFFFF"/>
-            <w:tcMar>
-              <w:top w:w="100" w:type="dxa"/>
-              <w:bottom w:w="100" w:type="dxa"/>
-              <w:left w:w="120" w:type="dxa"/>
-              <w:right w:w="120" w:type="dxa"/>
-            </w:tcMar>
-            <w:tcBorders>
-              <w:top w:val="single" w:sz="4" w:space="0" w:color="CCCCCC"/>
-              <w:bottom w:val="single" w:sz="4" w:space="0" w:color="CCCCCC"/>
-              <w:left w:val="single" w:sz="4" w:space="0" w:color="CCCCCC"/>
-              <w:right w:val="single" w:sz="4" w:space="0" w:color="CCCCCC"/>
-            </w:tcBorders>
-          </w:tcPr>
-          <w:p>
-            <w:pPr>
-              <w:spacing w:before="60" w:after="60" w:line="252" w:lineRule="auto"/>
-              <w:jc w:val="left"/>
-            </w:pPr>
-            <w:r/>
-            <w:r>
-              <w:t>BEAR</w:t>
-            </w:r>
-          </w:p>
-        </w:tc>
-      </w:tr>
-      <w:tr>
-        <w:tc>
-          <w:tcPr>
-            <w:tcW w:type="dxa" w:w="1584"/>
-            <w:shd w:fill="F8FAFC"/>
-            <w:tcMar>
-              <w:top w:w="100" w:type="dxa"/>
-              <w:bottom w:w="100" w:type="dxa"/>
-              <w:left w:w="120" w:type="dxa"/>
-              <w:right w:w="120" w:type="dxa"/>
-            </w:tcMar>
-            <w:tcBorders>
-              <w:top w:val="single" w:sz="4" w:space="0" w:color="CCCCCC"/>
-              <w:bottom w:val="single" w:sz="4" w:space="0" w:color="CCCCCC"/>
-              <w:left w:val="single" w:sz="4" w:space="0" w:color="CCCCCC"/>
-              <w:right w:val="single" w:sz="4" w:space="0" w:color="CCCCCC"/>
-            </w:tcBorders>
-          </w:tcPr>
-          <w:p>
-            <w:pPr>
-              <w:spacing w:before="60" w:after="60" w:line="252" w:lineRule="auto"/>
-              <w:jc w:val="left"/>
-            </w:pPr>
-            <w:r/>
-            <w:r>
-              <w:rPr>
-                <w:b/>
-              </w:rPr>
-              <w:t>Fri 11/09</w:t>
-            </w:r>
-          </w:p>
-        </w:tc>
-        <w:tc>
-          <w:tcPr>
-            <w:tcW w:type="dxa" w:w="864"/>
-            <w:shd w:fill="F8FAFC"/>
-            <w:tcMar>
-              <w:top w:w="100" w:type="dxa"/>
-              <w:bottom w:w="100" w:type="dxa"/>
-              <w:left w:w="120" w:type="dxa"/>
-              <w:right w:w="120" w:type="dxa"/>
-            </w:tcMar>
-            <w:tcBorders>
-              <w:top w:val="single" w:sz="4" w:space="0" w:color="CCCCCC"/>
-              <w:bottom w:val="single" w:sz="4" w:space="0" w:color="CCCCCC"/>
-              <w:left w:val="single" w:sz="4" w:space="0" w:color="CCCCCC"/>
-              <w:right w:val="single" w:sz="4" w:space="0" w:color="CCCCCC"/>
-            </w:tcBorders>
-          </w:tcPr>
-          <w:p>
-            <w:pPr>
-              <w:spacing w:before="60" w:after="60" w:line="252" w:lineRule="auto"/>
-              <w:jc w:val="left"/>
-            </w:pPr>
-            <w:r/>
-            <w:r>
-              <w:t>NY Open 21-23</w:t>
-            </w:r>
-          </w:p>
-        </w:tc>
-        <w:tc>
-          <w:tcPr>
-            <w:tcW w:type="dxa" w:w="1440"/>
-            <w:shd w:fill="F8FAFC"/>
-            <w:tcMar>
-              <w:top w:w="100" w:type="dxa"/>
-              <w:bottom w:w="100" w:type="dxa"/>
-              <w:left w:w="120" w:type="dxa"/>
-              <w:right w:w="120" w:type="dxa"/>
-            </w:tcMar>
-            <w:tcBorders>
-              <w:top w:val="single" w:sz="4" w:space="0" w:color="CCCCCC"/>
-              <w:bottom w:val="single" w:sz="4" w:space="0" w:color="CCCCCC"/>
-              <w:left w:val="single" w:sz="4" w:space="0" w:color="CCCCCC"/>
-              <w:right w:val="single" w:sz="4" w:space="0" w:color="CCCCCC"/>
-            </w:tcBorders>
-          </w:tcPr>
-          <w:p>
-            <w:pPr>
-              <w:spacing w:before="60" w:after="60" w:line="252" w:lineRule="auto"/>
-              <w:jc w:val="left"/>
-            </w:pPr>
-            <w:r/>
-            <w:r>
-              <w:t>752.00</w:t>
-            </w:r>
-          </w:p>
-        </w:tc>
-        <w:tc>
-          <w:tcPr>
-            <w:tcW w:type="dxa" w:w="2016"/>
-            <w:shd w:fill="F8FAFC"/>
-            <w:tcMar>
-              <w:top w:w="100" w:type="dxa"/>
-              <w:bottom w:w="100" w:type="dxa"/>
-              <w:left w:w="120" w:type="dxa"/>
-              <w:right w:w="120" w:type="dxa"/>
-            </w:tcMar>
-            <w:tcBorders>
-              <w:top w:val="single" w:sz="4" w:space="0" w:color="CCCCCC"/>
-              <w:bottom w:val="single" w:sz="4" w:space="0" w:color="CCCCCC"/>
-              <w:left w:val="single" w:sz="4" w:space="0" w:color="CCCCCC"/>
-              <w:right w:val="single" w:sz="4" w:space="0" w:color="CCCCCC"/>
-            </w:tcBorders>
-          </w:tcPr>
-          <w:p>
-            <w:pPr>
-              <w:spacing w:before="60" w:after="60" w:line="252" w:lineRule="auto"/>
-              <w:jc w:val="left"/>
-            </w:pPr>
-            <w:r/>
-            <w:r>
-              <w:t>760.50</w:t>
-            </w:r>
-          </w:p>
-        </w:tc>
-        <w:tc>
-          <w:tcPr>
-            <w:tcW w:type="dxa" w:w="1152"/>
-            <w:shd w:fill="F8FAFC"/>
-            <w:tcMar>
-              <w:top w:w="100" w:type="dxa"/>
-              <w:bottom w:w="100" w:type="dxa"/>
-              <w:left w:w="120" w:type="dxa"/>
-              <w:right w:w="120" w:type="dxa"/>
-            </w:tcMar>
-            <w:tcBorders>
-              <w:top w:val="single" w:sz="4" w:space="0" w:color="CCCCCC"/>
-              <w:bottom w:val="single" w:sz="4" w:space="0" w:color="CCCCCC"/>
-              <w:left w:val="single" w:sz="4" w:space="0" w:color="CCCCCC"/>
-              <w:right w:val="single" w:sz="4" w:space="0" w:color="CCCCCC"/>
-            </w:tcBorders>
-          </w:tcPr>
-          <w:p>
-            <w:pPr>
-              <w:spacing w:before="60" w:after="60" w:line="252" w:lineRule="auto"/>
-              <w:jc w:val="left"/>
-            </w:pPr>
-            <w:r/>
-            <w:r>
-              <w:t>738.00</w:t>
-            </w:r>
-          </w:p>
-        </w:tc>
-        <w:tc>
-          <w:tcPr>
-            <w:tcW w:type="dxa" w:w="1728"/>
-            <w:shd w:fill="F8FAFC"/>
-            <w:tcMar>
-              <w:top w:w="100" w:type="dxa"/>
-              <w:bottom w:w="100" w:type="dxa"/>
-              <w:left w:w="120" w:type="dxa"/>
-              <w:right w:w="120" w:type="dxa"/>
-            </w:tcMar>
-            <w:tcBorders>
-              <w:top w:val="single" w:sz="4" w:space="0" w:color="CCCCCC"/>
-              <w:bottom w:val="single" w:sz="4" w:space="0" w:color="CCCCCC"/>
-              <w:left w:val="single" w:sz="4" w:space="0" w:color="CCCCCC"/>
-              <w:right w:val="single" w:sz="4" w:space="0" w:color="CCCCCC"/>
-            </w:tcBorders>
-          </w:tcPr>
-          <w:p>
-            <w:pPr>
-              <w:spacing w:before="60" w:after="60" w:line="252" w:lineRule="auto"/>
-              <w:jc w:val="left"/>
-            </w:pPr>
-            <w:r/>
-            <w:r>
-              <w:rPr>
-                <w:b/>
-              </w:rPr>
-              <w:t>753.75</w:t>
-            </w:r>
-          </w:p>
-        </w:tc>
-        <w:tc>
-          <w:tcPr>
-            <w:tcW w:type="dxa" w:w="3456"/>
-            <w:shd w:fill="F8FAFC"/>
-            <w:tcMar>
-              <w:top w:w="100" w:type="dxa"/>
-              <w:bottom w:w="100" w:type="dxa"/>
-              <w:left w:w="120" w:type="dxa"/>
-              <w:right w:w="120" w:type="dxa"/>
-            </w:tcMar>
-            <w:tcBorders>
-              <w:top w:val="single" w:sz="4" w:space="0" w:color="CCCCCC"/>
-              <w:bottom w:val="single" w:sz="4" w:space="0" w:color="CCCCCC"/>
-              <w:left w:val="single" w:sz="4" w:space="0" w:color="CCCCCC"/>
-              <w:right w:val="single" w:sz="4" w:space="0" w:color="CCCCCC"/>
-            </w:tcBorders>
-          </w:tcPr>
-          <w:p>
-            <w:pPr>
-              <w:spacing w:before="60" w:after="60" w:line="252" w:lineRule="auto"/>
-              <w:jc w:val="left"/>
-            </w:pPr>
-            <w:r/>
-            <w:r>
-              <w:rPr>
-                <w:b/>
-              </w:rPr>
-              <w:t>+1.75</w:t>
-            </w:r>
-          </w:p>
-        </w:tc>
-        <w:tc>
-          <w:tcPr>
-            <w:tcW w:type="dxa" w:w="1440"/>
-            <w:shd w:fill="F8FAFC"/>
-            <w:tcMar>
-              <w:top w:w="100" w:type="dxa"/>
-              <w:bottom w:w="100" w:type="dxa"/>
-              <w:left w:w="120" w:type="dxa"/>
-              <w:right w:w="120" w:type="dxa"/>
-            </w:tcMar>
-            <w:tcBorders>
-              <w:top w:val="single" w:sz="4" w:space="0" w:color="CCCCCC"/>
-              <w:bottom w:val="single" w:sz="4" w:space="0" w:color="CCCCCC"/>
-              <w:left w:val="single" w:sz="4" w:space="0" w:color="CCCCCC"/>
-              <w:right w:val="single" w:sz="4" w:space="0" w:color="CCCCCC"/>
-            </w:tcBorders>
-          </w:tcPr>
-          <w:p>
-            <w:pPr>
-              <w:spacing w:before="60" w:after="60" w:line="252" w:lineRule="auto"/>
-              <w:jc w:val="left"/>
-            </w:pPr>
-            <w:r/>
-            <w:r>
-              <w:t>BULL</w:t>
-            </w:r>
-          </w:p>
-        </w:tc>
-      </w:tr>
-      <w:tr>
-        <w:tc>
-          <w:tcPr>
-            <w:tcW w:type="dxa" w:w="1584"/>
-            <w:shd w:fill="FFFFFF"/>
-            <w:tcMar>
-              <w:top w:w="100" w:type="dxa"/>
-              <w:bottom w:w="100" w:type="dxa"/>
-              <w:left w:w="120" w:type="dxa"/>
-              <w:right w:w="120" w:type="dxa"/>
-            </w:tcMar>
-            <w:tcBorders>
-              <w:top w:val="single" w:sz="4" w:space="0" w:color="CCCCCC"/>
-              <w:bottom w:val="single" w:sz="4" w:space="0" w:color="CCCCCC"/>
-              <w:left w:val="single" w:sz="4" w:space="0" w:color="CCCCCC"/>
-              <w:right w:val="single" w:sz="4" w:space="0" w:color="CCCCCC"/>
-            </w:tcBorders>
-          </w:tcPr>
-          <w:p>
-            <w:pPr>
-              <w:spacing w:before="60" w:after="60" w:line="252" w:lineRule="auto"/>
-              <w:jc w:val="left"/>
-            </w:pPr>
-            <w:r/>
-            <w:r>
-              <w:rPr>
-                <w:b/>
-              </w:rPr>
-              <w:t>Fri 11/09</w:t>
-            </w:r>
-          </w:p>
-        </w:tc>
-        <w:tc>
-          <w:tcPr>
-            <w:tcW w:type="dxa" w:w="864"/>
-            <w:shd w:fill="FFFFFF"/>
-            <w:tcMar>
-              <w:top w:w="100" w:type="dxa"/>
-              <w:bottom w:w="100" w:type="dxa"/>
-              <w:left w:w="120" w:type="dxa"/>
-              <w:right w:w="120" w:type="dxa"/>
-            </w:tcMar>
-            <w:tcBorders>
-              <w:top w:val="single" w:sz="4" w:space="0" w:color="CCCCCC"/>
-              <w:bottom w:val="single" w:sz="4" w:space="0" w:color="CCCCCC"/>
-              <w:left w:val="single" w:sz="4" w:space="0" w:color="CCCCCC"/>
-              <w:right w:val="single" w:sz="4" w:space="0" w:color="CCCCCC"/>
-            </w:tcBorders>
-          </w:tcPr>
-          <w:p>
-            <w:pPr>
-              <w:spacing w:before="60" w:after="60" w:line="252" w:lineRule="auto"/>
-              <w:jc w:val="left"/>
-            </w:pPr>
-            <w:r/>
-            <w:r>
-              <w:t>NY Close 23-01</w:t>
-            </w:r>
-          </w:p>
-        </w:tc>
-        <w:tc>
-          <w:tcPr>
-            <w:tcW w:type="dxa" w:w="1440"/>
-            <w:shd w:fill="FFFFFF"/>
-            <w:tcMar>
-              <w:top w:w="100" w:type="dxa"/>
-              <w:bottom w:w="100" w:type="dxa"/>
-              <w:left w:w="120" w:type="dxa"/>
-              <w:right w:w="120" w:type="dxa"/>
-            </w:tcMar>
-            <w:tcBorders>
-              <w:top w:val="single" w:sz="4" w:space="0" w:color="CCCCCC"/>
-              <w:bottom w:val="single" w:sz="4" w:space="0" w:color="CCCCCC"/>
-              <w:left w:val="single" w:sz="4" w:space="0" w:color="CCCCCC"/>
-              <w:right w:val="single" w:sz="4" w:space="0" w:color="CCCCCC"/>
-            </w:tcBorders>
-          </w:tcPr>
-          <w:p>
-            <w:pPr>
-              <w:spacing w:before="60" w:after="60" w:line="252" w:lineRule="auto"/>
-              <w:jc w:val="left"/>
-            </w:pPr>
-            <w:r/>
-            <w:r>
-              <w:t>753.75</w:t>
-            </w:r>
-          </w:p>
-        </w:tc>
-        <w:tc>
-          <w:tcPr>
-            <w:tcW w:type="dxa" w:w="2016"/>
-            <w:shd w:fill="FFFFFF"/>
-            <w:tcMar>
-              <w:top w:w="100" w:type="dxa"/>
-              <w:bottom w:w="100" w:type="dxa"/>
-              <w:left w:w="120" w:type="dxa"/>
-              <w:right w:w="120" w:type="dxa"/>
-            </w:tcMar>
-            <w:tcBorders>
-              <w:top w:val="single" w:sz="4" w:space="0" w:color="CCCCCC"/>
-              <w:bottom w:val="single" w:sz="4" w:space="0" w:color="CCCCCC"/>
-              <w:left w:val="single" w:sz="4" w:space="0" w:color="CCCCCC"/>
-              <w:right w:val="single" w:sz="4" w:space="0" w:color="CCCCCC"/>
-            </w:tcBorders>
-          </w:tcPr>
-          <w:p>
-            <w:pPr>
-              <w:spacing w:before="60" w:after="60" w:line="252" w:lineRule="auto"/>
-              <w:jc w:val="left"/>
-            </w:pPr>
-            <w:r/>
-            <w:r>
-              <w:t>760.00</w:t>
-            </w:r>
-          </w:p>
-        </w:tc>
-        <w:tc>
-          <w:tcPr>
-            <w:tcW w:type="dxa" w:w="1152"/>
-            <w:shd w:fill="FFFFFF"/>
-            <w:tcMar>
-              <w:top w:w="100" w:type="dxa"/>
-              <w:bottom w:w="100" w:type="dxa"/>
-              <w:left w:w="120" w:type="dxa"/>
-              <w:right w:w="120" w:type="dxa"/>
-            </w:tcMar>
-            <w:tcBorders>
-              <w:top w:val="single" w:sz="4" w:space="0" w:color="CCCCCC"/>
-              <w:bottom w:val="single" w:sz="4" w:space="0" w:color="CCCCCC"/>
-              <w:left w:val="single" w:sz="4" w:space="0" w:color="CCCCCC"/>
-              <w:right w:val="single" w:sz="4" w:space="0" w:color="CCCCCC"/>
-            </w:tcBorders>
-          </w:tcPr>
-          <w:p>
-            <w:pPr>
-              <w:spacing w:before="60" w:after="60" w:line="252" w:lineRule="auto"/>
-              <w:jc w:val="left"/>
-            </w:pPr>
-            <w:r/>
-            <w:r>
-              <w:t>747.25</w:t>
-            </w:r>
-          </w:p>
-        </w:tc>
-        <w:tc>
-          <w:tcPr>
-            <w:tcW w:type="dxa" w:w="1728"/>
-            <w:shd w:fill="FFFFFF"/>
-            <w:tcMar>
-              <w:top w:w="100" w:type="dxa"/>
-              <w:bottom w:w="100" w:type="dxa"/>
-              <w:left w:w="120" w:type="dxa"/>
-              <w:right w:w="120" w:type="dxa"/>
-            </w:tcMar>
-            <w:tcBorders>
-              <w:top w:val="single" w:sz="4" w:space="0" w:color="CCCCCC"/>
-              <w:bottom w:val="single" w:sz="4" w:space="0" w:color="CCCCCC"/>
-              <w:left w:val="single" w:sz="4" w:space="0" w:color="CCCCCC"/>
-              <w:right w:val="single" w:sz="4" w:space="0" w:color="CCCCCC"/>
-            </w:tcBorders>
-          </w:tcPr>
-          <w:p>
-            <w:pPr>
-              <w:spacing w:before="60" w:after="60" w:line="252" w:lineRule="auto"/>
-              <w:jc w:val="left"/>
-            </w:pPr>
-            <w:r/>
-            <w:r>
-              <w:rPr>
-                <w:b/>
-              </w:rPr>
-              <w:t>753.00</w:t>
+              <w:t>754.25</w:t>
             </w:r>
           </w:p>
         </w:tc>

--- a/Daily Reports/05_09_2026-CBOT Reports.docx
+++ b/Daily Reports/05_09_2026-CBOT Reports.docx
@@ -104,7 +104,7 @@
           <w:color w:val="5C768D"/>
           <w:sz w:val="19"/>
         </w:rPr>
-        <w:t>Cập nhật tự động qua `macro_tracker.py` vào lúc 17:56 ICT ngày 05/09/2026</w:t>
+        <w:t>Cập nhật tự động qua `macro_tracker.py` vào lúc 18:01 ICT ngày 05/09/2026</w:t>
       </w:r>
     </w:p>
     <w:tbl>
@@ -1306,7 +1306,7 @@
           <w:color w:val="5C768D"/>
           <w:sz w:val="19"/>
         </w:rPr>
-        <w:t>Cập nhật tự động lúc 17:56 ICT ngày 05/09/2026 — Nguồn: NOAA, USDA, BOM Australia</w:t>
+        <w:t>Cập nhật tự động lúc 18:01 ICT ngày 05/09/2026 — Nguồn: NOAA, USDA, BOM Australia</w:t>
       </w:r>
     </w:p>
     <w:p>

--- a/Daily Reports/05_09_2026-CBOT Reports.docx
+++ b/Daily Reports/05_09_2026-CBOT Reports.docx
@@ -104,7 +104,7 @@
           <w:color w:val="5C768D"/>
           <w:sz w:val="19"/>
         </w:rPr>
-        <w:t>Cập nhật tự động qua `macro_tracker.py` vào lúc 18:01 ICT ngày 05/09/2026</w:t>
+        <w:t>Cập nhật tự động qua `macro_tracker.py` vào lúc 19:01 ICT ngày 05/09/2026</w:t>
       </w:r>
     </w:p>
     <w:tbl>
@@ -1306,7 +1306,7 @@
           <w:color w:val="5C768D"/>
           <w:sz w:val="19"/>
         </w:rPr>
-        <w:t>Cập nhật tự động lúc 18:01 ICT ngày 05/09/2026 — Nguồn: NOAA, USDA, BOM Australia</w:t>
+        <w:t>Cập nhật tự động lúc 19:01 ICT ngày 05/09/2026 — Nguồn: NOAA, USDA, BOM Australia</w:t>
       </w:r>
     </w:p>
     <w:p>

--- a/Daily Reports/05_09_2026-CBOT Reports.docx
+++ b/Daily Reports/05_09_2026-CBOT Reports.docx
@@ -104,7 +104,7 @@
           <w:color w:val="5C768D"/>
           <w:sz w:val="19"/>
         </w:rPr>
-        <w:t>Cập nhật tự động qua `macro_tracker.py` vào lúc 19:01 ICT ngày 05/09/2026</w:t>
+        <w:t>Cập nhật tự động qua `macro_tracker.py` vào lúc 20:01 ICT ngày 05/09/2026</w:t>
       </w:r>
     </w:p>
     <w:tbl>
@@ -1306,7 +1306,7 @@
           <w:color w:val="5C768D"/>
           <w:sz w:val="19"/>
         </w:rPr>
-        <w:t>Cập nhật tự động lúc 19:01 ICT ngày 05/09/2026 — Nguồn: NOAA, USDA, BOM Australia</w:t>
+        <w:t>Cập nhật tự động lúc 20:01 ICT ngày 05/09/2026 — Nguồn: NOAA, USDA, BOM Australia</w:t>
       </w:r>
     </w:p>
     <w:p>

--- a/Daily Reports/05_09_2026-CBOT Reports.docx
+++ b/Daily Reports/05_09_2026-CBOT Reports.docx
@@ -104,7 +104,7 @@
           <w:color w:val="5C768D"/>
           <w:sz w:val="19"/>
         </w:rPr>
-        <w:t>Cập nhật tự động qua `macro_tracker.py` vào lúc 20:01 ICT ngày 05/09/2026</w:t>
+        <w:t>Cập nhật tự động qua `macro_tracker.py` vào lúc 21:00 ICT ngày 05/09/2026</w:t>
       </w:r>
     </w:p>
     <w:tbl>
@@ -1306,7 +1306,7 @@
           <w:color w:val="5C768D"/>
           <w:sz w:val="19"/>
         </w:rPr>
-        <w:t>Cập nhật tự động lúc 20:01 ICT ngày 05/09/2026 — Nguồn: NOAA, USDA, BOM Australia</w:t>
+        <w:t>Cập nhật tự động lúc 21:00 ICT ngày 05/09/2026 — Nguồn: NOAA, USDA, BOM Australia</w:t>
       </w:r>
     </w:p>
     <w:p>

--- a/Daily Reports/05_09_2026-CBOT Reports.docx
+++ b/Daily Reports/05_09_2026-CBOT Reports.docx
@@ -104,7 +104,7 @@
           <w:color w:val="5C768D"/>
           <w:sz w:val="19"/>
         </w:rPr>
-        <w:t>Cập nhật tự động qua `macro_tracker.py` vào lúc 21:00 ICT ngày 05/09/2026</w:t>
+        <w:t>Cập nhật tự động qua `macro_tracker.py` vào lúc 22:54 ICT ngày 05/09/2026</w:t>
       </w:r>
     </w:p>
     <w:tbl>
@@ -1306,7 +1306,7 @@
           <w:color w:val="5C768D"/>
           <w:sz w:val="19"/>
         </w:rPr>
-        <w:t>Cập nhật tự động lúc 21:00 ICT ngày 05/09/2026 — Nguồn: NOAA, USDA, BOM Australia</w:t>
+        <w:t>Cập nhật tự động lúc 22:54 ICT ngày 05/09/2026 — Nguồn: NOAA, USDA, BOM Australia</w:t>
       </w:r>
     </w:p>
     <w:p>

--- a/Daily Reports/05_09_2026-CBOT Reports.docx
+++ b/Daily Reports/05_09_2026-CBOT Reports.docx
@@ -104,7 +104,7 @@
           <w:color w:val="5C768D"/>
           <w:sz w:val="19"/>
         </w:rPr>
-        <w:t>Cập nhật tự động qua `macro_tracker.py` vào lúc 22:54 ICT ngày 05/09/2026</w:t>
+        <w:t>Cập nhật tự động qua `macro_tracker.py` vào lúc 23:00 ICT ngày 05/09/2026</w:t>
       </w:r>
     </w:p>
     <w:tbl>
@@ -1306,7 +1306,7 @@
           <w:color w:val="5C768D"/>
           <w:sz w:val="19"/>
         </w:rPr>
-        <w:t>Cập nhật tự động lúc 22:54 ICT ngày 05/09/2026 — Nguồn: NOAA, USDA, BOM Australia</w:t>
+        <w:t>Cập nhật tự động lúc 23:00 ICT ngày 05/09/2026 — Nguồn: NOAA, USDA, BOM Australia</w:t>
       </w:r>
     </w:p>
     <w:p>
